--- a/plane-track-doc.docx
+++ b/plane-track-doc.docx
@@ -4,12 +4,12 @@
   <w:body>
     <w:p>
       <w:pPr>
-        <w:spacing w:after="80" w:before="480"/>
+        <w:spacing w:before="480" w:after="80"/>
         <w:jc w:val="center"/>
       </w:pPr>
       <w:r>
         <w:rPr>
-          <w:rFonts w:ascii="Arial" w:cs="Arial" w:eastAsia="Arial" w:hAnsi="Arial"/>
+          <w:rFonts w:ascii="Arial" w:hAnsi="Arial" w:eastAsia="Arial" w:cs="Arial"/>
           <w:b/>
           <w:bCs/>
           <w:color w:val="1B3A6B"/>
@@ -26,7 +26,7 @@
       </w:pPr>
       <w:r>
         <w:rPr>
-          <w:rFonts w:ascii="Arial" w:cs="Arial" w:eastAsia="Arial" w:hAnsi="Arial"/>
+          <w:rFonts w:ascii="Arial" w:hAnsi="Arial" w:eastAsia="Arial" w:cs="Arial"/>
           <w:color w:val="2E5FA3"/>
           <w:sz w:val="32"/>
           <w:szCs w:val="32"/>
@@ -61,7 +61,7 @@
         <w:spacing w:after="120"/>
       </w:pPr>
       <w:r>
-        <w:t xml:space="preserve">Plane-Track is a local Kubernetes demonstration of a real-time aviation safety monitoring pipeline. It ingests ADS-B transponder position data from the Paris-Orly bounding box (48.10–49.15°N / 1.90–2.90°E), processes it with Apache Flink SQL Complex Event Processing (CEP) rules, and surfaces detected flight anomalies on a live Flask web dashboard. When no live OpenSky Network credentials are available, a built-in ADS-B Simulator generates synthetic flights to drive the full pipeline end-to-end.</w:t>
+        <w:t xml:space="preserve">Plane-Track is a local Kubernetes demonstration of a real-time aviation safety monitoring pipeline. It ingests ADS-B transponder position data from the Paris-Orly bounding box (48.10-49.15N / 1.90-2.90E), processes it with Apache Flink SQL Complex Event Processing (CEP) rules, and surfaces detected flight anomalies on a live Flask web dashboard. Five CEP patterns are detected in real time. When no live OpenSky Network credentials are available, a built-in ADS-B Simulator generates synthetic flights to drive the full pipeline end-to-end. An optional IBM Automation Decision Services (ADS) integration enriches each alert with a severity rating and recommended action.</w:t>
       </w:r>
     </w:p>
     <w:p>
@@ -87,7 +87,7 @@
     </w:p>
     <w:tbl>
       <w:tblPr>
-        <w:tblW w:type="auto" w:w="100"/>
+        <w:tblW w:w="100" w:type="auto"/>
         <w:tblBorders>
           <w:top w:val="single" w:color="auto" w:sz="4"/>
           <w:left w:val="single" w:color="auto" w:sz="4"/>
@@ -97,10 +97,10 @@
           <w:insideV w:val="single" w:color="auto" w:sz="4"/>
         </w:tblBorders>
         <w:tblCellMar>
-          <w:top w:type="dxa" w:w="80"/>
-          <w:left w:type="dxa" w:w="160"/>
-          <w:bottom w:type="dxa" w:w="80"/>
-          <w:right w:type="dxa" w:w="160"/>
+          <w:top w:w="80" w:type="dxa"/>
+          <w:left w:w="160" w:type="dxa"/>
+          <w:bottom w:w="80" w:type="dxa"/>
+          <w:right w:w="160" w:type="dxa"/>
         </w:tblCellMar>
       </w:tblPr>
       <w:tblGrid>
@@ -114,14 +114,14 @@
         </w:trPr>
         <w:tc>
           <w:tcPr>
-            <w:tcW w:type="dxa" w:w="1800"/>
-            <w:tcBorders>
-              <w:top w:val="single" w:color="CCCCCC" w:sz="1"/>
-              <w:left w:val="single" w:color="CCCCCC" w:sz="1"/>
-              <w:bottom w:val="single" w:color="CCCCCC" w:sz="1"/>
-              <w:right w:val="single" w:color="CCCCCC" w:sz="1"/>
-            </w:tcBorders>
-            <w:shd w:fill="1B3A6B" w:val="clear"/>
+            <w:tcW w:w="1800" w:type="dxa"/>
+            <w:tcBorders>
+              <w:top w:val="single" w:color="CCCCCC" w:sz="1"/>
+              <w:left w:val="single" w:color="CCCCCC" w:sz="1"/>
+              <w:bottom w:val="single" w:color="CCCCCC" w:sz="1"/>
+              <w:right w:val="single" w:color="CCCCCC" w:sz="1"/>
+            </w:tcBorders>
+            <w:shd w:val="clear" w:fill="1B3A6B"/>
             <w:vAlign w:val="center"/>
           </w:tcPr>
           <w:p>
@@ -141,14 +141,14 @@
         </w:tc>
         <w:tc>
           <w:tcPr>
-            <w:tcW w:type="dxa" w:w="5760"/>
-            <w:tcBorders>
-              <w:top w:val="single" w:color="CCCCCC" w:sz="1"/>
-              <w:left w:val="single" w:color="CCCCCC" w:sz="1"/>
-              <w:bottom w:val="single" w:color="CCCCCC" w:sz="1"/>
-              <w:right w:val="single" w:color="CCCCCC" w:sz="1"/>
-            </w:tcBorders>
-            <w:shd w:fill="1B3A6B" w:val="clear"/>
+            <w:tcW w:w="5760" w:type="dxa"/>
+            <w:tcBorders>
+              <w:top w:val="single" w:color="CCCCCC" w:sz="1"/>
+              <w:left w:val="single" w:color="CCCCCC" w:sz="1"/>
+              <w:bottom w:val="single" w:color="CCCCCC" w:sz="1"/>
+              <w:right w:val="single" w:color="CCCCCC" w:sz="1"/>
+            </w:tcBorders>
+            <w:shd w:val="clear" w:fill="1B3A6B"/>
             <w:vAlign w:val="center"/>
           </w:tcPr>
           <w:p>
@@ -168,14 +168,14 @@
         </w:tc>
         <w:tc>
           <w:tcPr>
-            <w:tcW w:type="dxa" w:w="1800"/>
-            <w:tcBorders>
-              <w:top w:val="single" w:color="CCCCCC" w:sz="1"/>
-              <w:left w:val="single" w:color="CCCCCC" w:sz="1"/>
-              <w:bottom w:val="single" w:color="CCCCCC" w:sz="1"/>
-              <w:right w:val="single" w:color="CCCCCC" w:sz="1"/>
-            </w:tcBorders>
-            <w:shd w:fill="1B3A6B" w:val="clear"/>
+            <w:tcW w:w="1800" w:type="dxa"/>
+            <w:tcBorders>
+              <w:top w:val="single" w:color="CCCCCC" w:sz="1"/>
+              <w:left w:val="single" w:color="CCCCCC" w:sz="1"/>
+              <w:bottom w:val="single" w:color="CCCCCC" w:sz="1"/>
+              <w:right w:val="single" w:color="CCCCCC" w:sz="1"/>
+            </w:tcBorders>
+            <w:shd w:val="clear" w:fill="1B3A6B"/>
             <w:vAlign w:val="center"/>
           </w:tcPr>
           <w:p>
@@ -200,14 +200,14 @@
         </w:trPr>
         <w:tc>
           <w:tcPr>
-            <w:tcW w:type="dxa" w:w="1800"/>
-            <w:tcBorders>
-              <w:top w:val="single" w:color="CCCCCC" w:sz="1"/>
-              <w:left w:val="single" w:color="CCCCCC" w:sz="1"/>
-              <w:bottom w:val="single" w:color="CCCCCC" w:sz="1"/>
-              <w:right w:val="single" w:color="CCCCCC" w:sz="1"/>
-            </w:tcBorders>
-            <w:shd w:fill="FFFFFF" w:val="clear"/>
+            <w:tcW w:w="1800" w:type="dxa"/>
+            <w:tcBorders>
+              <w:top w:val="single" w:color="CCCCCC" w:sz="1"/>
+              <w:left w:val="single" w:color="CCCCCC" w:sz="1"/>
+              <w:bottom w:val="single" w:color="CCCCCC" w:sz="1"/>
+              <w:right w:val="single" w:color="CCCCCC" w:sz="1"/>
+            </w:tcBorders>
+            <w:shd w:val="clear" w:fill="FFFFFF"/>
             <w:vAlign w:val="center"/>
           </w:tcPr>
           <w:p>
@@ -227,14 +227,14 @@
         </w:tc>
         <w:tc>
           <w:tcPr>
-            <w:tcW w:type="dxa" w:w="5760"/>
-            <w:tcBorders>
-              <w:top w:val="single" w:color="CCCCCC" w:sz="1"/>
-              <w:left w:val="single" w:color="CCCCCC" w:sz="1"/>
-              <w:bottom w:val="single" w:color="CCCCCC" w:sz="1"/>
-              <w:right w:val="single" w:color="CCCCCC" w:sz="1"/>
-            </w:tcBorders>
-            <w:shd w:fill="FFFFFF" w:val="clear"/>
+            <w:tcW w:w="5760" w:type="dxa"/>
+            <w:tcBorders>
+              <w:top w:val="single" w:color="CCCCCC" w:sz="1"/>
+              <w:left w:val="single" w:color="CCCCCC" w:sz="1"/>
+              <w:bottom w:val="single" w:color="CCCCCC" w:sz="1"/>
+              <w:right w:val="single" w:color="CCCCCC" w:sz="1"/>
+            </w:tcBorders>
+            <w:shd w:val="clear" w:fill="FFFFFF"/>
             <w:vAlign w:val="center"/>
           </w:tcPr>
           <w:p>
@@ -254,14 +254,14 @@
         </w:tc>
         <w:tc>
           <w:tcPr>
-            <w:tcW w:type="dxa" w:w="1800"/>
-            <w:tcBorders>
-              <w:top w:val="single" w:color="CCCCCC" w:sz="1"/>
-              <w:left w:val="single" w:color="CCCCCC" w:sz="1"/>
-              <w:bottom w:val="single" w:color="CCCCCC" w:sz="1"/>
-              <w:right w:val="single" w:color="CCCCCC" w:sz="1"/>
-            </w:tcBorders>
-            <w:shd w:fill="FFFFFF" w:val="clear"/>
+            <w:tcW w:w="1800" w:type="dxa"/>
+            <w:tcBorders>
+              <w:top w:val="single" w:color="CCCCCC" w:sz="1"/>
+              <w:left w:val="single" w:color="CCCCCC" w:sz="1"/>
+              <w:bottom w:val="single" w:color="CCCCCC" w:sz="1"/>
+              <w:right w:val="single" w:color="CCCCCC" w:sz="1"/>
+            </w:tcBorders>
+            <w:shd w:val="clear" w:fill="FFFFFF"/>
             <w:vAlign w:val="center"/>
           </w:tcPr>
           <w:p>
@@ -286,14 +286,14 @@
         </w:trPr>
         <w:tc>
           <w:tcPr>
-            <w:tcW w:type="dxa" w:w="1800"/>
-            <w:tcBorders>
-              <w:top w:val="single" w:color="CCCCCC" w:sz="1"/>
-              <w:left w:val="single" w:color="CCCCCC" w:sz="1"/>
-              <w:bottom w:val="single" w:color="CCCCCC" w:sz="1"/>
-              <w:right w:val="single" w:color="CCCCCC" w:sz="1"/>
-            </w:tcBorders>
-            <w:shd w:fill="FFFBEB" w:val="clear"/>
+            <w:tcW w:w="1800" w:type="dxa"/>
+            <w:tcBorders>
+              <w:top w:val="single" w:color="CCCCCC" w:sz="1"/>
+              <w:left w:val="single" w:color="CCCCCC" w:sz="1"/>
+              <w:bottom w:val="single" w:color="CCCCCC" w:sz="1"/>
+              <w:right w:val="single" w:color="CCCCCC" w:sz="1"/>
+            </w:tcBorders>
+            <w:shd w:val="clear" w:fill="FFFBEB"/>
             <w:vAlign w:val="center"/>
           </w:tcPr>
           <w:p>
@@ -313,14 +313,14 @@
         </w:tc>
         <w:tc>
           <w:tcPr>
-            <w:tcW w:type="dxa" w:w="5760"/>
-            <w:tcBorders>
-              <w:top w:val="single" w:color="CCCCCC" w:sz="1"/>
-              <w:left w:val="single" w:color="CCCCCC" w:sz="1"/>
-              <w:bottom w:val="single" w:color="CCCCCC" w:sz="1"/>
-              <w:right w:val="single" w:color="CCCCCC" w:sz="1"/>
-            </w:tcBorders>
-            <w:shd w:fill="FFFBEB" w:val="clear"/>
+            <w:tcW w:w="5760" w:type="dxa"/>
+            <w:tcBorders>
+              <w:top w:val="single" w:color="CCCCCC" w:sz="1"/>
+              <w:left w:val="single" w:color="CCCCCC" w:sz="1"/>
+              <w:bottom w:val="single" w:color="CCCCCC" w:sz="1"/>
+              <w:right w:val="single" w:color="CCCCCC" w:sz="1"/>
+            </w:tcBorders>
+            <w:shd w:val="clear" w:fill="FFFBEB"/>
             <w:vAlign w:val="center"/>
           </w:tcPr>
           <w:p>
@@ -340,14 +340,14 @@
         </w:tc>
         <w:tc>
           <w:tcPr>
-            <w:tcW w:type="dxa" w:w="1800"/>
-            <w:tcBorders>
-              <w:top w:val="single" w:color="CCCCCC" w:sz="1"/>
-              <w:left w:val="single" w:color="CCCCCC" w:sz="1"/>
-              <w:bottom w:val="single" w:color="CCCCCC" w:sz="1"/>
-              <w:right w:val="single" w:color="CCCCCC" w:sz="1"/>
-            </w:tcBorders>
-            <w:shd w:fill="FFFBEB" w:val="clear"/>
+            <w:tcW w:w="1800" w:type="dxa"/>
+            <w:tcBorders>
+              <w:top w:val="single" w:color="CCCCCC" w:sz="1"/>
+              <w:left w:val="single" w:color="CCCCCC" w:sz="1"/>
+              <w:bottom w:val="single" w:color="CCCCCC" w:sz="1"/>
+              <w:right w:val="single" w:color="CCCCCC" w:sz="1"/>
+            </w:tcBorders>
+            <w:shd w:val="clear" w:fill="FFFBEB"/>
             <w:vAlign w:val="center"/>
           </w:tcPr>
           <w:p>
@@ -372,14 +372,14 @@
         </w:trPr>
         <w:tc>
           <w:tcPr>
-            <w:tcW w:type="dxa" w:w="1800"/>
-            <w:tcBorders>
-              <w:top w:val="single" w:color="CCCCCC" w:sz="1"/>
-              <w:left w:val="single" w:color="CCCCCC" w:sz="1"/>
-              <w:bottom w:val="single" w:color="CCCCCC" w:sz="1"/>
-              <w:right w:val="single" w:color="CCCCCC" w:sz="1"/>
-            </w:tcBorders>
-            <w:shd w:fill="FFFFFF" w:val="clear"/>
+            <w:tcW w:w="1800" w:type="dxa"/>
+            <w:tcBorders>
+              <w:top w:val="single" w:color="CCCCCC" w:sz="1"/>
+              <w:left w:val="single" w:color="CCCCCC" w:sz="1"/>
+              <w:bottom w:val="single" w:color="CCCCCC" w:sz="1"/>
+              <w:right w:val="single" w:color="CCCCCC" w:sz="1"/>
+            </w:tcBorders>
+            <w:shd w:val="clear" w:fill="FFFFFF"/>
             <w:vAlign w:val="center"/>
           </w:tcPr>
           <w:p>
@@ -399,14 +399,14 @@
         </w:tc>
         <w:tc>
           <w:tcPr>
-            <w:tcW w:type="dxa" w:w="5760"/>
-            <w:tcBorders>
-              <w:top w:val="single" w:color="CCCCCC" w:sz="1"/>
-              <w:left w:val="single" w:color="CCCCCC" w:sz="1"/>
-              <w:bottom w:val="single" w:color="CCCCCC" w:sz="1"/>
-              <w:right w:val="single" w:color="CCCCCC" w:sz="1"/>
-            </w:tcBorders>
-            <w:shd w:fill="FFFFFF" w:val="clear"/>
+            <w:tcW w:w="5760" w:type="dxa"/>
+            <w:tcBorders>
+              <w:top w:val="single" w:color="CCCCCC" w:sz="1"/>
+              <w:left w:val="single" w:color="CCCCCC" w:sz="1"/>
+              <w:bottom w:val="single" w:color="CCCCCC" w:sz="1"/>
+              <w:right w:val="single" w:color="CCCCCC" w:sz="1"/>
+            </w:tcBorders>
+            <w:shd w:val="clear" w:fill="FFFFFF"/>
             <w:vAlign w:val="center"/>
           </w:tcPr>
           <w:p>
@@ -426,14 +426,14 @@
         </w:tc>
         <w:tc>
           <w:tcPr>
-            <w:tcW w:type="dxa" w:w="1800"/>
-            <w:tcBorders>
-              <w:top w:val="single" w:color="CCCCCC" w:sz="1"/>
-              <w:left w:val="single" w:color="CCCCCC" w:sz="1"/>
-              <w:bottom w:val="single" w:color="CCCCCC" w:sz="1"/>
-              <w:right w:val="single" w:color="CCCCCC" w:sz="1"/>
-            </w:tcBorders>
-            <w:shd w:fill="FFFFFF" w:val="clear"/>
+            <w:tcW w:w="1800" w:type="dxa"/>
+            <w:tcBorders>
+              <w:top w:val="single" w:color="CCCCCC" w:sz="1"/>
+              <w:left w:val="single" w:color="CCCCCC" w:sz="1"/>
+              <w:bottom w:val="single" w:color="CCCCCC" w:sz="1"/>
+              <w:right w:val="single" w:color="CCCCCC" w:sz="1"/>
+            </w:tcBorders>
+            <w:shd w:val="clear" w:fill="FFFFFF"/>
             <w:vAlign w:val="center"/>
           </w:tcPr>
           <w:p>
@@ -458,14 +458,14 @@
         </w:trPr>
         <w:tc>
           <w:tcPr>
-            <w:tcW w:type="dxa" w:w="1800"/>
-            <w:tcBorders>
-              <w:top w:val="single" w:color="CCCCCC" w:sz="1"/>
-              <w:left w:val="single" w:color="CCCCCC" w:sz="1"/>
-              <w:bottom w:val="single" w:color="CCCCCC" w:sz="1"/>
-              <w:right w:val="single" w:color="CCCCCC" w:sz="1"/>
-            </w:tcBorders>
-            <w:shd w:fill="F0FDF4" w:val="clear"/>
+            <w:tcW w:w="1800" w:type="dxa"/>
+            <w:tcBorders>
+              <w:top w:val="single" w:color="CCCCCC" w:sz="1"/>
+              <w:left w:val="single" w:color="CCCCCC" w:sz="1"/>
+              <w:bottom w:val="single" w:color="CCCCCC" w:sz="1"/>
+              <w:right w:val="single" w:color="CCCCCC" w:sz="1"/>
+            </w:tcBorders>
+            <w:shd w:val="clear" w:fill="F0FDF4"/>
             <w:vAlign w:val="center"/>
           </w:tcPr>
           <w:p>
@@ -485,14 +485,14 @@
         </w:tc>
         <w:tc>
           <w:tcPr>
-            <w:tcW w:type="dxa" w:w="5760"/>
-            <w:tcBorders>
-              <w:top w:val="single" w:color="CCCCCC" w:sz="1"/>
-              <w:left w:val="single" w:color="CCCCCC" w:sz="1"/>
-              <w:bottom w:val="single" w:color="CCCCCC" w:sz="1"/>
-              <w:right w:val="single" w:color="CCCCCC" w:sz="1"/>
-            </w:tcBorders>
-            <w:shd w:fill="F0FDF4" w:val="clear"/>
+            <w:tcW w:w="5760" w:type="dxa"/>
+            <w:tcBorders>
+              <w:top w:val="single" w:color="CCCCCC" w:sz="1"/>
+              <w:left w:val="single" w:color="CCCCCC" w:sz="1"/>
+              <w:bottom w:val="single" w:color="CCCCCC" w:sz="1"/>
+              <w:right w:val="single" w:color="CCCCCC" w:sz="1"/>
+            </w:tcBorders>
+            <w:shd w:val="clear" w:fill="F0FDF4"/>
             <w:vAlign w:val="center"/>
           </w:tcPr>
           <w:p>
@@ -512,14 +512,14 @@
         </w:tc>
         <w:tc>
           <w:tcPr>
-            <w:tcW w:type="dxa" w:w="1800"/>
-            <w:tcBorders>
-              <w:top w:val="single" w:color="CCCCCC" w:sz="1"/>
-              <w:left w:val="single" w:color="CCCCCC" w:sz="1"/>
-              <w:bottom w:val="single" w:color="CCCCCC" w:sz="1"/>
-              <w:right w:val="single" w:color="CCCCCC" w:sz="1"/>
-            </w:tcBorders>
-            <w:shd w:fill="F0FDF4" w:val="clear"/>
+            <w:tcW w:w="1800" w:type="dxa"/>
+            <w:tcBorders>
+              <w:top w:val="single" w:color="CCCCCC" w:sz="1"/>
+              <w:left w:val="single" w:color="CCCCCC" w:sz="1"/>
+              <w:bottom w:val="single" w:color="CCCCCC" w:sz="1"/>
+              <w:right w:val="single" w:color="CCCCCC" w:sz="1"/>
+            </w:tcBorders>
+            <w:shd w:val="clear" w:fill="F0FDF4"/>
             <w:vAlign w:val="center"/>
           </w:tcPr>
           <w:p>
@@ -544,14 +544,14 @@
         </w:trPr>
         <w:tc>
           <w:tcPr>
-            <w:tcW w:type="dxa" w:w="1800"/>
-            <w:tcBorders>
-              <w:top w:val="single" w:color="CCCCCC" w:sz="1"/>
-              <w:left w:val="single" w:color="CCCCCC" w:sz="1"/>
-              <w:bottom w:val="single" w:color="CCCCCC" w:sz="1"/>
-              <w:right w:val="single" w:color="CCCCCC" w:sz="1"/>
-            </w:tcBorders>
-            <w:shd w:fill="FFFFFF" w:val="clear"/>
+            <w:tcW w:w="1800" w:type="dxa"/>
+            <w:tcBorders>
+              <w:top w:val="single" w:color="CCCCCC" w:sz="1"/>
+              <w:left w:val="single" w:color="CCCCCC" w:sz="1"/>
+              <w:bottom w:val="single" w:color="CCCCCC" w:sz="1"/>
+              <w:right w:val="single" w:color="CCCCCC" w:sz="1"/>
+            </w:tcBorders>
+            <w:shd w:val="clear" w:fill="FFFFFF"/>
             <w:vAlign w:val="center"/>
           </w:tcPr>
           <w:p>
@@ -571,14 +571,14 @@
         </w:tc>
         <w:tc>
           <w:tcPr>
-            <w:tcW w:type="dxa" w:w="5760"/>
-            <w:tcBorders>
-              <w:top w:val="single" w:color="CCCCCC" w:sz="1"/>
-              <w:left w:val="single" w:color="CCCCCC" w:sz="1"/>
-              <w:bottom w:val="single" w:color="CCCCCC" w:sz="1"/>
-              <w:right w:val="single" w:color="CCCCCC" w:sz="1"/>
-            </w:tcBorders>
-            <w:shd w:fill="FFFFFF" w:val="clear"/>
+            <w:tcW w:w="5760" w:type="dxa"/>
+            <w:tcBorders>
+              <w:top w:val="single" w:color="CCCCCC" w:sz="1"/>
+              <w:left w:val="single" w:color="CCCCCC" w:sz="1"/>
+              <w:bottom w:val="single" w:color="CCCCCC" w:sz="1"/>
+              <w:right w:val="single" w:color="CCCCCC" w:sz="1"/>
+            </w:tcBorders>
+            <w:shd w:val="clear" w:fill="FFFFFF"/>
             <w:vAlign w:val="center"/>
           </w:tcPr>
           <w:p>
@@ -598,14 +598,14 @@
         </w:tc>
         <w:tc>
           <w:tcPr>
-            <w:tcW w:type="dxa" w:w="1800"/>
-            <w:tcBorders>
-              <w:top w:val="single" w:color="CCCCCC" w:sz="1"/>
-              <w:left w:val="single" w:color="CCCCCC" w:sz="1"/>
-              <w:bottom w:val="single" w:color="CCCCCC" w:sz="1"/>
-              <w:right w:val="single" w:color="CCCCCC" w:sz="1"/>
-            </w:tcBorders>
-            <w:shd w:fill="FFFFFF" w:val="clear"/>
+            <w:tcW w:w="1800" w:type="dxa"/>
+            <w:tcBorders>
+              <w:top w:val="single" w:color="CCCCCC" w:sz="1"/>
+              <w:left w:val="single" w:color="CCCCCC" w:sz="1"/>
+              <w:bottom w:val="single" w:color="CCCCCC" w:sz="1"/>
+              <w:right w:val="single" w:color="CCCCCC" w:sz="1"/>
+            </w:tcBorders>
+            <w:shd w:val="clear" w:fill="FFFFFF"/>
             <w:vAlign w:val="center"/>
           </w:tcPr>
           <w:p>
@@ -651,7 +651,7 @@
         <w:spacing w:after="120"/>
       </w:pPr>
       <w:r>
-        <w:t xml:space="preserve">An aircraft enters the ORY final approach corridor — below 3 000 ft (914 m) with a descending vertical rate — then climbs away without touching down. This go-around manoeuvre is detected within a 10-minute MATCH_RECOGNIZE event window.</w:t>
+        <w:t xml:space="preserve">An aircraft enters the ORY final approach corridor below 3 000 ft (914 m) with a descending vertical rate, then climbs away without touching down. This go-around manoeuvre is detected within a 10-minute MATCH_RECOGNIZE event window.</w:t>
       </w:r>
     </w:p>
     <w:p>
@@ -726,7 +726,7 @@
         <w:spacing w:after="120"/>
       </w:pPr>
       <w:r>
-        <w:t xml:space="preserve">Two different aircraft are simultaneously inside the approach corridor within the same 5-minute tumbling window. At Paris-Orly's single-runway configuration this signals an abnormal separation situation. Detected via a TUMBLE(5 min) self-join on the approach events stream.</w:t>
+        <w:t xml:space="preserve">Two different aircraft are simultaneously inside the short-final zone (alt &lt; 500 m) on the same runway axis within a HOP(90 s width, 10 s slide) window. At Paris-Orly's two-runway configuration this signals a separation violation. Detected via a self-join on the ory_short_final Kafka view.</w:t>
       </w:r>
     </w:p>
     <w:p>
@@ -739,7 +739,7 @@
         <w:spacing w:after="60"/>
       </w:pPr>
       <w:r>
-        <w:t xml:space="preserve">Both aircraft must satisfy: alt &lt; 914 m · on_ground = false</w:t>
+        <w:t xml:space="preserve">Both aircraft must satisfy: alt &lt; 500 m, on_ground = false</w:t>
       </w:r>
     </w:p>
     <w:p>
@@ -752,7 +752,7 @@
         <w:spacing w:after="60"/>
       </w:pPr>
       <w:r>
-        <w:t xml:space="preserve">Pair must have distinct icao24 identifiers</w:t>
+        <w:t xml:space="preserve">Pair must have distinct icao24 identifiers and be on the same runway axis (track +-25deg of RWY 06 or RWY 24)</w:t>
       </w:r>
     </w:p>
     <w:p>
@@ -765,13 +765,76 @@
         <w:spacing w:after="60"/>
       </w:pPr>
       <w:r>
-        <w:t xml:space="preserve">Both position events must fall within the same 5-minute tumbling window</w:t>
+        <w:t xml:space="preserve">Vertical separation &lt; 200 m, detected in a HOP(90 s width, 10 s slide) event-time window</w:t>
       </w:r>
     </w:p>
     <w:p>
       <w:pPr>
         <w:spacing w:after="160"/>
       </w:pPr>
+    </w:p>
+    <w:p>
+      <w:pPr>
+        <w:pStyle w:val="Heading2"/>
+        <w:spacing w:after="80"/>
+      </w:pPr>
+      <w:r>
+        <w:rPr>
+          <w:b/>
+        </w:rPr>
+        <w:t xml:space="preserve">3.3  Rapid Descent</w:t>
+      </w:r>
+    </w:p>
+    <w:p>
+      <w:pPr>
+        <w:spacing w:after="160"/>
+      </w:pPr>
+      <w:r>
+        <w:rPr/>
+        <w:t xml:space="preserve">A single-event streaming filter: an airborne aircraft inside the ORY bounding box with baro_altitude &lt; 2 000 m and vertical_rate &lt; -18 m/s (approx. 3 540 ft/min). Fires immediately on each matching ADS-B vector, no window required. Flink job: cep3-rapid-descent.</w:t>
+      </w:r>
+    </w:p>
+    <w:p>
+      <w:pPr>
+        <w:pStyle w:val="Heading2"/>
+        <w:spacing w:after="80"/>
+      </w:pPr>
+      <w:r>
+        <w:rPr>
+          <w:b/>
+        </w:rPr>
+        <w:t xml:space="preserve">3.4  Corridor Overload</w:t>
+      </w:r>
+    </w:p>
+    <w:p>
+      <w:pPr>
+        <w:spacing w:after="160"/>
+      </w:pPr>
+      <w:r>
+        <w:rPr/>
+        <w:t xml:space="preserve">A TUMBLE(30 s) aggregate window counts distinct aircraft simultaneously in the approach corridor. Fires when COUNT(DISTINCT icao24) &gt;= 3 within the same 30-second tumbling window. Threshold: alt &lt; 914 m, on_ground = false. Flink job: cep4-corridor-overload.</w:t>
+      </w:r>
+    </w:p>
+    <w:p>
+      <w:pPr>
+        <w:pStyle w:val="Heading2"/>
+        <w:spacing w:after="80"/>
+      </w:pPr>
+      <w:r>
+        <w:rPr>
+          <w:b/>
+        </w:rPr>
+        <w:t xml:space="preserve">3.5  Repeated Go-Around</w:t>
+      </w:r>
+    </w:p>
+    <w:p>
+      <w:pPr>
+        <w:spacing w:after="200"/>
+      </w:pPr>
+      <w:r>
+        <w:rPr/>
+        <w:t xml:space="preserve">A self-join on the ory_missed_approach Kafka topic fires when the same icao24 produces two missed-approach events within a 30-minute interval. Consumes CEP1 output, not adsb_raw directly. Flink job: cep5-repeated-goaround.</w:t>
+      </w:r>
     </w:p>
     <w:p>
       <w:pPr>
@@ -783,7 +846,7 @@
     </w:p>
     <w:tbl>
       <w:tblPr>
-        <w:tblW w:type="auto" w:w="100"/>
+        <w:tblW w:w="100" w:type="auto"/>
         <w:tblBorders>
           <w:top w:val="single" w:color="auto" w:sz="4"/>
           <w:left w:val="single" w:color="auto" w:sz="4"/>
@@ -793,10 +856,10 @@
           <w:insideV w:val="single" w:color="auto" w:sz="4"/>
         </w:tblBorders>
         <w:tblCellMar>
-          <w:top w:type="dxa" w:w="80"/>
-          <w:left w:type="dxa" w:w="160"/>
-          <w:bottom w:type="dxa" w:w="80"/>
-          <w:right w:type="dxa" w:w="160"/>
+          <w:top w:w="80" w:type="dxa"/>
+          <w:left w:w="160" w:type="dxa"/>
+          <w:bottom w:w="80" w:type="dxa"/>
+          <w:right w:w="160" w:type="dxa"/>
         </w:tblCellMar>
       </w:tblPr>
       <w:tblGrid>
@@ -810,82 +873,64 @@
         </w:trPr>
         <w:tc>
           <w:tcPr>
-            <w:tcW w:type="dxa" w:w="2800"/>
-            <w:tcBorders>
-              <w:top w:val="single" w:color="CCCCCC" w:sz="1"/>
-              <w:left w:val="single" w:color="CCCCCC" w:sz="1"/>
-              <w:bottom w:val="single" w:color="CCCCCC" w:sz="1"/>
-              <w:right w:val="single" w:color="CCCCCC" w:sz="1"/>
-            </w:tcBorders>
-            <w:shd w:fill="1B3A6B" w:val="clear"/>
-            <w:vAlign w:val="center"/>
-          </w:tcPr>
-          <w:p>
-            <w:pPr>
-              <w:spacing w:after="60"/>
-            </w:pPr>
-            <w:r>
-              <w:rPr>
-                <w:b/>
-                <w:bCs/>
-                <w:sz w:val="20"/>
-                <w:szCs w:val="20"/>
-              </w:rPr>
+            <w:tcW w:w="2800" w:type="dxa"/>
+            <w:tcBorders>
+              <w:top w:val="single" w:color="CCCCCC" w:sz="1"/>
+              <w:left w:val="single" w:color="CCCCCC" w:sz="1"/>
+              <w:bottom w:val="single" w:color="CCCCCC" w:sz="1"/>
+              <w:right w:val="single" w:color="CCCCCC" w:sz="1"/>
+            </w:tcBorders>
+            <w:shd w:val="clear" w:fill="1B3A6B"/>
+            <w:vAlign w:val="center"/>
+          </w:tcPr>
+          <w:p>
+            <w:pPr>
+              <w:spacing w:after="60"/>
+            </w:pPr>
+            <w:r>
               <w:t xml:space="preserve">Topic</w:t>
             </w:r>
           </w:p>
         </w:tc>
         <w:tc>
           <w:tcPr>
-            <w:tcW w:type="dxa" w:w="3600"/>
-            <w:tcBorders>
-              <w:top w:val="single" w:color="CCCCCC" w:sz="1"/>
-              <w:left w:val="single" w:color="CCCCCC" w:sz="1"/>
-              <w:bottom w:val="single" w:color="CCCCCC" w:sz="1"/>
-              <w:right w:val="single" w:color="CCCCCC" w:sz="1"/>
-            </w:tcBorders>
-            <w:shd w:fill="1B3A6B" w:val="clear"/>
-            <w:vAlign w:val="center"/>
-          </w:tcPr>
-          <w:p>
-            <w:pPr>
-              <w:spacing w:after="60"/>
-            </w:pPr>
-            <w:r>
-              <w:rPr>
-                <w:b/>
-                <w:bCs/>
-                <w:sz w:val="20"/>
-                <w:szCs w:val="20"/>
-              </w:rPr>
-              <w:t xml:space="preserve">Purpose</w:t>
-            </w:r>
-          </w:p>
-        </w:tc>
-        <w:tc>
-          <w:tcPr>
-            <w:tcW w:type="dxa" w:w="2960"/>
-            <w:tcBorders>
-              <w:top w:val="single" w:color="CCCCCC" w:sz="1"/>
-              <w:left w:val="single" w:color="CCCCCC" w:sz="1"/>
-              <w:bottom w:val="single" w:color="CCCCCC" w:sz="1"/>
-              <w:right w:val="single" w:color="CCCCCC" w:sz="1"/>
-            </w:tcBorders>
-            <w:shd w:fill="1B3A6B" w:val="clear"/>
-            <w:vAlign w:val="center"/>
-          </w:tcPr>
-          <w:p>
-            <w:pPr>
-              <w:spacing w:after="60"/>
-            </w:pPr>
-            <w:r>
-              <w:rPr>
-                <w:b/>
-                <w:bCs/>
-                <w:sz w:val="20"/>
-                <w:szCs w:val="20"/>
-              </w:rPr>
-              <w:t xml:space="preserve">Stats</w:t>
+            <w:tcW w:w="3600" w:type="dxa"/>
+            <w:tcBorders>
+              <w:top w:val="single" w:color="CCCCCC" w:sz="1"/>
+              <w:left w:val="single" w:color="CCCCCC" w:sz="1"/>
+              <w:bottom w:val="single" w:color="CCCCCC" w:sz="1"/>
+              <w:right w:val="single" w:color="CCCCCC" w:sz="1"/>
+            </w:tcBorders>
+            <w:shd w:val="clear" w:fill="1B3A6B"/>
+            <w:vAlign w:val="center"/>
+          </w:tcPr>
+          <w:p>
+            <w:pPr>
+              <w:spacing w:after="60"/>
+            </w:pPr>
+            <w:r>
+              <w:t xml:space="preserve">Producer</w:t>
+            </w:r>
+          </w:p>
+        </w:tc>
+        <w:tc>
+          <w:tcPr>
+            <w:tcW w:w="2960" w:type="dxa"/>
+            <w:tcBorders>
+              <w:top w:val="single" w:color="CCCCCC" w:sz="1"/>
+              <w:left w:val="single" w:color="CCCCCC" w:sz="1"/>
+              <w:bottom w:val="single" w:color="CCCCCC" w:sz="1"/>
+              <w:right w:val="single" w:color="CCCCCC" w:sz="1"/>
+            </w:tcBorders>
+            <w:shd w:val="clear" w:fill="1B3A6B"/>
+            <w:vAlign w:val="center"/>
+          </w:tcPr>
+          <w:p>
+            <w:pPr>
+              <w:spacing w:after="60"/>
+            </w:pPr>
+            <w:r>
+              <w:t xml:space="preserve">Consumer(s)</w:t>
             </w:r>
           </w:p>
         </w:tc>
@@ -896,82 +941,64 @@
         </w:trPr>
         <w:tc>
           <w:tcPr>
-            <w:tcW w:type="dxa" w:w="2800"/>
-            <w:tcBorders>
-              <w:top w:val="single" w:color="CCCCCC" w:sz="1"/>
-              <w:left w:val="single" w:color="CCCCCC" w:sz="1"/>
-              <w:bottom w:val="single" w:color="CCCCCC" w:sz="1"/>
-              <w:right w:val="single" w:color="CCCCCC" w:sz="1"/>
-            </w:tcBorders>
-            <w:shd w:fill="FFFFFF" w:val="clear"/>
-            <w:vAlign w:val="center"/>
-          </w:tcPr>
-          <w:p>
-            <w:pPr>
-              <w:spacing w:after="60"/>
-            </w:pPr>
-            <w:r>
-              <w:rPr>
-                <w:b w:val="false"/>
-                <w:bCs w:val="false"/>
-                <w:sz w:val="22"/>
-                <w:szCs w:val="22"/>
-              </w:rPr>
+            <w:tcW w:w="2800" w:type="dxa"/>
+            <w:tcBorders>
+              <w:top w:val="single" w:color="CCCCCC" w:sz="1"/>
+              <w:left w:val="single" w:color="CCCCCC" w:sz="1"/>
+              <w:bottom w:val="single" w:color="CCCCCC" w:sz="1"/>
+              <w:right w:val="single" w:color="CCCCCC" w:sz="1"/>
+            </w:tcBorders>
+            <w:shd w:val="clear" w:fill="FFFFFF"/>
+            <w:vAlign w:val="center"/>
+          </w:tcPr>
+          <w:p>
+            <w:pPr>
+              <w:spacing w:after="60"/>
+            </w:pPr>
+            <w:r>
               <w:t xml:space="preserve">adsb_raw</w:t>
             </w:r>
           </w:p>
         </w:tc>
         <w:tc>
           <w:tcPr>
-            <w:tcW w:type="dxa" w:w="3600"/>
-            <w:tcBorders>
-              <w:top w:val="single" w:color="CCCCCC" w:sz="1"/>
-              <w:left w:val="single" w:color="CCCCCC" w:sz="1"/>
-              <w:bottom w:val="single" w:color="CCCCCC" w:sz="1"/>
-              <w:right w:val="single" w:color="CCCCCC" w:sz="1"/>
-            </w:tcBorders>
-            <w:shd w:fill="FFFFFF" w:val="clear"/>
-            <w:vAlign w:val="center"/>
-          </w:tcPr>
-          <w:p>
-            <w:pPr>
-              <w:spacing w:after="60"/>
-            </w:pPr>
-            <w:r>
-              <w:rPr>
-                <w:b w:val="false"/>
-                <w:bCs w:val="false"/>
-                <w:sz w:val="22"/>
-                <w:szCs w:val="22"/>
-              </w:rPr>
-              <w:t xml:space="preserve">Raw ADS-B position vectors from simulator or OpenSky producer</w:t>
-            </w:r>
-          </w:p>
-        </w:tc>
-        <w:tc>
-          <w:tcPr>
-            <w:tcW w:type="dxa" w:w="2960"/>
-            <w:tcBorders>
-              <w:top w:val="single" w:color="CCCCCC" w:sz="1"/>
-              <w:left w:val="single" w:color="CCCCCC" w:sz="1"/>
-              <w:bottom w:val="single" w:color="CCCCCC" w:sz="1"/>
-              <w:right w:val="single" w:color="CCCCCC" w:sz="1"/>
-            </w:tcBorders>
-            <w:shd w:fill="FFFFFF" w:val="clear"/>
-            <w:vAlign w:val="center"/>
-          </w:tcPr>
-          <w:p>
-            <w:pPr>
-              <w:spacing w:after="60"/>
-            </w:pPr>
-            <w:r>
-              <w:rPr>
-                <w:b w:val="false"/>
-                <w:bCs w:val="false"/>
-                <w:sz w:val="22"/>
-                <w:szCs w:val="22"/>
-              </w:rPr>
-              <w:t xml:space="preserve">4 partitions · 749+ messages</w:t>
+            <w:tcW w:w="3600" w:type="dxa"/>
+            <w:tcBorders>
+              <w:top w:val="single" w:color="CCCCCC" w:sz="1"/>
+              <w:left w:val="single" w:color="CCCCCC" w:sz="1"/>
+              <w:bottom w:val="single" w:color="CCCCCC" w:sz="1"/>
+              <w:right w:val="single" w:color="CCCCCC" w:sz="1"/>
+            </w:tcBorders>
+            <w:shd w:val="clear" w:fill="FFFFFF"/>
+            <w:vAlign w:val="center"/>
+          </w:tcPr>
+          <w:p>
+            <w:pPr>
+              <w:spacing w:after="60"/>
+            </w:pPr>
+            <w:r>
+              <w:t xml:space="preserve">adsb-producer (live), adsb-simulator (SIM*)</w:t>
+            </w:r>
+          </w:p>
+        </w:tc>
+        <w:tc>
+          <w:tcPr>
+            <w:tcW w:w="2960" w:type="dxa"/>
+            <w:tcBorders>
+              <w:top w:val="single" w:color="CCCCCC" w:sz="1"/>
+              <w:left w:val="single" w:color="CCCCCC" w:sz="1"/>
+              <w:bottom w:val="single" w:color="CCCCCC" w:sz="1"/>
+              <w:right w:val="single" w:color="CCCCCC" w:sz="1"/>
+            </w:tcBorders>
+            <w:shd w:val="clear" w:fill="FFFFFF"/>
+            <w:vAlign w:val="center"/>
+          </w:tcPr>
+          <w:p>
+            <w:pPr>
+              <w:spacing w:after="60"/>
+            </w:pPr>
+            <w:r>
+              <w:t xml:space="preserve">Flink CEP1-4</w:t>
             </w:r>
           </w:p>
         </w:tc>
@@ -982,82 +1009,64 @@
         </w:trPr>
         <w:tc>
           <w:tcPr>
-            <w:tcW w:type="dxa" w:w="2800"/>
-            <w:tcBorders>
-              <w:top w:val="single" w:color="CCCCCC" w:sz="1"/>
-              <w:left w:val="single" w:color="CCCCCC" w:sz="1"/>
-              <w:bottom w:val="single" w:color="CCCCCC" w:sz="1"/>
-              <w:right w:val="single" w:color="CCCCCC" w:sz="1"/>
-            </w:tcBorders>
-            <w:shd w:fill="FFF5F5" w:val="clear"/>
-            <w:vAlign w:val="center"/>
-          </w:tcPr>
-          <w:p>
-            <w:pPr>
-              <w:spacing w:after="60"/>
-            </w:pPr>
-            <w:r>
-              <w:rPr>
-                <w:b w:val="false"/>
-                <w:bCs w:val="false"/>
-                <w:sz w:val="22"/>
-                <w:szCs w:val="22"/>
-              </w:rPr>
+            <w:tcW w:w="2800" w:type="dxa"/>
+            <w:tcBorders>
+              <w:top w:val="single" w:color="CCCCCC" w:sz="1"/>
+              <w:left w:val="single" w:color="CCCCCC" w:sz="1"/>
+              <w:bottom w:val="single" w:color="CCCCCC" w:sz="1"/>
+              <w:right w:val="single" w:color="CCCCCC" w:sz="1"/>
+            </w:tcBorders>
+            <w:shd w:val="clear" w:fill="FFF5F5"/>
+            <w:vAlign w:val="center"/>
+          </w:tcPr>
+          <w:p>
+            <w:pPr>
+              <w:spacing w:after="60"/>
+            </w:pPr>
+            <w:r>
               <w:t xml:space="preserve">ory_missed_approach</w:t>
             </w:r>
           </w:p>
         </w:tc>
         <w:tc>
           <w:tcPr>
-            <w:tcW w:type="dxa" w:w="3600"/>
-            <w:tcBorders>
-              <w:top w:val="single" w:color="CCCCCC" w:sz="1"/>
-              <w:left w:val="single" w:color="CCCCCC" w:sz="1"/>
-              <w:bottom w:val="single" w:color="CCCCCC" w:sz="1"/>
-              <w:right w:val="single" w:color="CCCCCC" w:sz="1"/>
-            </w:tcBorders>
-            <w:shd w:fill="FFF5F5" w:val="clear"/>
-            <w:vAlign w:val="center"/>
-          </w:tcPr>
-          <w:p>
-            <w:pPr>
-              <w:spacing w:after="60"/>
-            </w:pPr>
-            <w:r>
-              <w:rPr>
-                <w:b w:val="false"/>
-                <w:bCs w:val="false"/>
-                <w:sz w:val="22"/>
-                <w:szCs w:val="22"/>
-              </w:rPr>
-              <w:t xml:space="preserve">CEP output — missed approach detection events</w:t>
-            </w:r>
-          </w:p>
-        </w:tc>
-        <w:tc>
-          <w:tcPr>
-            <w:tcW w:type="dxa" w:w="2960"/>
-            <w:tcBorders>
-              <w:top w:val="single" w:color="CCCCCC" w:sz="1"/>
-              <w:left w:val="single" w:color="CCCCCC" w:sz="1"/>
-              <w:bottom w:val="single" w:color="CCCCCC" w:sz="1"/>
-              <w:right w:val="single" w:color="CCCCCC" w:sz="1"/>
-            </w:tcBorders>
-            <w:shd w:fill="FFF5F5" w:val="clear"/>
-            <w:vAlign w:val="center"/>
-          </w:tcPr>
-          <w:p>
-            <w:pPr>
-              <w:spacing w:after="60"/>
-            </w:pPr>
-            <w:r>
-              <w:rPr>
-                <w:b w:val="false"/>
-                <w:bCs w:val="false"/>
-                <w:sz w:val="22"/>
-                <w:szCs w:val="22"/>
-              </w:rPr>
-              <w:t xml:space="preserve">32+ events fired</w:t>
+            <w:tcW w:w="3600" w:type="dxa"/>
+            <w:tcBorders>
+              <w:top w:val="single" w:color="CCCCCC" w:sz="1"/>
+              <w:left w:val="single" w:color="CCCCCC" w:sz="1"/>
+              <w:bottom w:val="single" w:color="CCCCCC" w:sz="1"/>
+              <w:right w:val="single" w:color="CCCCCC" w:sz="1"/>
+            </w:tcBorders>
+            <w:shd w:val="clear" w:fill="FFF5F5"/>
+            <w:vAlign w:val="center"/>
+          </w:tcPr>
+          <w:p>
+            <w:pPr>
+              <w:spacing w:after="60"/>
+            </w:pPr>
+            <w:r>
+              <w:t xml:space="preserve">Flink cep1</w:t>
+            </w:r>
+          </w:p>
+        </w:tc>
+        <w:tc>
+          <w:tcPr>
+            <w:tcW w:w="2960" w:type="dxa"/>
+            <w:tcBorders>
+              <w:top w:val="single" w:color="CCCCCC" w:sz="1"/>
+              <w:left w:val="single" w:color="CCCCCC" w:sz="1"/>
+              <w:bottom w:val="single" w:color="CCCCCC" w:sz="1"/>
+              <w:right w:val="single" w:color="CCCCCC" w:sz="1"/>
+            </w:tcBorders>
+            <w:shd w:val="clear" w:fill="FFF5F5"/>
+            <w:vAlign w:val="center"/>
+          </w:tcPr>
+          <w:p>
+            <w:pPr>
+              <w:spacing w:after="60"/>
+            </w:pPr>
+            <w:r>
+              <w:t xml:space="preserve">alerts-dashboard, Flink cep5</w:t>
             </w:r>
           </w:p>
         </w:tc>
@@ -1068,82 +1077,133 @@
         </w:trPr>
         <w:tc>
           <w:tcPr>
-            <w:tcW w:type="dxa" w:w="2800"/>
-            <w:tcBorders>
-              <w:top w:val="single" w:color="CCCCCC" w:sz="1"/>
-              <w:left w:val="single" w:color="CCCCCC" w:sz="1"/>
-              <w:bottom w:val="single" w:color="CCCCCC" w:sz="1"/>
-              <w:right w:val="single" w:color="CCCCCC" w:sz="1"/>
-            </w:tcBorders>
-            <w:shd w:fill="FFFBEB" w:val="clear"/>
-            <w:vAlign w:val="center"/>
-          </w:tcPr>
-          <w:p>
-            <w:pPr>
-              <w:spacing w:after="60"/>
-            </w:pPr>
-            <w:r>
-              <w:rPr>
-                <w:b w:val="false"/>
-                <w:bCs w:val="false"/>
-                <w:sz w:val="22"/>
-                <w:szCs w:val="22"/>
-              </w:rPr>
+            <w:tcW w:w="2800" w:type="dxa"/>
+            <w:tcBorders>
+              <w:top w:val="single" w:color="CCCCCC" w:sz="1"/>
+              <w:left w:val="single" w:color="CCCCCC" w:sz="1"/>
+              <w:bottom w:val="single" w:color="CCCCCC" w:sz="1"/>
+              <w:right w:val="single" w:color="CCCCCC" w:sz="1"/>
+            </w:tcBorders>
+            <w:shd w:val="clear" w:fill="FFFBEB"/>
+            <w:vAlign w:val="center"/>
+          </w:tcPr>
+          <w:p>
+            <w:pPr>
+              <w:spacing w:after="60"/>
+            </w:pPr>
+            <w:r>
               <w:t xml:space="preserve">ory_twin_landing</w:t>
             </w:r>
           </w:p>
         </w:tc>
         <w:tc>
           <w:tcPr>
-            <w:tcW w:type="dxa" w:w="3600"/>
-            <w:tcBorders>
-              <w:top w:val="single" w:color="CCCCCC" w:sz="1"/>
-              <w:left w:val="single" w:color="CCCCCC" w:sz="1"/>
-              <w:bottom w:val="single" w:color="CCCCCC" w:sz="1"/>
-              <w:right w:val="single" w:color="CCCCCC" w:sz="1"/>
-            </w:tcBorders>
-            <w:shd w:fill="FFFBEB" w:val="clear"/>
-            <w:vAlign w:val="center"/>
-          </w:tcPr>
-          <w:p>
-            <w:pPr>
-              <w:spacing w:after="60"/>
-            </w:pPr>
-            <w:r>
-              <w:rPr>
-                <w:b w:val="false"/>
-                <w:bCs w:val="false"/>
-                <w:sz w:val="22"/>
-                <w:szCs w:val="22"/>
-              </w:rPr>
-              <w:t xml:space="preserve">CEP output — simultaneous finals detection events</w:t>
-            </w:r>
-          </w:p>
-        </w:tc>
-        <w:tc>
-          <w:tcPr>
-            <w:tcW w:type="dxa" w:w="2960"/>
-            <w:tcBorders>
-              <w:top w:val="single" w:color="CCCCCC" w:sz="1"/>
-              <w:left w:val="single" w:color="CCCCCC" w:sz="1"/>
-              <w:bottom w:val="single" w:color="CCCCCC" w:sz="1"/>
-              <w:right w:val="single" w:color="CCCCCC" w:sz="1"/>
-            </w:tcBorders>
-            <w:shd w:fill="FFFBEB" w:val="clear"/>
-            <w:vAlign w:val="center"/>
-          </w:tcPr>
-          <w:p>
-            <w:pPr>
-              <w:spacing w:after="60"/>
-            </w:pPr>
-            <w:r>
-              <w:rPr>
-                <w:b w:val="false"/>
-                <w:bCs w:val="false"/>
-                <w:sz w:val="22"/>
-                <w:szCs w:val="22"/>
-              </w:rPr>
-              <w:t xml:space="preserve">30+ events fired</w:t>
+            <w:tcW w:w="3600" w:type="dxa"/>
+            <w:tcBorders>
+              <w:top w:val="single" w:color="CCCCCC" w:sz="1"/>
+              <w:left w:val="single" w:color="CCCCCC" w:sz="1"/>
+              <w:bottom w:val="single" w:color="CCCCCC" w:sz="1"/>
+              <w:right w:val="single" w:color="CCCCCC" w:sz="1"/>
+            </w:tcBorders>
+            <w:shd w:val="clear" w:fill="FFFBEB"/>
+            <w:vAlign w:val="center"/>
+          </w:tcPr>
+          <w:p>
+            <w:pPr>
+              <w:spacing w:after="60"/>
+            </w:pPr>
+            <w:r>
+              <w:t xml:space="preserve">Flink cep2</w:t>
+            </w:r>
+          </w:p>
+        </w:tc>
+        <w:tc>
+          <w:tcPr>
+            <w:tcW w:w="2960" w:type="dxa"/>
+            <w:tcBorders>
+              <w:top w:val="single" w:color="CCCCCC" w:sz="1"/>
+              <w:left w:val="single" w:color="CCCCCC" w:sz="1"/>
+              <w:bottom w:val="single" w:color="CCCCCC" w:sz="1"/>
+              <w:right w:val="single" w:color="CCCCCC" w:sz="1"/>
+            </w:tcBorders>
+            <w:shd w:val="clear" w:fill="FFFBEB"/>
+            <w:vAlign w:val="center"/>
+          </w:tcPr>
+          <w:p>
+            <w:pPr>
+              <w:spacing w:after="60"/>
+            </w:pPr>
+            <w:r>
+              <w:t xml:space="preserve">alerts-dashboard</w:t>
+            </w:r>
+          </w:p>
+        </w:tc>
+      </w:tr>
+      <w:tr>
+        <w:tc>
+          <w:p>
+            <w:r>
+              <w:t xml:space="preserve">ory_rapid_descent</w:t>
+            </w:r>
+          </w:p>
+        </w:tc>
+        <w:tc>
+          <w:p>
+            <w:r>
+              <w:t xml:space="preserve">Flink cep3</w:t>
+            </w:r>
+          </w:p>
+        </w:tc>
+        <w:tc>
+          <w:p>
+            <w:r>
+              <w:t xml:space="preserve">alerts-dashboard</w:t>
+            </w:r>
+          </w:p>
+        </w:tc>
+      </w:tr>
+      <w:tr>
+        <w:tc>
+          <w:p>
+            <w:r>
+              <w:t xml:space="preserve">ory_corridor_overload</w:t>
+            </w:r>
+          </w:p>
+        </w:tc>
+        <w:tc>
+          <w:p>
+            <w:r>
+              <w:t xml:space="preserve">Flink cep4</w:t>
+            </w:r>
+          </w:p>
+        </w:tc>
+        <w:tc>
+          <w:p>
+            <w:r>
+              <w:t xml:space="preserve">alerts-dashboard</w:t>
+            </w:r>
+          </w:p>
+        </w:tc>
+      </w:tr>
+      <w:tr>
+        <w:tc>
+          <w:p>
+            <w:r>
+              <w:t xml:space="preserve">ory_repeated_goaround</w:t>
+            </w:r>
+          </w:p>
+        </w:tc>
+        <w:tc>
+          <w:p>
+            <w:r>
+              <w:t xml:space="preserve">Flink cep5</w:t>
+            </w:r>
+          </w:p>
+        </w:tc>
+        <w:tc>
+          <w:p>
+            <w:r>
+              <w:t xml:space="preserve">alerts-dashboard</w:t>
             </w:r>
           </w:p>
         </w:tc>
@@ -1177,7 +1237,7 @@
     </w:p>
     <w:tbl>
       <w:tblPr>
-        <w:tblW w:type="auto" w:w="100"/>
+        <w:tblW w:w="100" w:type="auto"/>
         <w:tblBorders>
           <w:top w:val="single" w:color="auto" w:sz="4"/>
           <w:left w:val="single" w:color="auto" w:sz="4"/>
@@ -1187,10 +1247,10 @@
           <w:insideV w:val="single" w:color="auto" w:sz="4"/>
         </w:tblBorders>
         <w:tblCellMar>
-          <w:top w:type="dxa" w:w="80"/>
-          <w:left w:type="dxa" w:w="160"/>
-          <w:bottom w:type="dxa" w:w="80"/>
-          <w:right w:type="dxa" w:w="160"/>
+          <w:top w:w="80" w:type="dxa"/>
+          <w:left w:w="160" w:type="dxa"/>
+          <w:bottom w:w="80" w:type="dxa"/>
+          <w:right w:w="160" w:type="dxa"/>
         </w:tblCellMar>
       </w:tblPr>
       <w:tblGrid>
@@ -1204,82 +1264,64 @@
         </w:trPr>
         <w:tc>
           <w:tcPr>
-            <w:tcW w:type="dxa" w:w="2400"/>
-            <w:tcBorders>
-              <w:top w:val="single" w:color="CCCCCC" w:sz="1"/>
-              <w:left w:val="single" w:color="CCCCCC" w:sz="1"/>
-              <w:bottom w:val="single" w:color="CCCCCC" w:sz="1"/>
-              <w:right w:val="single" w:color="CCCCCC" w:sz="1"/>
-            </w:tcBorders>
-            <w:shd w:fill="1B3A6B" w:val="clear"/>
-            <w:vAlign w:val="center"/>
-          </w:tcPr>
-          <w:p>
-            <w:pPr>
-              <w:spacing w:after="60"/>
-            </w:pPr>
-            <w:r>
-              <w:rPr>
-                <w:b/>
-                <w:bCs/>
-                <w:sz w:val="20"/>
-                <w:szCs w:val="20"/>
-              </w:rPr>
-              <w:t xml:space="preserve">Deployment</w:t>
-            </w:r>
-          </w:p>
-        </w:tc>
-        <w:tc>
-          <w:tcPr>
-            <w:tcW w:type="dxa" w:w="5160"/>
-            <w:tcBorders>
-              <w:top w:val="single" w:color="CCCCCC" w:sz="1"/>
-              <w:left w:val="single" w:color="CCCCCC" w:sz="1"/>
-              <w:bottom w:val="single" w:color="CCCCCC" w:sz="1"/>
-              <w:right w:val="single" w:color="CCCCCC" w:sz="1"/>
-            </w:tcBorders>
-            <w:shd w:fill="1B3A6B" w:val="clear"/>
-            <w:vAlign w:val="center"/>
-          </w:tcPr>
-          <w:p>
-            <w:pPr>
-              <w:spacing w:after="60"/>
-            </w:pPr>
-            <w:r>
-              <w:rPr>
-                <w:b/>
-                <w:bCs/>
-                <w:sz w:val="20"/>
-                <w:szCs w:val="20"/>
-              </w:rPr>
+            <w:tcW w:w="2400" w:type="dxa"/>
+            <w:tcBorders>
+              <w:top w:val="single" w:color="CCCCCC" w:sz="1"/>
+              <w:left w:val="single" w:color="CCCCCC" w:sz="1"/>
+              <w:bottom w:val="single" w:color="CCCCCC" w:sz="1"/>
+              <w:right w:val="single" w:color="CCCCCC" w:sz="1"/>
+            </w:tcBorders>
+            <w:shd w:val="clear" w:fill="1B3A6B"/>
+            <w:vAlign w:val="center"/>
+          </w:tcPr>
+          <w:p>
+            <w:pPr>
+              <w:spacing w:after="60"/>
+            </w:pPr>
+            <w:r>
+              <w:t xml:space="preserve">Workload</w:t>
+            </w:r>
+          </w:p>
+        </w:tc>
+        <w:tc>
+          <w:tcPr>
+            <w:tcW w:w="5160" w:type="dxa"/>
+            <w:tcBorders>
+              <w:top w:val="single" w:color="CCCCCC" w:sz="1"/>
+              <w:left w:val="single" w:color="CCCCCC" w:sz="1"/>
+              <w:bottom w:val="single" w:color="CCCCCC" w:sz="1"/>
+              <w:right w:val="single" w:color="CCCCCC" w:sz="1"/>
+            </w:tcBorders>
+            <w:shd w:val="clear" w:fill="1B3A6B"/>
+            <w:vAlign w:val="center"/>
+          </w:tcPr>
+          <w:p>
+            <w:pPr>
+              <w:spacing w:after="60"/>
+            </w:pPr>
+            <w:r>
+              <w:t xml:space="preserve">Namespace</w:t>
+            </w:r>
+          </w:p>
+        </w:tc>
+        <w:tc>
+          <w:tcPr>
+            <w:tcW w:w="1800" w:type="dxa"/>
+            <w:tcBorders>
+              <w:top w:val="single" w:color="CCCCCC" w:sz="1"/>
+              <w:left w:val="single" w:color="CCCCCC" w:sz="1"/>
+              <w:bottom w:val="single" w:color="CCCCCC" w:sz="1"/>
+              <w:right w:val="single" w:color="CCCCCC" w:sz="1"/>
+            </w:tcBorders>
+            <w:shd w:val="clear" w:fill="1B3A6B"/>
+            <w:vAlign w:val="center"/>
+          </w:tcPr>
+          <w:p>
+            <w:pPr>
+              <w:spacing w:after="60"/>
+            </w:pPr>
+            <w:r>
               <w:t xml:space="preserve">Role</w:t>
-            </w:r>
-          </w:p>
-        </w:tc>
-        <w:tc>
-          <w:tcPr>
-            <w:tcW w:type="dxa" w:w="1800"/>
-            <w:tcBorders>
-              <w:top w:val="single" w:color="CCCCCC" w:sz="1"/>
-              <w:left w:val="single" w:color="CCCCCC" w:sz="1"/>
-              <w:bottom w:val="single" w:color="CCCCCC" w:sz="1"/>
-              <w:right w:val="single" w:color="CCCCCC" w:sz="1"/>
-            </w:tcBorders>
-            <w:shd w:fill="1B3A6B" w:val="clear"/>
-            <w:vAlign w:val="center"/>
-          </w:tcPr>
-          <w:p>
-            <w:pPr>
-              <w:spacing w:after="60"/>
-            </w:pPr>
-            <w:r>
-              <w:rPr>
-                <w:b/>
-                <w:bCs/>
-                <w:sz w:val="20"/>
-                <w:szCs w:val="20"/>
-              </w:rPr>
-              <w:t xml:space="preserve">Status</w:t>
             </w:r>
           </w:p>
         </w:tc>
@@ -1290,82 +1332,64 @@
         </w:trPr>
         <w:tc>
           <w:tcPr>
-            <w:tcW w:type="dxa" w:w="2400"/>
-            <w:tcBorders>
-              <w:top w:val="single" w:color="CCCCCC" w:sz="1"/>
-              <w:left w:val="single" w:color="CCCCCC" w:sz="1"/>
-              <w:bottom w:val="single" w:color="CCCCCC" w:sz="1"/>
-              <w:right w:val="single" w:color="CCCCCC" w:sz="1"/>
-            </w:tcBorders>
-            <w:shd w:fill="FFFFFF" w:val="clear"/>
-            <w:vAlign w:val="center"/>
-          </w:tcPr>
-          <w:p>
-            <w:pPr>
-              <w:spacing w:after="60"/>
-            </w:pPr>
-            <w:r>
-              <w:rPr>
-                <w:b w:val="false"/>
-                <w:bCs w:val="false"/>
-                <w:sz w:val="22"/>
-                <w:szCs w:val="22"/>
-              </w:rPr>
-              <w:t xml:space="preserve">broker</w:t>
-            </w:r>
-          </w:p>
-        </w:tc>
-        <w:tc>
-          <w:tcPr>
-            <w:tcW w:type="dxa" w:w="5160"/>
-            <w:tcBorders>
-              <w:top w:val="single" w:color="CCCCCC" w:sz="1"/>
-              <w:left w:val="single" w:color="CCCCCC" w:sz="1"/>
-              <w:bottom w:val="single" w:color="CCCCCC" w:sz="1"/>
-              <w:right w:val="single" w:color="CCCCCC" w:sz="1"/>
-            </w:tcBorders>
-            <w:shd w:fill="FFFFFF" w:val="clear"/>
-            <w:vAlign w:val="center"/>
-          </w:tcPr>
-          <w:p>
-            <w:pPr>
-              <w:spacing w:after="60"/>
-            </w:pPr>
-            <w:r>
-              <w:rPr>
-                <w:b w:val="false"/>
-                <w:bCs w:val="false"/>
-                <w:sz w:val="22"/>
-                <w:szCs w:val="22"/>
-              </w:rPr>
-              <w:t xml:space="preserve">Kafka KRaft single-node broker · ports 9092 / 29092</w:t>
-            </w:r>
-          </w:p>
-        </w:tc>
-        <w:tc>
-          <w:tcPr>
-            <w:tcW w:type="dxa" w:w="1800"/>
-            <w:tcBorders>
-              <w:top w:val="single" w:color="CCCCCC" w:sz="1"/>
-              <w:left w:val="single" w:color="CCCCCC" w:sz="1"/>
-              <w:bottom w:val="single" w:color="CCCCCC" w:sz="1"/>
-              <w:right w:val="single" w:color="CCCCCC" w:sz="1"/>
-            </w:tcBorders>
-            <w:shd w:fill="F0FDF4" w:val="clear"/>
-            <w:vAlign w:val="center"/>
-          </w:tcPr>
-          <w:p>
-            <w:pPr>
-              <w:spacing w:after="60"/>
-            </w:pPr>
-            <w:r>
-              <w:rPr>
-                <w:b w:val="false"/>
-                <w:bCs w:val="false"/>
-                <w:sz w:val="22"/>
-                <w:szCs w:val="22"/>
-              </w:rPr>
-              <w:t xml:space="preserve">✓ Running</w:t>
+            <w:tcW w:w="2400" w:type="dxa"/>
+            <w:tcBorders>
+              <w:top w:val="single" w:color="CCCCCC" w:sz="1"/>
+              <w:left w:val="single" w:color="CCCCCC" w:sz="1"/>
+              <w:bottom w:val="single" w:color="CCCCCC" w:sz="1"/>
+              <w:right w:val="single" w:color="CCCCCC" w:sz="1"/>
+            </w:tcBorders>
+            <w:shd w:val="clear" w:fill="FFFFFF"/>
+            <w:vAlign w:val="center"/>
+          </w:tcPr>
+          <w:p>
+            <w:pPr>
+              <w:spacing w:after="60"/>
+            </w:pPr>
+            <w:r>
+              <w:t xml:space="preserve">adsb-producer</w:t>
+            </w:r>
+          </w:p>
+        </w:tc>
+        <w:tc>
+          <w:tcPr>
+            <w:tcW w:w="5160" w:type="dxa"/>
+            <w:tcBorders>
+              <w:top w:val="single" w:color="CCCCCC" w:sz="1"/>
+              <w:left w:val="single" w:color="CCCCCC" w:sz="1"/>
+              <w:bottom w:val="single" w:color="CCCCCC" w:sz="1"/>
+              <w:right w:val="single" w:color="CCCCCC" w:sz="1"/>
+            </w:tcBorders>
+            <w:shd w:val="clear" w:fill="FFFFFF"/>
+            <w:vAlign w:val="center"/>
+          </w:tcPr>
+          <w:p>
+            <w:pPr>
+              <w:spacing w:after="60"/>
+            </w:pPr>
+            <w:r>
+              <w:t xml:space="preserve">plane-track</w:t>
+            </w:r>
+          </w:p>
+        </w:tc>
+        <w:tc>
+          <w:tcPr>
+            <w:tcW w:w="1800" w:type="dxa"/>
+            <w:tcBorders>
+              <w:top w:val="single" w:color="CCCCCC" w:sz="1"/>
+              <w:left w:val="single" w:color="CCCCCC" w:sz="1"/>
+              <w:bottom w:val="single" w:color="CCCCCC" w:sz="1"/>
+              <w:right w:val="single" w:color="CCCCCC" w:sz="1"/>
+            </w:tcBorders>
+            <w:shd w:val="clear" w:fill="F0FDF4"/>
+            <w:vAlign w:val="center"/>
+          </w:tcPr>
+          <w:p>
+            <w:pPr>
+              <w:spacing w:after="60"/>
+            </w:pPr>
+            <w:r>
+              <w:t xml:space="preserve">Polls OpenSky REST API every 60 s, produces to adsb_raw</w:t>
             </w:r>
           </w:p>
         </w:tc>
@@ -1376,82 +1400,64 @@
         </w:trPr>
         <w:tc>
           <w:tcPr>
-            <w:tcW w:type="dxa" w:w="2400"/>
-            <w:tcBorders>
-              <w:top w:val="single" w:color="CCCCCC" w:sz="1"/>
-              <w:left w:val="single" w:color="CCCCCC" w:sz="1"/>
-              <w:bottom w:val="single" w:color="CCCCCC" w:sz="1"/>
-              <w:right w:val="single" w:color="CCCCCC" w:sz="1"/>
-            </w:tcBorders>
-            <w:shd w:fill="FFFFFF" w:val="clear"/>
-            <w:vAlign w:val="center"/>
-          </w:tcPr>
-          <w:p>
-            <w:pPr>
-              <w:spacing w:after="60"/>
-            </w:pPr>
-            <w:r>
-              <w:rPr>
-                <w:b w:val="false"/>
-                <w:bCs w:val="false"/>
-                <w:sz w:val="22"/>
-                <w:szCs w:val="22"/>
-              </w:rPr>
-              <w:t xml:space="preserve">schema-registry</w:t>
-            </w:r>
-          </w:p>
-        </w:tc>
-        <w:tc>
-          <w:tcPr>
-            <w:tcW w:type="dxa" w:w="5160"/>
-            <w:tcBorders>
-              <w:top w:val="single" w:color="CCCCCC" w:sz="1"/>
-              <w:left w:val="single" w:color="CCCCCC" w:sz="1"/>
-              <w:bottom w:val="single" w:color="CCCCCC" w:sz="1"/>
-              <w:right w:val="single" w:color="CCCCCC" w:sz="1"/>
-            </w:tcBorders>
-            <w:shd w:fill="FFFFFF" w:val="clear"/>
-            <w:vAlign w:val="center"/>
-          </w:tcPr>
-          <w:p>
-            <w:pPr>
-              <w:spacing w:after="60"/>
-            </w:pPr>
-            <w:r>
-              <w:rPr>
-                <w:b w:val="false"/>
-                <w:bCs w:val="false"/>
-                <w:sz w:val="22"/>
-                <w:szCs w:val="22"/>
-              </w:rPr>
-              <w:t xml:space="preserve">Confluent Schema Registry 7.9</w:t>
-            </w:r>
-          </w:p>
-        </w:tc>
-        <w:tc>
-          <w:tcPr>
-            <w:tcW w:type="dxa" w:w="1800"/>
-            <w:tcBorders>
-              <w:top w:val="single" w:color="CCCCCC" w:sz="1"/>
-              <w:left w:val="single" w:color="CCCCCC" w:sz="1"/>
-              <w:bottom w:val="single" w:color="CCCCCC" w:sz="1"/>
-              <w:right w:val="single" w:color="CCCCCC" w:sz="1"/>
-            </w:tcBorders>
-            <w:shd w:fill="F0FDF4" w:val="clear"/>
-            <w:vAlign w:val="center"/>
-          </w:tcPr>
-          <w:p>
-            <w:pPr>
-              <w:spacing w:after="60"/>
-            </w:pPr>
-            <w:r>
-              <w:rPr>
-                <w:b w:val="false"/>
-                <w:bCs w:val="false"/>
-                <w:sz w:val="22"/>
-                <w:szCs w:val="22"/>
-              </w:rPr>
-              <w:t xml:space="preserve">✓ Running</w:t>
+            <w:tcW w:w="2400" w:type="dxa"/>
+            <w:tcBorders>
+              <w:top w:val="single" w:color="CCCCCC" w:sz="1"/>
+              <w:left w:val="single" w:color="CCCCCC" w:sz="1"/>
+              <w:bottom w:val="single" w:color="CCCCCC" w:sz="1"/>
+              <w:right w:val="single" w:color="CCCCCC" w:sz="1"/>
+            </w:tcBorders>
+            <w:shd w:val="clear" w:fill="FFFFFF"/>
+            <w:vAlign w:val="center"/>
+          </w:tcPr>
+          <w:p>
+            <w:pPr>
+              <w:spacing w:after="60"/>
+            </w:pPr>
+            <w:r>
+              <w:t xml:space="preserve">adsb-simulator</w:t>
+            </w:r>
+          </w:p>
+        </w:tc>
+        <w:tc>
+          <w:tcPr>
+            <w:tcW w:w="5160" w:type="dxa"/>
+            <w:tcBorders>
+              <w:top w:val="single" w:color="CCCCCC" w:sz="1"/>
+              <w:left w:val="single" w:color="CCCCCC" w:sz="1"/>
+              <w:bottom w:val="single" w:color="CCCCCC" w:sz="1"/>
+              <w:right w:val="single" w:color="CCCCCC" w:sz="1"/>
+            </w:tcBorders>
+            <w:shd w:val="clear" w:fill="FFFFFF"/>
+            <w:vAlign w:val="center"/>
+          </w:tcPr>
+          <w:p>
+            <w:pPr>
+              <w:spacing w:after="60"/>
+            </w:pPr>
+            <w:r>
+              <w:t xml:space="preserve">plane-track</w:t>
+            </w:r>
+          </w:p>
+        </w:tc>
+        <w:tc>
+          <w:tcPr>
+            <w:tcW w:w="1800" w:type="dxa"/>
+            <w:tcBorders>
+              <w:top w:val="single" w:color="CCCCCC" w:sz="1"/>
+              <w:left w:val="single" w:color="CCCCCC" w:sz="1"/>
+              <w:bottom w:val="single" w:color="CCCCCC" w:sz="1"/>
+              <w:right w:val="single" w:color="CCCCCC" w:sz="1"/>
+            </w:tcBorders>
+            <w:shd w:val="clear" w:fill="F0FDF4"/>
+            <w:vAlign w:val="center"/>
+          </w:tcPr>
+          <w:p>
+            <w:pPr>
+              <w:spacing w:after="60"/>
+            </w:pPr>
+            <w:r>
+              <w:t xml:space="preserve">Generates synthetic SIM* flights to trigger all 5 CEP patterns (replicas: 0 by default)</w:t>
             </w:r>
           </w:p>
         </w:tc>
@@ -1462,82 +1468,64 @@
         </w:trPr>
         <w:tc>
           <w:tcPr>
-            <w:tcW w:type="dxa" w:w="2400"/>
-            <w:tcBorders>
-              <w:top w:val="single" w:color="CCCCCC" w:sz="1"/>
-              <w:left w:val="single" w:color="CCCCCC" w:sz="1"/>
-              <w:bottom w:val="single" w:color="CCCCCC" w:sz="1"/>
-              <w:right w:val="single" w:color="CCCCCC" w:sz="1"/>
-            </w:tcBorders>
-            <w:shd w:fill="FFFFFF" w:val="clear"/>
-            <w:vAlign w:val="center"/>
-          </w:tcPr>
-          <w:p>
-            <w:pPr>
-              <w:spacing w:after="60"/>
-            </w:pPr>
-            <w:r>
-              <w:rPr>
-                <w:b w:val="false"/>
-                <w:bCs w:val="false"/>
-                <w:sz w:val="22"/>
-                <w:szCs w:val="22"/>
-              </w:rPr>
-              <w:t xml:space="preserve">flink-jobmanager</w:t>
-            </w:r>
-          </w:p>
-        </w:tc>
-        <w:tc>
-          <w:tcPr>
-            <w:tcW w:type="dxa" w:w="5160"/>
-            <w:tcBorders>
-              <w:top w:val="single" w:color="CCCCCC" w:sz="1"/>
-              <w:left w:val="single" w:color="CCCCCC" w:sz="1"/>
-              <w:bottom w:val="single" w:color="CCCCCC" w:sz="1"/>
-              <w:right w:val="single" w:color="CCCCCC" w:sz="1"/>
-            </w:tcBorders>
-            <w:shd w:fill="FFFFFF" w:val="clear"/>
-            <w:vAlign w:val="center"/>
-          </w:tcPr>
-          <w:p>
-            <w:pPr>
-              <w:spacing w:after="60"/>
-            </w:pPr>
-            <w:r>
-              <w:rPr>
-                <w:b w:val="false"/>
-                <w:bCs w:val="false"/>
-                <w:sz w:val="22"/>
-                <w:szCs w:val="22"/>
-              </w:rPr>
-              <w:t xml:space="preserve">Flink JobManager · REST 9081 · RPC 6123 · BLOB 6124</w:t>
-            </w:r>
-          </w:p>
-        </w:tc>
-        <w:tc>
-          <w:tcPr>
-            <w:tcW w:type="dxa" w:w="1800"/>
-            <w:tcBorders>
-              <w:top w:val="single" w:color="CCCCCC" w:sz="1"/>
-              <w:left w:val="single" w:color="CCCCCC" w:sz="1"/>
-              <w:bottom w:val="single" w:color="CCCCCC" w:sz="1"/>
-              <w:right w:val="single" w:color="CCCCCC" w:sz="1"/>
-            </w:tcBorders>
-            <w:shd w:fill="F0FDF4" w:val="clear"/>
-            <w:vAlign w:val="center"/>
-          </w:tcPr>
-          <w:p>
-            <w:pPr>
-              <w:spacing w:after="60"/>
-            </w:pPr>
-            <w:r>
-              <w:rPr>
-                <w:b w:val="false"/>
-                <w:bCs w:val="false"/>
-                <w:sz w:val="22"/>
-                <w:szCs w:val="22"/>
-              </w:rPr>
-              <w:t xml:space="preserve">✓ Running</w:t>
+            <w:tcW w:w="2400" w:type="dxa"/>
+            <w:tcBorders>
+              <w:top w:val="single" w:color="CCCCCC" w:sz="1"/>
+              <w:left w:val="single" w:color="CCCCCC" w:sz="1"/>
+              <w:bottom w:val="single" w:color="CCCCCC" w:sz="1"/>
+              <w:right w:val="single" w:color="CCCCCC" w:sz="1"/>
+            </w:tcBorders>
+            <w:shd w:val="clear" w:fill="FFFFFF"/>
+            <w:vAlign w:val="center"/>
+          </w:tcPr>
+          <w:p>
+            <w:pPr>
+              <w:spacing w:after="60"/>
+            </w:pPr>
+            <w:r>
+              <w:t xml:space="preserve">broker (Kafka 3.7 KRaft)</w:t>
+            </w:r>
+          </w:p>
+        </w:tc>
+        <w:tc>
+          <w:tcPr>
+            <w:tcW w:w="5160" w:type="dxa"/>
+            <w:tcBorders>
+              <w:top w:val="single" w:color="CCCCCC" w:sz="1"/>
+              <w:left w:val="single" w:color="CCCCCC" w:sz="1"/>
+              <w:bottom w:val="single" w:color="CCCCCC" w:sz="1"/>
+              <w:right w:val="single" w:color="CCCCCC" w:sz="1"/>
+            </w:tcBorders>
+            <w:shd w:val="clear" w:fill="FFFFFF"/>
+            <w:vAlign w:val="center"/>
+          </w:tcPr>
+          <w:p>
+            <w:pPr>
+              <w:spacing w:after="60"/>
+            </w:pPr>
+            <w:r>
+              <w:t xml:space="preserve">plane-track</w:t>
+            </w:r>
+          </w:p>
+        </w:tc>
+        <w:tc>
+          <w:tcPr>
+            <w:tcW w:w="1800" w:type="dxa"/>
+            <w:tcBorders>
+              <w:top w:val="single" w:color="CCCCCC" w:sz="1"/>
+              <w:left w:val="single" w:color="CCCCCC" w:sz="1"/>
+              <w:bottom w:val="single" w:color="CCCCCC" w:sz="1"/>
+              <w:right w:val="single" w:color="CCCCCC" w:sz="1"/>
+            </w:tcBorders>
+            <w:shd w:val="clear" w:fill="F0FDF4"/>
+            <w:vAlign w:val="center"/>
+          </w:tcPr>
+          <w:p>
+            <w:pPr>
+              <w:spacing w:after="60"/>
+            </w:pPr>
+            <w:r>
+              <w:t xml:space="preserve">Single-node Kafka, no ZooKeeper, internal port 29092</w:t>
             </w:r>
           </w:p>
         </w:tc>
@@ -1548,82 +1536,64 @@
         </w:trPr>
         <w:tc>
           <w:tcPr>
-            <w:tcW w:type="dxa" w:w="2400"/>
-            <w:tcBorders>
-              <w:top w:val="single" w:color="CCCCCC" w:sz="1"/>
-              <w:left w:val="single" w:color="CCCCCC" w:sz="1"/>
-              <w:bottom w:val="single" w:color="CCCCCC" w:sz="1"/>
-              <w:right w:val="single" w:color="CCCCCC" w:sz="1"/>
-            </w:tcBorders>
-            <w:shd w:fill="FFFFFF" w:val="clear"/>
-            <w:vAlign w:val="center"/>
-          </w:tcPr>
-          <w:p>
-            <w:pPr>
-              <w:spacing w:after="60"/>
-            </w:pPr>
-            <w:r>
-              <w:rPr>
-                <w:b w:val="false"/>
-                <w:bCs w:val="false"/>
-                <w:sz w:val="22"/>
-                <w:szCs w:val="22"/>
-              </w:rPr>
-              <w:t xml:space="preserve">flink-taskmanager</w:t>
-            </w:r>
-          </w:p>
-        </w:tc>
-        <w:tc>
-          <w:tcPr>
-            <w:tcW w:type="dxa" w:w="5160"/>
-            <w:tcBorders>
-              <w:top w:val="single" w:color="CCCCCC" w:sz="1"/>
-              <w:left w:val="single" w:color="CCCCCC" w:sz="1"/>
-              <w:bottom w:val="single" w:color="CCCCCC" w:sz="1"/>
-              <w:right w:val="single" w:color="CCCCCC" w:sz="1"/>
-            </w:tcBorders>
-            <w:shd w:fill="FFFFFF" w:val="clear"/>
-            <w:vAlign w:val="center"/>
-          </w:tcPr>
-          <w:p>
-            <w:pPr>
-              <w:spacing w:after="60"/>
-            </w:pPr>
-            <w:r>
-              <w:rPr>
-                <w:b w:val="false"/>
-                <w:bCs w:val="false"/>
-                <w:sz w:val="22"/>
-                <w:szCs w:val="22"/>
-              </w:rPr>
-              <w:t xml:space="preserve">Flink TaskManager · 10 task slots</w:t>
-            </w:r>
-          </w:p>
-        </w:tc>
-        <w:tc>
-          <w:tcPr>
-            <w:tcW w:type="dxa" w:w="1800"/>
-            <w:tcBorders>
-              <w:top w:val="single" w:color="CCCCCC" w:sz="1"/>
-              <w:left w:val="single" w:color="CCCCCC" w:sz="1"/>
-              <w:bottom w:val="single" w:color="CCCCCC" w:sz="1"/>
-              <w:right w:val="single" w:color="CCCCCC" w:sz="1"/>
-            </w:tcBorders>
-            <w:shd w:fill="F0FDF4" w:val="clear"/>
-            <w:vAlign w:val="center"/>
-          </w:tcPr>
-          <w:p>
-            <w:pPr>
-              <w:spacing w:after="60"/>
-            </w:pPr>
-            <w:r>
-              <w:rPr>
-                <w:b w:val="false"/>
-                <w:bCs w:val="false"/>
-                <w:sz w:val="22"/>
-                <w:szCs w:val="22"/>
-              </w:rPr>
-              <w:t xml:space="preserve">✓ Running</w:t>
+            <w:tcW w:w="2400" w:type="dxa"/>
+            <w:tcBorders>
+              <w:top w:val="single" w:color="CCCCCC" w:sz="1"/>
+              <w:left w:val="single" w:color="CCCCCC" w:sz="1"/>
+              <w:bottom w:val="single" w:color="CCCCCC" w:sz="1"/>
+              <w:right w:val="single" w:color="CCCCCC" w:sz="1"/>
+            </w:tcBorders>
+            <w:shd w:val="clear" w:fill="FFFFFF"/>
+            <w:vAlign w:val="center"/>
+          </w:tcPr>
+          <w:p>
+            <w:pPr>
+              <w:spacing w:after="60"/>
+            </w:pPr>
+            <w:r>
+              <w:t xml:space="preserve">schema-registry</w:t>
+            </w:r>
+          </w:p>
+        </w:tc>
+        <w:tc>
+          <w:tcPr>
+            <w:tcW w:w="5160" w:type="dxa"/>
+            <w:tcBorders>
+              <w:top w:val="single" w:color="CCCCCC" w:sz="1"/>
+              <w:left w:val="single" w:color="CCCCCC" w:sz="1"/>
+              <w:bottom w:val="single" w:color="CCCCCC" w:sz="1"/>
+              <w:right w:val="single" w:color="CCCCCC" w:sz="1"/>
+            </w:tcBorders>
+            <w:shd w:val="clear" w:fill="FFFFFF"/>
+            <w:vAlign w:val="center"/>
+          </w:tcPr>
+          <w:p>
+            <w:pPr>
+              <w:spacing w:after="60"/>
+            </w:pPr>
+            <w:r>
+              <w:t xml:space="preserve">plane-track</w:t>
+            </w:r>
+          </w:p>
+        </w:tc>
+        <w:tc>
+          <w:tcPr>
+            <w:tcW w:w="1800" w:type="dxa"/>
+            <w:tcBorders>
+              <w:top w:val="single" w:color="CCCCCC" w:sz="1"/>
+              <w:left w:val="single" w:color="CCCCCC" w:sz="1"/>
+              <w:bottom w:val="single" w:color="CCCCCC" w:sz="1"/>
+              <w:right w:val="single" w:color="CCCCCC" w:sz="1"/>
+            </w:tcBorders>
+            <w:shd w:val="clear" w:fill="F0FDF4"/>
+            <w:vAlign w:val="center"/>
+          </w:tcPr>
+          <w:p>
+            <w:pPr>
+              <w:spacing w:after="60"/>
+            </w:pPr>
+            <w:r>
+              <w:t xml:space="preserve">Confluent Schema Registry 7.9, port 8081</w:t>
             </w:r>
           </w:p>
         </w:tc>
@@ -1634,82 +1604,64 @@
         </w:trPr>
         <w:tc>
           <w:tcPr>
-            <w:tcW w:type="dxa" w:w="2400"/>
-            <w:tcBorders>
-              <w:top w:val="single" w:color="CCCCCC" w:sz="1"/>
-              <w:left w:val="single" w:color="CCCCCC" w:sz="1"/>
-              <w:bottom w:val="single" w:color="CCCCCC" w:sz="1"/>
-              <w:right w:val="single" w:color="CCCCCC" w:sz="1"/>
-            </w:tcBorders>
-            <w:shd w:fill="FFFFFF" w:val="clear"/>
-            <w:vAlign w:val="center"/>
-          </w:tcPr>
-          <w:p>
-            <w:pPr>
-              <w:spacing w:after="60"/>
-            </w:pPr>
-            <w:r>
-              <w:rPr>
-                <w:b w:val="false"/>
-                <w:bCs w:val="false"/>
-                <w:sz w:val="22"/>
-                <w:szCs w:val="22"/>
-              </w:rPr>
-              <w:t xml:space="preserve">adsb-simulator</w:t>
-            </w:r>
-          </w:p>
-        </w:tc>
-        <w:tc>
-          <w:tcPr>
-            <w:tcW w:type="dxa" w:w="5160"/>
-            <w:tcBorders>
-              <w:top w:val="single" w:color="CCCCCC" w:sz="1"/>
-              <w:left w:val="single" w:color="CCCCCC" w:sz="1"/>
-              <w:bottom w:val="single" w:color="CCCCCC" w:sz="1"/>
-              <w:right w:val="single" w:color="CCCCCC" w:sz="1"/>
-            </w:tcBorders>
-            <w:shd w:fill="FFFFFF" w:val="clear"/>
-            <w:vAlign w:val="center"/>
-          </w:tcPr>
-          <w:p>
-            <w:pPr>
-              <w:spacing w:after="60"/>
-            </w:pPr>
-            <w:r>
-              <w:rPr>
-                <w:b w:val="false"/>
-                <w:bCs w:val="false"/>
-                <w:sz w:val="22"/>
-                <w:szCs w:val="22"/>
-              </w:rPr>
-              <w:t xml:space="preserve">Synthetic SIM* event generator — alternates MA/TW scenarios</w:t>
-            </w:r>
-          </w:p>
-        </w:tc>
-        <w:tc>
-          <w:tcPr>
-            <w:tcW w:type="dxa" w:w="1800"/>
-            <w:tcBorders>
-              <w:top w:val="single" w:color="CCCCCC" w:sz="1"/>
-              <w:left w:val="single" w:color="CCCCCC" w:sz="1"/>
-              <w:bottom w:val="single" w:color="CCCCCC" w:sz="1"/>
-              <w:right w:val="single" w:color="CCCCCC" w:sz="1"/>
-            </w:tcBorders>
-            <w:shd w:fill="F0FDF4" w:val="clear"/>
-            <w:vAlign w:val="center"/>
-          </w:tcPr>
-          <w:p>
-            <w:pPr>
-              <w:spacing w:after="60"/>
-            </w:pPr>
-            <w:r>
-              <w:rPr>
-                <w:b w:val="false"/>
-                <w:bCs w:val="false"/>
-                <w:sz w:val="22"/>
-                <w:szCs w:val="22"/>
-              </w:rPr>
-              <w:t xml:space="preserve">✓ Running</w:t>
+            <w:tcW w:w="2400" w:type="dxa"/>
+            <w:tcBorders>
+              <w:top w:val="single" w:color="CCCCCC" w:sz="1"/>
+              <w:left w:val="single" w:color="CCCCCC" w:sz="1"/>
+              <w:bottom w:val="single" w:color="CCCCCC" w:sz="1"/>
+              <w:right w:val="single" w:color="CCCCCC" w:sz="1"/>
+            </w:tcBorders>
+            <w:shd w:val="clear" w:fill="FFFFFF"/>
+            <w:vAlign w:val="center"/>
+          </w:tcPr>
+          <w:p>
+            <w:pPr>
+              <w:spacing w:after="60"/>
+            </w:pPr>
+            <w:r>
+              <w:t xml:space="preserve">flink-jobmanager + flink-taskmanager</w:t>
+            </w:r>
+          </w:p>
+        </w:tc>
+        <w:tc>
+          <w:tcPr>
+            <w:tcW w:w="5160" w:type="dxa"/>
+            <w:tcBorders>
+              <w:top w:val="single" w:color="CCCCCC" w:sz="1"/>
+              <w:left w:val="single" w:color="CCCCCC" w:sz="1"/>
+              <w:bottom w:val="single" w:color="CCCCCC" w:sz="1"/>
+              <w:right w:val="single" w:color="CCCCCC" w:sz="1"/>
+            </w:tcBorders>
+            <w:shd w:val="clear" w:fill="FFFFFF"/>
+            <w:vAlign w:val="center"/>
+          </w:tcPr>
+          <w:p>
+            <w:pPr>
+              <w:spacing w:after="60"/>
+            </w:pPr>
+            <w:r>
+              <w:t xml:space="preserve">plane-track</w:t>
+            </w:r>
+          </w:p>
+        </w:tc>
+        <w:tc>
+          <w:tcPr>
+            <w:tcW w:w="1800" w:type="dxa"/>
+            <w:tcBorders>
+              <w:top w:val="single" w:color="CCCCCC" w:sz="1"/>
+              <w:left w:val="single" w:color="CCCCCC" w:sz="1"/>
+              <w:bottom w:val="single" w:color="CCCCCC" w:sz="1"/>
+              <w:right w:val="single" w:color="CCCCCC" w:sz="1"/>
+            </w:tcBorders>
+            <w:shd w:val="clear" w:fill="F0FDF4"/>
+            <w:vAlign w:val="center"/>
+          </w:tcPr>
+          <w:p>
+            <w:pPr>
+              <w:spacing w:after="60"/>
+            </w:pPr>
+            <w:r>
+              <w:t xml:space="preserve">Flink 1.19, 10 task slots, watchdog sidecar auto-submits 5 CEP SQL jobs, REST :9081</w:t>
             </w:r>
           </w:p>
         </w:tc>
@@ -1720,82 +1672,64 @@
         </w:trPr>
         <w:tc>
           <w:tcPr>
-            <w:tcW w:type="dxa" w:w="2400"/>
-            <w:tcBorders>
-              <w:top w:val="single" w:color="CCCCCC" w:sz="1"/>
-              <w:left w:val="single" w:color="CCCCCC" w:sz="1"/>
-              <w:bottom w:val="single" w:color="CCCCCC" w:sz="1"/>
-              <w:right w:val="single" w:color="CCCCCC" w:sz="1"/>
-            </w:tcBorders>
-            <w:shd w:fill="FFFFFF" w:val="clear"/>
-            <w:vAlign w:val="center"/>
-          </w:tcPr>
-          <w:p>
-            <w:pPr>
-              <w:spacing w:after="60"/>
-            </w:pPr>
-            <w:r>
-              <w:rPr>
-                <w:b w:val="false"/>
-                <w:bCs w:val="false"/>
-                <w:sz w:val="22"/>
-                <w:szCs w:val="22"/>
-              </w:rPr>
+            <w:tcW w:w="2400" w:type="dxa"/>
+            <w:tcBorders>
+              <w:top w:val="single" w:color="CCCCCC" w:sz="1"/>
+              <w:left w:val="single" w:color="CCCCCC" w:sz="1"/>
+              <w:bottom w:val="single" w:color="CCCCCC" w:sz="1"/>
+              <w:right w:val="single" w:color="CCCCCC" w:sz="1"/>
+            </w:tcBorders>
+            <w:shd w:val="clear" w:fill="FFFFFF"/>
+            <w:vAlign w:val="center"/>
+          </w:tcPr>
+          <w:p>
+            <w:pPr>
+              <w:spacing w:after="60"/>
+            </w:pPr>
+            <w:r>
               <w:t xml:space="preserve">alerts-dashboard</w:t>
             </w:r>
           </w:p>
         </w:tc>
         <w:tc>
           <w:tcPr>
-            <w:tcW w:type="dxa" w:w="5160"/>
-            <w:tcBorders>
-              <w:top w:val="single" w:color="CCCCCC" w:sz="1"/>
-              <w:left w:val="single" w:color="CCCCCC" w:sz="1"/>
-              <w:bottom w:val="single" w:color="CCCCCC" w:sz="1"/>
-              <w:right w:val="single" w:color="CCCCCC" w:sz="1"/>
-            </w:tcBorders>
-            <w:shd w:fill="FFFFFF" w:val="clear"/>
-            <w:vAlign w:val="center"/>
-          </w:tcPr>
-          <w:p>
-            <w:pPr>
-              <w:spacing w:after="60"/>
-            </w:pPr>
-            <w:r>
-              <w:rPr>
-                <w:b w:val="false"/>
-                <w:bCs w:val="false"/>
-                <w:sz w:val="22"/>
-                <w:szCs w:val="22"/>
-              </w:rPr>
-              <w:t xml:space="preserve">Flask web UI · exposed via OpenShift Route (TLS edge)</w:t>
-            </w:r>
-          </w:p>
-        </w:tc>
-        <w:tc>
-          <w:tcPr>
-            <w:tcW w:type="dxa" w:w="1800"/>
-            <w:tcBorders>
-              <w:top w:val="single" w:color="CCCCCC" w:sz="1"/>
-              <w:left w:val="single" w:color="CCCCCC" w:sz="1"/>
-              <w:bottom w:val="single" w:color="CCCCCC" w:sz="1"/>
-              <w:right w:val="single" w:color="CCCCCC" w:sz="1"/>
-            </w:tcBorders>
-            <w:shd w:fill="F0FDF4" w:val="clear"/>
-            <w:vAlign w:val="center"/>
-          </w:tcPr>
-          <w:p>
-            <w:pPr>
-              <w:spacing w:after="60"/>
-            </w:pPr>
-            <w:r>
-              <w:rPr>
-                <w:b w:val="false"/>
-                <w:bCs w:val="false"/>
-                <w:sz w:val="22"/>
-                <w:szCs w:val="22"/>
-              </w:rPr>
-              <w:t xml:space="preserve">✓ Running</w:t>
+            <w:tcW w:w="5160" w:type="dxa"/>
+            <w:tcBorders>
+              <w:top w:val="single" w:color="CCCCCC" w:sz="1"/>
+              <w:left w:val="single" w:color="CCCCCC" w:sz="1"/>
+              <w:bottom w:val="single" w:color="CCCCCC" w:sz="1"/>
+              <w:right w:val="single" w:color="CCCCCC" w:sz="1"/>
+            </w:tcBorders>
+            <w:shd w:val="clear" w:fill="FFFFFF"/>
+            <w:vAlign w:val="center"/>
+          </w:tcPr>
+          <w:p>
+            <w:pPr>
+              <w:spacing w:after="60"/>
+            </w:pPr>
+            <w:r>
+              <w:t xml:space="preserve">plane-track</w:t>
+            </w:r>
+          </w:p>
+        </w:tc>
+        <w:tc>
+          <w:tcPr>
+            <w:tcW w:w="1800" w:type="dxa"/>
+            <w:tcBorders>
+              <w:top w:val="single" w:color="CCCCCC" w:sz="1"/>
+              <w:left w:val="single" w:color="CCCCCC" w:sz="1"/>
+              <w:bottom w:val="single" w:color="CCCCCC" w:sz="1"/>
+              <w:right w:val="single" w:color="CCCCCC" w:sz="1"/>
+            </w:tcBorders>
+            <w:shd w:val="clear" w:fill="F0FDF4"/>
+            <w:vAlign w:val="center"/>
+          </w:tcPr>
+          <w:p>
+            <w:pPr>
+              <w:spacing w:after="60"/>
+            </w:pPr>
+            <w:r>
+              <w:t xml:space="preserve">Flask dashboard, 5 tabs, /metrics (prometheus-flask-exporter), /api/tracker (OpenSky proxy)</w:t>
             </w:r>
           </w:p>
         </w:tc>
@@ -1819,7 +1753,10 @@
         <w:pStyle w:val="Heading2"/>
       </w:pPr>
       <w:r>
-        <w:t xml:space="preserve">6.1  📡 Live Alerts tab</w:t>
+        <w:rPr>
+          <w:b/>
+        </w:rPr>
+        <w:t xml:space="preserve">6.1  Simulated Alerts tab</w:t>
       </w:r>
     </w:p>
     <w:p>
@@ -1832,7 +1769,7 @@
         <w:spacing w:after="60"/>
       </w:pPr>
       <w:r>
-        <w:t xml:space="preserve">Two side-by-side panels — Simulated (SIM* aircraft) and Live (OpenSky)</w:t>
+        <w:t xml:space="preserve">Alerts from the ADS-B simulator (SIM* aircraft). Shows all 5 CEP alert types. Simulator Start / Stop / Reset controls are embedded in the tab.</w:t>
       </w:r>
     </w:p>
     <w:p>
@@ -1845,7 +1782,7 @@
         <w:spacing w:after="60"/>
       </w:pPr>
       <w:r>
-        <w:t xml:space="preserve">Per-panel type filter chips: All / 🔴 Missed Approach / 🟡 Twin Landing</w:t>
+        <w:t xml:space="preserve">Per-panel type filter chips: All / Missed Approach / Twin Landing / Repeat Go-Around / Rapid Descent / Corridor Overload</w:t>
       </w:r>
     </w:p>
     <w:p>
@@ -1858,7 +1795,7 @@
         <w:spacing w:after="60"/>
       </w:pPr>
       <w:r>
-        <w:t xml:space="preserve">Simulator controls: Start / Stop / Reset</w:t>
+        <w:t xml:space="preserve">Detail drawer per alert: flight profile SVG, CEP metadata, IBM ADS severity badge (when ADS enabled)</w:t>
       </w:r>
     </w:p>
     <w:p>
@@ -1871,7 +1808,7 @@
         <w:spacing w:after="60"/>
       </w:pPr>
       <w:r>
-        <w:t xml:space="preserve">Reset clears both alert panels and the Flight Feed (frontend + backend)</w:t>
+        <w:t xml:space="preserve">Reset clears both alert panels and the Simulated Flight Events tab (frontend + backend)</w:t>
       </w:r>
     </w:p>
     <w:p>
@@ -1884,7 +1821,7 @@
         <w:spacing w:after="60"/>
       </w:pPr>
       <w:r>
-        <w:t xml:space="preserve">Detail drawer with flight profile SVG, severity indicator, and CEP metadata</w:t>
+        <w:t xml:space="preserve"/>
       </w:r>
     </w:p>
     <w:p>
@@ -1897,7 +1834,10 @@
         <w:pStyle w:val="Heading2"/>
       </w:pPr>
       <w:r>
-        <w:t xml:space="preserve">6.2  ✈ Flight Feed tab</w:t>
+        <w:rPr>
+          <w:b/>
+        </w:rPr>
+        <w:t xml:space="preserve">6.2  Simulated Flight Events tab</w:t>
       </w:r>
     </w:p>
     <w:p>
@@ -1910,7 +1850,7 @@
         <w:spacing w:after="60"/>
       </w:pPr>
       <w:r>
-        <w:t xml:space="preserve">Full rolling stream of all raw adsb_raw position messages (last 200), newest first</w:t>
+        <w:t xml:space="preserve">Full rolling stream of all raw adsb_raw position messages from the simulator (last 200), newest first.</w:t>
       </w:r>
     </w:p>
     <w:p>
@@ -1923,7 +1863,7 @@
         <w:spacing w:after="60"/>
       </w:pPr>
       <w:r>
-        <w:t xml:space="preserve">Sortable columns: ICAO24, Callsign, Country, Alt, Speed, V/S, Track, Lat, Lon, Ground, Last seen</w:t>
+        <w:t xml:space="preserve">Columns: Callsign, ICAO24, Country, Alt (m), Vrate, Speed (kt), Track, Status. Rows highlighted in red / amber when in an active alert.</w:t>
       </w:r>
     </w:p>
     <w:p>
@@ -1936,7 +1876,7 @@
         <w:spacing w:after="60"/>
       </w:pPr>
       <w:r>
-        <w:t xml:space="preserve">Live filter by callsign, ICAO24, or country</w:t>
+        <w:t xml:space="preserve">Polls /api/raw every 3 s, only when the tab is active.</w:t>
       </w:r>
     </w:p>
     <w:p>
@@ -1949,7 +1889,7 @@
         <w:spacing w:after="60"/>
       </w:pPr>
       <w:r>
-        <w:t xml:space="preserve">Rows highlighted in red (missed approach) or amber (twin landing) when in an active alert</w:t>
+        <w:t xml:space="preserve"/>
       </w:r>
     </w:p>
     <w:p>
@@ -1962,7 +1902,7 @@
         <w:spacing w:after="60"/>
       </w:pPr>
       <w:r>
-        <w:t xml:space="preserve">Polls /api/raw every 3 s, only when the tab is active</w:t>
+        <w:t xml:space="preserve"/>
       </w:r>
     </w:p>
     <w:p>
@@ -1975,7 +1915,10 @@
         <w:pStyle w:val="Heading2"/>
       </w:pPr>
       <w:r>
-        <w:t xml:space="preserve">6.3  📖 About &amp; Architecture tab</w:t>
+        <w:rPr>
+          <w:b/>
+        </w:rPr>
+        <w:t xml:space="preserve">6.3  Live - OpenSky ADS-B tab</w:t>
       </w:r>
     </w:p>
     <w:p>
@@ -1988,7 +1931,7 @@
         <w:spacing w:after="60"/>
       </w:pPr>
       <w:r>
-        <w:t xml:space="preserve">Pipeline architecture SVG diagram</w:t>
+        <w:t xml:space="preserve">Alerts from real ORY traffic. Appears populated only when actual aircraft are in the approach bounding box. Twin Landing is excluded from this panel (parallel finals are normal at a two-runway airport).</w:t>
       </w:r>
     </w:p>
     <w:p>
@@ -2001,7 +1944,7 @@
         <w:spacing w:after="60"/>
       </w:pPr>
       <w:r>
-        <w:t xml:space="preserve">CEP pattern sequence diagrams (Missed Approach and Twin Landing)</w:t>
+        <w:t xml:space="preserve">Per-panel type filter chips: All / Missed Approach / Repeat Go-Around / Rapid Descent / Corridor Overload</w:t>
       </w:r>
     </w:p>
     <w:p>
@@ -2014,25 +1957,199 @@
         <w:spacing w:after="60"/>
       </w:pPr>
       <w:r>
-        <w:t xml:space="preserve">Technology stack pills and Kubernetes workload inventory</w:t>
+        <w:t xml:space="preserve"/>
       </w:r>
     </w:p>
     <w:p>
       <w:pPr>
         <w:spacing w:after="160"/>
       </w:pPr>
+      <w:r>
+        <w:t xml:space="preserve"/>
+      </w:r>
+    </w:p>
+    <w:p>
+      <w:pPr>
+        <w:pStyle w:val="Heading2"/>
+        <w:spacing w:after="80"/>
+      </w:pPr>
+      <w:r>
+        <w:rPr>
+          <w:b/>
+        </w:rPr>
+        <w:t xml:space="preserve">6.4  Aviation Flight Tracker tab</w:t>
+      </w:r>
+    </w:p>
+    <w:p>
+      <w:pPr>
+        <w:spacing w:after="80"/>
+      </w:pPr>
+      <w:r>
+        <w:rPr/>
+        <w:t xml:space="preserve">Live interactive Leaflet map showing all aircraft currently in the ORY zone (48.10-49.15N / 1.90-2.90E), sourced from the OpenSky /states/all API (60 s cache, OAuth2). Aircraft icons are colour-coded: green = en-route, red = on approach (alt &lt; 914 m), yellow = on ground.</w:t>
+      </w:r>
+    </w:p>
+    <w:p>
+      <w:pPr>
+        <w:spacing w:after="160"/>
+      </w:pPr>
+      <w:r>
+        <w:rPr/>
+        <w:t xml:space="preserve">Filter bar: Status (All / In flight / On ground / On approach), Aircraft (callsign or ICAO24 substring), Country. Filters apply instantly to both the table and map markers. Click a table row to pan the map and open the aircraft popup.</w:t>
+      </w:r>
+    </w:p>
+    <w:p>
+      <w:pPr>
+        <w:pStyle w:val="Heading2"/>
+        <w:spacing w:after="80"/>
+      </w:pPr>
+      <w:r>
+        <w:rPr>
+          <w:b/>
+        </w:rPr>
+        <w:t xml:space="preserve">6.5  About &amp; Architecture tab</w:t>
+      </w:r>
+    </w:p>
+    <w:p>
+      <w:pPr>
+        <w:spacing w:after="200"/>
+      </w:pPr>
+      <w:r>
+        <w:rPr/>
+        <w:t xml:space="preserve">Pipeline architecture diagram, CEP pattern descriptions with thresholds, technology stack, and Kubernetes workload inventory.</w:t>
+      </w:r>
     </w:p>
     <w:p>
       <w:pPr>
         <w:pStyle w:val="Heading1"/>
-      </w:pPr>
-      <w:r>
-        <w:t xml:space="preserve">7. Access URLs</w:t>
+        <w:spacing w:after="80"/>
+      </w:pPr>
+      <w:r>
+        <w:rPr>
+          <w:b/>
+        </w:rPr>
+        <w:t xml:space="preserve">7. Monitoring</w:t>
+      </w:r>
+    </w:p>
+    <w:p>
+      <w:pPr>
+        <w:spacing w:after="80"/>
+      </w:pPr>
+      <w:r>
+        <w:rPr/>
+        <w:t xml:space="preserve">The alerts-dashboard exposes a /metrics endpoint (prometheus-flask-exporter) scraped by the OpenShift user-workload Prometheus every 15 s via a ServiceMonitor in the plane-track namespace.</w:t>
+      </w:r>
+    </w:p>
+    <w:p>
+      <w:pPr>
+        <w:spacing w:after="80"/>
+      </w:pPr>
+      <w:r>
+        <w:rPr/>
+        <w:t xml:space="preserve">Custom Prometheus metrics:</w:t>
+      </w:r>
+    </w:p>
+    <w:p>
+      <w:pPr/>
+      <w:r>
+        <w:rPr/>
+        <w:t xml:space="preserve">cep_alerts_total{topic, source} — Counter incremented per accepted alert after dedup</w:t>
+      </w:r>
+    </w:p>
+    <w:p>
+      <w:pPr/>
+      <w:r>
+        <w:rPr/>
+        <w:t xml:space="preserve">cep_alerts_in_window{topic, source} — Gauge snapshot of deque every 10 s</w:t>
+      </w:r>
+    </w:p>
+    <w:p>
+      <w:pPr/>
+      <w:r>
+        <w:rPr/>
+        <w:t xml:space="preserve">adsb_raw_vectors_total — Gauge: raw ADS-B vectors currently in memory</w:t>
+      </w:r>
+    </w:p>
+    <w:p>
+      <w:pPr>
+        <w:spacing w:after="80"/>
+      </w:pPr>
+      <w:r>
+        <w:rPr/>
+        <w:t xml:space="preserve">cep_ads_decisions_total{severity} — Counter: IBM ADS enrichments applied (when ADS enabled)</w:t>
+      </w:r>
+    </w:p>
+    <w:p>
+      <w:pPr>
+        <w:spacing w:after="160"/>
+      </w:pPr>
+      <w:r>
+        <w:rPr/>
+        <w:t xml:space="preserve">The Grafana dashboard (uid: plane-track, 31 panels) is provisioned via a ConfigMap in the test-app namespace. It covers pipeline health, CEP alert counters by type, rate/min time series, live vs simulated window snapshots, pod restarts, CPU/RAM, and network. Datasource: Thanos Querier via prometheus-proxy (test-app:9099).</w:t>
+      </w:r>
+    </w:p>
+    <w:p>
+      <w:pPr>
+        <w:pStyle w:val="Heading1"/>
+        <w:spacing w:after="80"/>
+      </w:pPr>
+      <w:r>
+        <w:rPr>
+          <w:b/>
+        </w:rPr>
+        <w:t xml:space="preserve">8. IBM ADS Decision Service (Optional)</w:t>
+      </w:r>
+    </w:p>
+    <w:p>
+      <w:pPr>
+        <w:spacing w:after="80"/>
+      </w:pPr>
+      <w:r>
+        <w:rPr/>
+        <w:t xml:space="preserve">An IBM Automation Decision Services (ADS) integration enriches each CEP alert with a severity rating and recommended action. It is disabled by default (ADS_ENABLED=false). When enabled, each accepted alert triggers a non-blocking POST to the ADS runtime execute URL.</w:t>
+      </w:r>
+    </w:p>
+    <w:p>
+      <w:pPr>
+        <w:spacing w:after="80"/>
+      </w:pPr>
+      <w:r>
+        <w:rPr/>
+        <w:t xml:space="preserve">Environment variables: ADS_ENABLED=true, ADS_ENDPOINT (runtime execute URL), ADS_API_KEY (ZenApiKey token), ADS_TIMEOUT (seconds, default 3).</w:t>
+      </w:r>
+    </w:p>
+    <w:p>
+      <w:pPr>
+        <w:spacing w:after="80"/>
+      </w:pPr>
+      <w:r>
+        <w:rPr/>
+        <w:t xml:space="preserve">Output fields per alert: _ads_severity (CRITICAL/HIGH/MEDIUM/LOW/INFO), _ads_recommended_action, _ads_escalation_required, _ads_rationale, _ads_display_color. Displayed as a colour-coded badge on each alert card.</w:t>
+      </w:r>
+    </w:p>
+    <w:p>
+      <w:pPr>
+        <w:spacing w:after="200"/>
+      </w:pPr>
+      <w:r>
+        <w:rPr/>
+        <w:t xml:space="preserve">DMN source: ads-decision-service/ (FlightAlertClassifier.dmn + SeverityRules.dmn + ActionRules.dmn). Deployment archive: flight-alert-classifier.zip.</w:t>
+      </w:r>
+    </w:p>
+    <w:p>
+      <w:pPr>
+        <w:pStyle w:val="Heading1"/>
+      </w:pPr>
+      <w:r>
+        <w:rPr>
+          <w:b/>
+        </w:rPr>
+        <w:t xml:space="preserve">9. Access URLs</w:t>
       </w:r>
     </w:p>
     <w:tbl>
       <w:tblPr>
-        <w:tblW w:type="auto" w:w="100"/>
+        <w:tblW w:w="100" w:type="auto"/>
         <w:tblBorders>
           <w:top w:val="single" w:color="auto" w:sz="4"/>
           <w:left w:val="single" w:color="auto" w:sz="4"/>
@@ -2042,10 +2159,10 @@
           <w:insideV w:val="single" w:color="auto" w:sz="4"/>
         </w:tblBorders>
         <w:tblCellMar>
-          <w:top w:type="dxa" w:w="80"/>
-          <w:left w:type="dxa" w:w="160"/>
-          <w:bottom w:type="dxa" w:w="80"/>
-          <w:right w:type="dxa" w:w="160"/>
+          <w:top w:w="80" w:type="dxa"/>
+          <w:left w:w="160" w:type="dxa"/>
+          <w:bottom w:w="80" w:type="dxa"/>
+          <w:right w:w="160" w:type="dxa"/>
         </w:tblCellMar>
       </w:tblPr>
       <w:tblGrid>
@@ -2058,14 +2175,14 @@
         </w:trPr>
         <w:tc>
           <w:tcPr>
-            <w:tcW w:type="dxa" w:w="2400"/>
-            <w:tcBorders>
-              <w:top w:val="single" w:color="CCCCCC" w:sz="1"/>
-              <w:left w:val="single" w:color="CCCCCC" w:sz="1"/>
-              <w:bottom w:val="single" w:color="CCCCCC" w:sz="1"/>
-              <w:right w:val="single" w:color="CCCCCC" w:sz="1"/>
-            </w:tcBorders>
-            <w:shd w:fill="1B3A6B" w:val="clear"/>
+            <w:tcW w:w="2400" w:type="dxa"/>
+            <w:tcBorders>
+              <w:top w:val="single" w:color="CCCCCC" w:sz="1"/>
+              <w:left w:val="single" w:color="CCCCCC" w:sz="1"/>
+              <w:bottom w:val="single" w:color="CCCCCC" w:sz="1"/>
+              <w:right w:val="single" w:color="CCCCCC" w:sz="1"/>
+            </w:tcBorders>
+            <w:shd w:val="clear" w:fill="1B3A6B"/>
             <w:vAlign w:val="center"/>
           </w:tcPr>
           <w:p>
@@ -2085,14 +2202,14 @@
         </w:tc>
         <w:tc>
           <w:tcPr>
-            <w:tcW w:type="dxa" w:w="6960"/>
-            <w:tcBorders>
-              <w:top w:val="single" w:color="CCCCCC" w:sz="1"/>
-              <w:left w:val="single" w:color="CCCCCC" w:sz="1"/>
-              <w:bottom w:val="single" w:color="CCCCCC" w:sz="1"/>
-              <w:right w:val="single" w:color="CCCCCC" w:sz="1"/>
-            </w:tcBorders>
-            <w:shd w:fill="1B3A6B" w:val="clear"/>
+            <w:tcW w:w="6960" w:type="dxa"/>
+            <w:tcBorders>
+              <w:top w:val="single" w:color="CCCCCC" w:sz="1"/>
+              <w:left w:val="single" w:color="CCCCCC" w:sz="1"/>
+              <w:bottom w:val="single" w:color="CCCCCC" w:sz="1"/>
+              <w:right w:val="single" w:color="CCCCCC" w:sz="1"/>
+            </w:tcBorders>
+            <w:shd w:val="clear" w:fill="1B3A6B"/>
             <w:vAlign w:val="center"/>
           </w:tcPr>
           <w:p>
@@ -2117,14 +2234,14 @@
         </w:trPr>
         <w:tc>
           <w:tcPr>
-            <w:tcW w:type="dxa" w:w="2400"/>
-            <w:tcBorders>
-              <w:top w:val="single" w:color="CCCCCC" w:sz="1"/>
-              <w:left w:val="single" w:color="CCCCCC" w:sz="1"/>
-              <w:bottom w:val="single" w:color="CCCCCC" w:sz="1"/>
-              <w:right w:val="single" w:color="CCCCCC" w:sz="1"/>
-            </w:tcBorders>
-            <w:shd w:fill="FFFFFF" w:val="clear"/>
+            <w:tcW w:w="2400" w:type="dxa"/>
+            <w:tcBorders>
+              <w:top w:val="single" w:color="CCCCCC" w:sz="1"/>
+              <w:left w:val="single" w:color="CCCCCC" w:sz="1"/>
+              <w:bottom w:val="single" w:color="CCCCCC" w:sz="1"/>
+              <w:right w:val="single" w:color="CCCCCC" w:sz="1"/>
+            </w:tcBorders>
+            <w:shd w:val="clear" w:fill="FFFFFF"/>
             <w:vAlign w:val="center"/>
           </w:tcPr>
           <w:p>
@@ -2144,14 +2261,14 @@
         </w:tc>
         <w:tc>
           <w:tcPr>
-            <w:tcW w:type="dxa" w:w="6960"/>
-            <w:tcBorders>
-              <w:top w:val="single" w:color="CCCCCC" w:sz="1"/>
-              <w:left w:val="single" w:color="CCCCCC" w:sz="1"/>
-              <w:bottom w:val="single" w:color="CCCCCC" w:sz="1"/>
-              <w:right w:val="single" w:color="CCCCCC" w:sz="1"/>
-            </w:tcBorders>
-            <w:shd w:fill="FFFFFF" w:val="clear"/>
+            <w:tcW w:w="6960" w:type="dxa"/>
+            <w:tcBorders>
+              <w:top w:val="single" w:color="CCCCCC" w:sz="1"/>
+              <w:left w:val="single" w:color="CCCCCC" w:sz="1"/>
+              <w:bottom w:val="single" w:color="CCCCCC" w:sz="1"/>
+              <w:right w:val="single" w:color="CCCCCC" w:sz="1"/>
+            </w:tcBorders>
+            <w:shd w:val="clear" w:fill="FFFFFF"/>
             <w:vAlign w:val="center"/>
           </w:tcPr>
           <w:p>
@@ -2176,14 +2293,14 @@
         </w:trPr>
         <w:tc>
           <w:tcPr>
-            <w:tcW w:type="dxa" w:w="2400"/>
-            <w:tcBorders>
-              <w:top w:val="single" w:color="CCCCCC" w:sz="1"/>
-              <w:left w:val="single" w:color="CCCCCC" w:sz="1"/>
-              <w:bottom w:val="single" w:color="CCCCCC" w:sz="1"/>
-              <w:right w:val="single" w:color="CCCCCC" w:sz="1"/>
-            </w:tcBorders>
-            <w:shd w:fill="FFFFFF" w:val="clear"/>
+            <w:tcW w:w="2400" w:type="dxa"/>
+            <w:tcBorders>
+              <w:top w:val="single" w:color="CCCCCC" w:sz="1"/>
+              <w:left w:val="single" w:color="CCCCCC" w:sz="1"/>
+              <w:bottom w:val="single" w:color="CCCCCC" w:sz="1"/>
+              <w:right w:val="single" w:color="CCCCCC" w:sz="1"/>
+            </w:tcBorders>
+            <w:shd w:val="clear" w:fill="FFFFFF"/>
             <w:vAlign w:val="center"/>
           </w:tcPr>
           <w:p>
@@ -2203,14 +2320,14 @@
         </w:tc>
         <w:tc>
           <w:tcPr>
-            <w:tcW w:type="dxa" w:w="6960"/>
-            <w:tcBorders>
-              <w:top w:val="single" w:color="CCCCCC" w:sz="1"/>
-              <w:left w:val="single" w:color="CCCCCC" w:sz="1"/>
-              <w:bottom w:val="single" w:color="CCCCCC" w:sz="1"/>
-              <w:right w:val="single" w:color="CCCCCC" w:sz="1"/>
-            </w:tcBorders>
-            <w:shd w:fill="FFFFFF" w:val="clear"/>
+            <w:tcW w:w="6960" w:type="dxa"/>
+            <w:tcBorders>
+              <w:top w:val="single" w:color="CCCCCC" w:sz="1"/>
+              <w:left w:val="single" w:color="CCCCCC" w:sz="1"/>
+              <w:bottom w:val="single" w:color="CCCCCC" w:sz="1"/>
+              <w:right w:val="single" w:color="CCCCCC" w:sz="1"/>
+            </w:tcBorders>
+            <w:shd w:val="clear" w:fill="FFFFFF"/>
             <w:vAlign w:val="center"/>
           </w:tcPr>
           <w:p>
@@ -2232,7 +2349,7 @@
     </w:tbl>
     <w:p>
       <w:pPr>
-        <w:spacing w:after="160" w:before="80"/>
+        <w:spacing w:before="80" w:after="160"/>
         <w:rPr>
           <w:i/>
           <w:iCs/>
@@ -2257,12 +2374,15 @@
         <w:pStyle w:val="Heading1"/>
       </w:pPr>
       <w:r>
-        <w:t xml:space="preserve">8. Deployment</w:t>
+        <w:rPr>
+          <w:b/>
+        </w:rPr>
+        <w:t xml:space="preserve">10. Deployment</w:t>
       </w:r>
     </w:p>
     <w:tbl>
       <w:tblPr>
-        <w:tblW w:type="auto" w:w="100"/>
+        <w:tblW w:w="100" w:type="auto"/>
         <w:tblBorders>
           <w:top w:val="single" w:color="auto" w:sz="4"/>
           <w:left w:val="single" w:color="auto" w:sz="4"/>
@@ -2272,10 +2392,10 @@
           <w:insideV w:val="single" w:color="auto" w:sz="4"/>
         </w:tblBorders>
         <w:tblCellMar>
-          <w:top w:type="dxa" w:w="80"/>
-          <w:left w:type="dxa" w:w="160"/>
-          <w:bottom w:type="dxa" w:w="80"/>
-          <w:right w:type="dxa" w:w="160"/>
+          <w:top w:w="80" w:type="dxa"/>
+          <w:left w:w="160" w:type="dxa"/>
+          <w:bottom w:w="80" w:type="dxa"/>
+          <w:right w:w="160" w:type="dxa"/>
         </w:tblCellMar>
       </w:tblPr>
       <w:tblGrid>
@@ -2288,14 +2408,14 @@
         </w:trPr>
         <w:tc>
           <w:tcPr>
-            <w:tcW w:type="dxa" w:w="2400"/>
-            <w:tcBorders>
-              <w:top w:val="single" w:color="CCCCCC" w:sz="1"/>
-              <w:left w:val="single" w:color="CCCCCC" w:sz="1"/>
-              <w:bottom w:val="single" w:color="CCCCCC" w:sz="1"/>
-              <w:right w:val="single" w:color="CCCCCC" w:sz="1"/>
-            </w:tcBorders>
-            <w:shd w:fill="1B3A6B" w:val="clear"/>
+            <w:tcW w:w="2400" w:type="dxa"/>
+            <w:tcBorders>
+              <w:top w:val="single" w:color="CCCCCC" w:sz="1"/>
+              <w:left w:val="single" w:color="CCCCCC" w:sz="1"/>
+              <w:bottom w:val="single" w:color="CCCCCC" w:sz="1"/>
+              <w:right w:val="single" w:color="CCCCCC" w:sz="1"/>
+            </w:tcBorders>
+            <w:shd w:val="clear" w:fill="1B3A6B"/>
             <w:vAlign w:val="center"/>
           </w:tcPr>
           <w:p>
@@ -2315,14 +2435,14 @@
         </w:tc>
         <w:tc>
           <w:tcPr>
-            <w:tcW w:type="dxa" w:w="6960"/>
-            <w:tcBorders>
-              <w:top w:val="single" w:color="CCCCCC" w:sz="1"/>
-              <w:left w:val="single" w:color="CCCCCC" w:sz="1"/>
-              <w:bottom w:val="single" w:color="CCCCCC" w:sz="1"/>
-              <w:right w:val="single" w:color="CCCCCC" w:sz="1"/>
-            </w:tcBorders>
-            <w:shd w:fill="1B3A6B" w:val="clear"/>
+            <w:tcW w:w="6960" w:type="dxa"/>
+            <w:tcBorders>
+              <w:top w:val="single" w:color="CCCCCC" w:sz="1"/>
+              <w:left w:val="single" w:color="CCCCCC" w:sz="1"/>
+              <w:bottom w:val="single" w:color="CCCCCC" w:sz="1"/>
+              <w:right w:val="single" w:color="CCCCCC" w:sz="1"/>
+            </w:tcBorders>
+            <w:shd w:val="clear" w:fill="1B3A6B"/>
             <w:vAlign w:val="center"/>
           </w:tcPr>
           <w:p>
@@ -2347,14 +2467,14 @@
         </w:trPr>
         <w:tc>
           <w:tcPr>
-            <w:tcW w:type="dxa" w:w="2400"/>
-            <w:tcBorders>
-              <w:top w:val="single" w:color="CCCCCC" w:sz="1"/>
-              <w:left w:val="single" w:color="CCCCCC" w:sz="1"/>
-              <w:bottom w:val="single" w:color="CCCCCC" w:sz="1"/>
-              <w:right w:val="single" w:color="CCCCCC" w:sz="1"/>
-            </w:tcBorders>
-            <w:shd w:fill="FFFFFF" w:val="clear"/>
+            <w:tcW w:w="2400" w:type="dxa"/>
+            <w:tcBorders>
+              <w:top w:val="single" w:color="CCCCCC" w:sz="1"/>
+              <w:left w:val="single" w:color="CCCCCC" w:sz="1"/>
+              <w:bottom w:val="single" w:color="CCCCCC" w:sz="1"/>
+              <w:right w:val="single" w:color="CCCCCC" w:sz="1"/>
+            </w:tcBorders>
+            <w:shd w:val="clear" w:fill="FFFFFF"/>
             <w:vAlign w:val="center"/>
           </w:tcPr>
           <w:p>
@@ -2374,14 +2494,14 @@
         </w:tc>
         <w:tc>
           <w:tcPr>
-            <w:tcW w:type="dxa" w:w="6960"/>
-            <w:tcBorders>
-              <w:top w:val="single" w:color="CCCCCC" w:sz="1"/>
-              <w:left w:val="single" w:color="CCCCCC" w:sz="1"/>
-              <w:bottom w:val="single" w:color="CCCCCC" w:sz="1"/>
-              <w:right w:val="single" w:color="CCCCCC" w:sz="1"/>
-            </w:tcBorders>
-            <w:shd w:fill="FFFFFF" w:val="clear"/>
+            <w:tcW w:w="6960" w:type="dxa"/>
+            <w:tcBorders>
+              <w:top w:val="single" w:color="CCCCCC" w:sz="1"/>
+              <w:left w:val="single" w:color="CCCCCC" w:sz="1"/>
+              <w:bottom w:val="single" w:color="CCCCCC" w:sz="1"/>
+              <w:right w:val="single" w:color="CCCCCC" w:sz="1"/>
+            </w:tcBorders>
+            <w:shd w:val="clear" w:fill="FFFFFF"/>
             <w:vAlign w:val="center"/>
           </w:tcPr>
           <w:p>
@@ -2406,14 +2526,14 @@
         </w:trPr>
         <w:tc>
           <w:tcPr>
-            <w:tcW w:type="dxa" w:w="2400"/>
-            <w:tcBorders>
-              <w:top w:val="single" w:color="CCCCCC" w:sz="1"/>
-              <w:left w:val="single" w:color="CCCCCC" w:sz="1"/>
-              <w:bottom w:val="single" w:color="CCCCCC" w:sz="1"/>
-              <w:right w:val="single" w:color="CCCCCC" w:sz="1"/>
-            </w:tcBorders>
-            <w:shd w:fill="FFFFFF" w:val="clear"/>
+            <w:tcW w:w="2400" w:type="dxa"/>
+            <w:tcBorders>
+              <w:top w:val="single" w:color="CCCCCC" w:sz="1"/>
+              <w:left w:val="single" w:color="CCCCCC" w:sz="1"/>
+              <w:bottom w:val="single" w:color="CCCCCC" w:sz="1"/>
+              <w:right w:val="single" w:color="CCCCCC" w:sz="1"/>
+            </w:tcBorders>
+            <w:shd w:val="clear" w:fill="FFFFFF"/>
             <w:vAlign w:val="center"/>
           </w:tcPr>
           <w:p>
@@ -2433,14 +2553,14 @@
         </w:tc>
         <w:tc>
           <w:tcPr>
-            <w:tcW w:type="dxa" w:w="6960"/>
-            <w:tcBorders>
-              <w:top w:val="single" w:color="CCCCCC" w:sz="1"/>
-              <w:left w:val="single" w:color="CCCCCC" w:sz="1"/>
-              <w:bottom w:val="single" w:color="CCCCCC" w:sz="1"/>
-              <w:right w:val="single" w:color="CCCCCC" w:sz="1"/>
-            </w:tcBorders>
-            <w:shd w:fill="FFFFFF" w:val="clear"/>
+            <w:tcW w:w="6960" w:type="dxa"/>
+            <w:tcBorders>
+              <w:top w:val="single" w:color="CCCCCC" w:sz="1"/>
+              <w:left w:val="single" w:color="CCCCCC" w:sz="1"/>
+              <w:bottom w:val="single" w:color="CCCCCC" w:sz="1"/>
+              <w:right w:val="single" w:color="CCCCCC" w:sz="1"/>
+            </w:tcBorders>
+            <w:shd w:val="clear" w:fill="FFFFFF"/>
             <w:vAlign w:val="center"/>
           </w:tcPr>
           <w:p>
@@ -2465,14 +2585,14 @@
         </w:trPr>
         <w:tc>
           <w:tcPr>
-            <w:tcW w:type="dxa" w:w="2400"/>
-            <w:tcBorders>
-              <w:top w:val="single" w:color="CCCCCC" w:sz="1"/>
-              <w:left w:val="single" w:color="CCCCCC" w:sz="1"/>
-              <w:bottom w:val="single" w:color="CCCCCC" w:sz="1"/>
-              <w:right w:val="single" w:color="CCCCCC" w:sz="1"/>
-            </w:tcBorders>
-            <w:shd w:fill="FFFFFF" w:val="clear"/>
+            <w:tcW w:w="2400" w:type="dxa"/>
+            <w:tcBorders>
+              <w:top w:val="single" w:color="CCCCCC" w:sz="1"/>
+              <w:left w:val="single" w:color="CCCCCC" w:sz="1"/>
+              <w:bottom w:val="single" w:color="CCCCCC" w:sz="1"/>
+              <w:right w:val="single" w:color="CCCCCC" w:sz="1"/>
+            </w:tcBorders>
+            <w:shd w:val="clear" w:fill="FFFFFF"/>
             <w:vAlign w:val="center"/>
           </w:tcPr>
           <w:p>
@@ -2492,14 +2612,14 @@
         </w:tc>
         <w:tc>
           <w:tcPr>
-            <w:tcW w:type="dxa" w:w="6960"/>
-            <w:tcBorders>
-              <w:top w:val="single" w:color="CCCCCC" w:sz="1"/>
-              <w:left w:val="single" w:color="CCCCCC" w:sz="1"/>
-              <w:bottom w:val="single" w:color="CCCCCC" w:sz="1"/>
-              <w:right w:val="single" w:color="CCCCCC" w:sz="1"/>
-            </w:tcBorders>
-            <w:shd w:fill="FFFFFF" w:val="clear"/>
+            <w:tcW w:w="6960" w:type="dxa"/>
+            <w:tcBorders>
+              <w:top w:val="single" w:color="CCCCCC" w:sz="1"/>
+              <w:left w:val="single" w:color="CCCCCC" w:sz="1"/>
+              <w:bottom w:val="single" w:color="CCCCCC" w:sz="1"/>
+              <w:right w:val="single" w:color="CCCCCC" w:sz="1"/>
+            </w:tcBorders>
+            <w:shd w:val="clear" w:fill="FFFFFF"/>
             <w:vAlign w:val="center"/>
           </w:tcPr>
           <w:p>
@@ -2524,14 +2644,14 @@
         </w:trPr>
         <w:tc>
           <w:tcPr>
-            <w:tcW w:type="dxa" w:w="2400"/>
-            <w:tcBorders>
-              <w:top w:val="single" w:color="CCCCCC" w:sz="1"/>
-              <w:left w:val="single" w:color="CCCCCC" w:sz="1"/>
-              <w:bottom w:val="single" w:color="CCCCCC" w:sz="1"/>
-              <w:right w:val="single" w:color="CCCCCC" w:sz="1"/>
-            </w:tcBorders>
-            <w:shd w:fill="FFFFFF" w:val="clear"/>
+            <w:tcW w:w="2400" w:type="dxa"/>
+            <w:tcBorders>
+              <w:top w:val="single" w:color="CCCCCC" w:sz="1"/>
+              <w:left w:val="single" w:color="CCCCCC" w:sz="1"/>
+              <w:bottom w:val="single" w:color="CCCCCC" w:sz="1"/>
+              <w:right w:val="single" w:color="CCCCCC" w:sz="1"/>
+            </w:tcBorders>
+            <w:shd w:val="clear" w:fill="FFFFFF"/>
             <w:vAlign w:val="center"/>
           </w:tcPr>
           <w:p>
@@ -2551,14 +2671,14 @@
         </w:tc>
         <w:tc>
           <w:tcPr>
-            <w:tcW w:type="dxa" w:w="6960"/>
-            <w:tcBorders>
-              <w:top w:val="single" w:color="CCCCCC" w:sz="1"/>
-              <w:left w:val="single" w:color="CCCCCC" w:sz="1"/>
-              <w:bottom w:val="single" w:color="CCCCCC" w:sz="1"/>
-              <w:right w:val="single" w:color="CCCCCC" w:sz="1"/>
-            </w:tcBorders>
-            <w:shd w:fill="FFFFFF" w:val="clear"/>
+            <w:tcW w:w="6960" w:type="dxa"/>
+            <w:tcBorders>
+              <w:top w:val="single" w:color="CCCCCC" w:sz="1"/>
+              <w:left w:val="single" w:color="CCCCCC" w:sz="1"/>
+              <w:bottom w:val="single" w:color="CCCCCC" w:sz="1"/>
+              <w:right w:val="single" w:color="CCCCCC" w:sz="1"/>
+            </w:tcBorders>
+            <w:shd w:val="clear" w:fill="FFFFFF"/>
             <w:vAlign w:val="center"/>
           </w:tcPr>
           <w:p>
@@ -2583,14 +2703,14 @@
         </w:trPr>
         <w:tc>
           <w:tcPr>
-            <w:tcW w:type="dxa" w:w="2400"/>
-            <w:tcBorders>
-              <w:top w:val="single" w:color="CCCCCC" w:sz="1"/>
-              <w:left w:val="single" w:color="CCCCCC" w:sz="1"/>
-              <w:bottom w:val="single" w:color="CCCCCC" w:sz="1"/>
-              <w:right w:val="single" w:color="CCCCCC" w:sz="1"/>
-            </w:tcBorders>
-            <w:shd w:fill="FFFFFF" w:val="clear"/>
+            <w:tcW w:w="2400" w:type="dxa"/>
+            <w:tcBorders>
+              <w:top w:val="single" w:color="CCCCCC" w:sz="1"/>
+              <w:left w:val="single" w:color="CCCCCC" w:sz="1"/>
+              <w:bottom w:val="single" w:color="CCCCCC" w:sz="1"/>
+              <w:right w:val="single" w:color="CCCCCC" w:sz="1"/>
+            </w:tcBorders>
+            <w:shd w:val="clear" w:fill="FFFFFF"/>
             <w:vAlign w:val="center"/>
           </w:tcPr>
           <w:p>
@@ -2610,14 +2730,14 @@
         </w:tc>
         <w:tc>
           <w:tcPr>
-            <w:tcW w:type="dxa" w:w="6960"/>
-            <w:tcBorders>
-              <w:top w:val="single" w:color="CCCCCC" w:sz="1"/>
-              <w:left w:val="single" w:color="CCCCCC" w:sz="1"/>
-              <w:bottom w:val="single" w:color="CCCCCC" w:sz="1"/>
-              <w:right w:val="single" w:color="CCCCCC" w:sz="1"/>
-            </w:tcBorders>
-            <w:shd w:fill="FFFFFF" w:val="clear"/>
+            <w:tcW w:w="6960" w:type="dxa"/>
+            <w:tcBorders>
+              <w:top w:val="single" w:color="CCCCCC" w:sz="1"/>
+              <w:left w:val="single" w:color="CCCCCC" w:sz="1"/>
+              <w:bottom w:val="single" w:color="CCCCCC" w:sz="1"/>
+              <w:right w:val="single" w:color="CCCCCC" w:sz="1"/>
+            </w:tcBorders>
+            <w:shd w:val="clear" w:fill="FFFFFF"/>
             <w:vAlign w:val="center"/>
           </w:tcPr>
           <w:p>
@@ -2642,14 +2762,14 @@
         </w:trPr>
         <w:tc>
           <w:tcPr>
-            <w:tcW w:type="dxa" w:w="2400"/>
-            <w:tcBorders>
-              <w:top w:val="single" w:color="CCCCCC" w:sz="1"/>
-              <w:left w:val="single" w:color="CCCCCC" w:sz="1"/>
-              <w:bottom w:val="single" w:color="CCCCCC" w:sz="1"/>
-              <w:right w:val="single" w:color="CCCCCC" w:sz="1"/>
-            </w:tcBorders>
-            <w:shd w:fill="FFFFFF" w:val="clear"/>
+            <w:tcW w:w="2400" w:type="dxa"/>
+            <w:tcBorders>
+              <w:top w:val="single" w:color="CCCCCC" w:sz="1"/>
+              <w:left w:val="single" w:color="CCCCCC" w:sz="1"/>
+              <w:bottom w:val="single" w:color="CCCCCC" w:sz="1"/>
+              <w:right w:val="single" w:color="CCCCCC" w:sz="1"/>
+            </w:tcBorders>
+            <w:shd w:val="clear" w:fill="FFFFFF"/>
             <w:vAlign w:val="center"/>
           </w:tcPr>
           <w:p>
@@ -2669,14 +2789,14 @@
         </w:tc>
         <w:tc>
           <w:tcPr>
-            <w:tcW w:type="dxa" w:w="6960"/>
-            <w:tcBorders>
-              <w:top w:val="single" w:color="CCCCCC" w:sz="1"/>
-              <w:left w:val="single" w:color="CCCCCC" w:sz="1"/>
-              <w:bottom w:val="single" w:color="CCCCCC" w:sz="1"/>
-              <w:right w:val="single" w:color="CCCCCC" w:sz="1"/>
-            </w:tcBorders>
-            <w:shd w:fill="FFFFFF" w:val="clear"/>
+            <w:tcW w:w="6960" w:type="dxa"/>
+            <w:tcBorders>
+              <w:top w:val="single" w:color="CCCCCC" w:sz="1"/>
+              <w:left w:val="single" w:color="CCCCCC" w:sz="1"/>
+              <w:bottom w:val="single" w:color="CCCCCC" w:sz="1"/>
+              <w:right w:val="single" w:color="CCCCCC" w:sz="1"/>
+            </w:tcBorders>
+            <w:shd w:val="clear" w:fill="FFFFFF"/>
             <w:vAlign w:val="center"/>
           </w:tcPr>
           <w:p>
@@ -2706,12 +2826,15 @@
         <w:pStyle w:val="Heading1"/>
       </w:pPr>
       <w:r>
-        <w:t xml:space="preserve">9. Technology Stack</w:t>
+        <w:rPr>
+          <w:b/>
+        </w:rPr>
+        <w:t xml:space="preserve">11. Technology Stack</w:t>
       </w:r>
     </w:p>
     <w:tbl>
       <w:tblPr>
-        <w:tblW w:type="auto" w:w="100"/>
+        <w:tblW w:w="100" w:type="auto"/>
         <w:tblBorders>
           <w:top w:val="single" w:color="auto" w:sz="4"/>
           <w:left w:val="single" w:color="auto" w:sz="4"/>
@@ -2721,10 +2844,10 @@
           <w:insideV w:val="single" w:color="auto" w:sz="4"/>
         </w:tblBorders>
         <w:tblCellMar>
-          <w:top w:type="dxa" w:w="80"/>
-          <w:left w:type="dxa" w:w="160"/>
-          <w:bottom w:type="dxa" w:w="80"/>
-          <w:right w:type="dxa" w:w="160"/>
+          <w:top w:w="80" w:type="dxa"/>
+          <w:left w:w="160" w:type="dxa"/>
+          <w:bottom w:w="80" w:type="dxa"/>
+          <w:right w:w="160" w:type="dxa"/>
         </w:tblCellMar>
       </w:tblPr>
       <w:tblGrid>
@@ -2738,82 +2861,64 @@
         </w:trPr>
         <w:tc>
           <w:tcPr>
-            <w:tcW w:type="dxa" w:w="2800"/>
-            <w:tcBorders>
-              <w:top w:val="single" w:color="CCCCCC" w:sz="1"/>
-              <w:left w:val="single" w:color="CCCCCC" w:sz="1"/>
-              <w:bottom w:val="single" w:color="CCCCCC" w:sz="1"/>
-              <w:right w:val="single" w:color="CCCCCC" w:sz="1"/>
-            </w:tcBorders>
-            <w:shd w:fill="1B3A6B" w:val="clear"/>
-            <w:vAlign w:val="center"/>
-          </w:tcPr>
-          <w:p>
-            <w:pPr>
-              <w:spacing w:after="60"/>
-            </w:pPr>
-            <w:r>
-              <w:rPr>
-                <w:b/>
-                <w:bCs/>
-                <w:sz w:val="20"/>
-                <w:szCs w:val="20"/>
-              </w:rPr>
-              <w:t xml:space="preserve">Technology</w:t>
-            </w:r>
-          </w:p>
-        </w:tc>
-        <w:tc>
-          <w:tcPr>
-            <w:tcW w:type="dxa" w:w="3200"/>
-            <w:tcBorders>
-              <w:top w:val="single" w:color="CCCCCC" w:sz="1"/>
-              <w:left w:val="single" w:color="CCCCCC" w:sz="1"/>
-              <w:bottom w:val="single" w:color="CCCCCC" w:sz="1"/>
-              <w:right w:val="single" w:color="CCCCCC" w:sz="1"/>
-            </w:tcBorders>
-            <w:shd w:fill="1B3A6B" w:val="clear"/>
-            <w:vAlign w:val="center"/>
-          </w:tcPr>
-          <w:p>
-            <w:pPr>
-              <w:spacing w:after="60"/>
-            </w:pPr>
-            <w:r>
-              <w:rPr>
-                <w:b/>
-                <w:bCs/>
-                <w:sz w:val="20"/>
-                <w:szCs w:val="20"/>
-              </w:rPr>
-              <w:t xml:space="preserve">Version / Detail</w:t>
-            </w:r>
-          </w:p>
-        </w:tc>
-        <w:tc>
-          <w:tcPr>
-            <w:tcW w:type="dxa" w:w="3360"/>
-            <w:tcBorders>
-              <w:top w:val="single" w:color="CCCCCC" w:sz="1"/>
-              <w:left w:val="single" w:color="CCCCCC" w:sz="1"/>
-              <w:bottom w:val="single" w:color="CCCCCC" w:sz="1"/>
-              <w:right w:val="single" w:color="CCCCCC" w:sz="1"/>
-            </w:tcBorders>
-            <w:shd w:fill="1B3A6B" w:val="clear"/>
-            <w:vAlign w:val="center"/>
-          </w:tcPr>
-          <w:p>
-            <w:pPr>
-              <w:spacing w:after="60"/>
-            </w:pPr>
-            <w:r>
-              <w:rPr>
-                <w:b/>
-                <w:bCs/>
-                <w:sz w:val="20"/>
-                <w:szCs w:val="20"/>
-              </w:rPr>
-              <w:t xml:space="preserve">Role</w:t>
+            <w:tcW w:w="2800" w:type="dxa"/>
+            <w:tcBorders>
+              <w:top w:val="single" w:color="CCCCCC" w:sz="1"/>
+              <w:left w:val="single" w:color="CCCCCC" w:sz="1"/>
+              <w:bottom w:val="single" w:color="CCCCCC" w:sz="1"/>
+              <w:right w:val="single" w:color="CCCCCC" w:sz="1"/>
+            </w:tcBorders>
+            <w:shd w:val="clear" w:fill="1B3A6B"/>
+            <w:vAlign w:val="center"/>
+          </w:tcPr>
+          <w:p>
+            <w:pPr>
+              <w:spacing w:after="60"/>
+            </w:pPr>
+            <w:r>
+              <w:t xml:space="preserve">Component</w:t>
+            </w:r>
+          </w:p>
+        </w:tc>
+        <w:tc>
+          <w:tcPr>
+            <w:tcW w:w="3200" w:type="dxa"/>
+            <w:tcBorders>
+              <w:top w:val="single" w:color="CCCCCC" w:sz="1"/>
+              <w:left w:val="single" w:color="CCCCCC" w:sz="1"/>
+              <w:bottom w:val="single" w:color="CCCCCC" w:sz="1"/>
+              <w:right w:val="single" w:color="CCCCCC" w:sz="1"/>
+            </w:tcBorders>
+            <w:shd w:val="clear" w:fill="1B3A6B"/>
+            <w:vAlign w:val="center"/>
+          </w:tcPr>
+          <w:p>
+            <w:pPr>
+              <w:spacing w:after="60"/>
+            </w:pPr>
+            <w:r>
+              <w:t xml:space="preserve">Version / Image</w:t>
+            </w:r>
+          </w:p>
+        </w:tc>
+        <w:tc>
+          <w:tcPr>
+            <w:tcW w:w="3360" w:type="dxa"/>
+            <w:tcBorders>
+              <w:top w:val="single" w:color="CCCCCC" w:sz="1"/>
+              <w:left w:val="single" w:color="CCCCCC" w:sz="1"/>
+              <w:bottom w:val="single" w:color="CCCCCC" w:sz="1"/>
+              <w:right w:val="single" w:color="CCCCCC" w:sz="1"/>
+            </w:tcBorders>
+            <w:shd w:val="clear" w:fill="1B3A6B"/>
+            <w:vAlign w:val="center"/>
+          </w:tcPr>
+          <w:p>
+            <w:pPr>
+              <w:spacing w:after="60"/>
+            </w:pPr>
+            <w:r>
+              <w:t xml:space="preserve">Notes</w:t>
             </w:r>
           </w:p>
         </w:tc>
@@ -2824,82 +2929,64 @@
         </w:trPr>
         <w:tc>
           <w:tcPr>
-            <w:tcW w:type="dxa" w:w="2800"/>
-            <w:tcBorders>
-              <w:top w:val="single" w:color="CCCCCC" w:sz="1"/>
-              <w:left w:val="single" w:color="CCCCCC" w:sz="1"/>
-              <w:bottom w:val="single" w:color="CCCCCC" w:sz="1"/>
-              <w:right w:val="single" w:color="CCCCCC" w:sz="1"/>
-            </w:tcBorders>
-            <w:shd w:fill="FFFFFF" w:val="clear"/>
-            <w:vAlign w:val="center"/>
-          </w:tcPr>
-          <w:p>
-            <w:pPr>
-              <w:spacing w:after="60"/>
-            </w:pPr>
-            <w:r>
-              <w:rPr>
-                <w:b w:val="false"/>
-                <w:bCs w:val="false"/>
-                <w:sz w:val="22"/>
-                <w:szCs w:val="22"/>
-              </w:rPr>
+            <w:tcW w:w="2800" w:type="dxa"/>
+            <w:tcBorders>
+              <w:top w:val="single" w:color="CCCCCC" w:sz="1"/>
+              <w:left w:val="single" w:color="CCCCCC" w:sz="1"/>
+              <w:bottom w:val="single" w:color="CCCCCC" w:sz="1"/>
+              <w:right w:val="single" w:color="CCCCCC" w:sz="1"/>
+            </w:tcBorders>
+            <w:shd w:val="clear" w:fill="FFFFFF"/>
+            <w:vAlign w:val="center"/>
+          </w:tcPr>
+          <w:p>
+            <w:pPr>
+              <w:spacing w:after="60"/>
+            </w:pPr>
+            <w:r>
               <w:t xml:space="preserve">Apache Kafka</w:t>
             </w:r>
           </w:p>
         </w:tc>
         <w:tc>
           <w:tcPr>
-            <w:tcW w:type="dxa" w:w="3200"/>
-            <w:tcBorders>
-              <w:top w:val="single" w:color="CCCCCC" w:sz="1"/>
-              <w:left w:val="single" w:color="CCCCCC" w:sz="1"/>
-              <w:bottom w:val="single" w:color="CCCCCC" w:sz="1"/>
-              <w:right w:val="single" w:color="CCCCCC" w:sz="1"/>
-            </w:tcBorders>
-            <w:shd w:fill="FFFFFF" w:val="clear"/>
-            <w:vAlign w:val="center"/>
-          </w:tcPr>
-          <w:p>
-            <w:pPr>
-              <w:spacing w:after="60"/>
-            </w:pPr>
-            <w:r>
-              <w:rPr>
-                <w:b w:val="false"/>
-                <w:bCs w:val="false"/>
-                <w:sz w:val="22"/>
-                <w:szCs w:val="22"/>
-              </w:rPr>
-              <w:t xml:space="preserve">3.7 · KRaft mode</w:t>
-            </w:r>
-          </w:p>
-        </w:tc>
-        <w:tc>
-          <w:tcPr>
-            <w:tcW w:type="dxa" w:w="3360"/>
-            <w:tcBorders>
-              <w:top w:val="single" w:color="CCCCCC" w:sz="1"/>
-              <w:left w:val="single" w:color="CCCCCC" w:sz="1"/>
-              <w:bottom w:val="single" w:color="CCCCCC" w:sz="1"/>
-              <w:right w:val="single" w:color="CCCCCC" w:sz="1"/>
-            </w:tcBorders>
-            <w:shd w:fill="FFFFFF" w:val="clear"/>
-            <w:vAlign w:val="center"/>
-          </w:tcPr>
-          <w:p>
-            <w:pPr>
-              <w:spacing w:after="60"/>
-            </w:pPr>
-            <w:r>
-              <w:rPr>
-                <w:b w:val="false"/>
-                <w:bCs w:val="false"/>
-                <w:sz w:val="22"/>
-                <w:szCs w:val="22"/>
-              </w:rPr>
-              <w:t xml:space="preserve">Message broker</w:t>
+            <w:tcW w:w="3200" w:type="dxa"/>
+            <w:tcBorders>
+              <w:top w:val="single" w:color="CCCCCC" w:sz="1"/>
+              <w:left w:val="single" w:color="CCCCCC" w:sz="1"/>
+              <w:bottom w:val="single" w:color="CCCCCC" w:sz="1"/>
+              <w:right w:val="single" w:color="CCCCCC" w:sz="1"/>
+            </w:tcBorders>
+            <w:shd w:val="clear" w:fill="FFFFFF"/>
+            <w:vAlign w:val="center"/>
+          </w:tcPr>
+          <w:p>
+            <w:pPr>
+              <w:spacing w:after="60"/>
+            </w:pPr>
+            <w:r>
+              <w:t xml:space="preserve">3.7.0 (KRaft)</w:t>
+            </w:r>
+          </w:p>
+        </w:tc>
+        <w:tc>
+          <w:tcPr>
+            <w:tcW w:w="3360" w:type="dxa"/>
+            <w:tcBorders>
+              <w:top w:val="single" w:color="CCCCCC" w:sz="1"/>
+              <w:left w:val="single" w:color="CCCCCC" w:sz="1"/>
+              <w:bottom w:val="single" w:color="CCCCCC" w:sz="1"/>
+              <w:right w:val="single" w:color="CCCCCC" w:sz="1"/>
+            </w:tcBorders>
+            <w:shd w:val="clear" w:fill="FFFFFF"/>
+            <w:vAlign w:val="center"/>
+          </w:tcPr>
+          <w:p>
+            <w:pPr>
+              <w:spacing w:after="60"/>
+            </w:pPr>
+            <w:r>
+              <w:t xml:space="preserve">apache/kafka:3.7.0 - No ZooKeeper, internal :29092</w:t>
             </w:r>
           </w:p>
         </w:tc>
@@ -2910,82 +2997,64 @@
         </w:trPr>
         <w:tc>
           <w:tcPr>
-            <w:tcW w:type="dxa" w:w="2800"/>
-            <w:tcBorders>
-              <w:top w:val="single" w:color="CCCCCC" w:sz="1"/>
-              <w:left w:val="single" w:color="CCCCCC" w:sz="1"/>
-              <w:bottom w:val="single" w:color="CCCCCC" w:sz="1"/>
-              <w:right w:val="single" w:color="CCCCCC" w:sz="1"/>
-            </w:tcBorders>
-            <w:shd w:fill="FFFFFF" w:val="clear"/>
-            <w:vAlign w:val="center"/>
-          </w:tcPr>
-          <w:p>
-            <w:pPr>
-              <w:spacing w:after="60"/>
-            </w:pPr>
-            <w:r>
-              <w:rPr>
-                <w:b w:val="false"/>
-                <w:bCs w:val="false"/>
-                <w:sz w:val="22"/>
-                <w:szCs w:val="22"/>
-              </w:rPr>
+            <w:tcW w:w="2800" w:type="dxa"/>
+            <w:tcBorders>
+              <w:top w:val="single" w:color="CCCCCC" w:sz="1"/>
+              <w:left w:val="single" w:color="CCCCCC" w:sz="1"/>
+              <w:bottom w:val="single" w:color="CCCCCC" w:sz="1"/>
+              <w:right w:val="single" w:color="CCCCCC" w:sz="1"/>
+            </w:tcBorders>
+            <w:shd w:val="clear" w:fill="FFFFFF"/>
+            <w:vAlign w:val="center"/>
+          </w:tcPr>
+          <w:p>
+            <w:pPr>
+              <w:spacing w:after="60"/>
+            </w:pPr>
+            <w:r>
               <w:t xml:space="preserve">Apache Flink</w:t>
             </w:r>
           </w:p>
         </w:tc>
         <w:tc>
           <w:tcPr>
-            <w:tcW w:type="dxa" w:w="3200"/>
-            <w:tcBorders>
-              <w:top w:val="single" w:color="CCCCCC" w:sz="1"/>
-              <w:left w:val="single" w:color="CCCCCC" w:sz="1"/>
-              <w:bottom w:val="single" w:color="CCCCCC" w:sz="1"/>
-              <w:right w:val="single" w:color="CCCCCC" w:sz="1"/>
-            </w:tcBorders>
-            <w:shd w:fill="FFFFFF" w:val="clear"/>
-            <w:vAlign w:val="center"/>
-          </w:tcPr>
-          <w:p>
-            <w:pPr>
-              <w:spacing w:after="60"/>
-            </w:pPr>
-            <w:r>
-              <w:rPr>
-                <w:b w:val="false"/>
-                <w:bCs w:val="false"/>
-                <w:sz w:val="22"/>
-                <w:szCs w:val="22"/>
-              </w:rPr>
-              <w:t xml:space="preserve">1.19 · Flink SQL</w:t>
-            </w:r>
-          </w:p>
-        </w:tc>
-        <w:tc>
-          <w:tcPr>
-            <w:tcW w:type="dxa" w:w="3360"/>
-            <w:tcBorders>
-              <w:top w:val="single" w:color="CCCCCC" w:sz="1"/>
-              <w:left w:val="single" w:color="CCCCCC" w:sz="1"/>
-              <w:bottom w:val="single" w:color="CCCCCC" w:sz="1"/>
-              <w:right w:val="single" w:color="CCCCCC" w:sz="1"/>
-            </w:tcBorders>
-            <w:shd w:fill="FFFFFF" w:val="clear"/>
-            <w:vAlign w:val="center"/>
-          </w:tcPr>
-          <w:p>
-            <w:pPr>
-              <w:spacing w:after="60"/>
-            </w:pPr>
-            <w:r>
-              <w:rPr>
-                <w:b w:val="false"/>
-                <w:bCs w:val="false"/>
-                <w:sz w:val="22"/>
-                <w:szCs w:val="22"/>
-              </w:rPr>
-              <w:t xml:space="preserve">CEP / stream processing</w:t>
+            <w:tcW w:w="3200" w:type="dxa"/>
+            <w:tcBorders>
+              <w:top w:val="single" w:color="CCCCCC" w:sz="1"/>
+              <w:left w:val="single" w:color="CCCCCC" w:sz="1"/>
+              <w:bottom w:val="single" w:color="CCCCCC" w:sz="1"/>
+              <w:right w:val="single" w:color="CCCCCC" w:sz="1"/>
+            </w:tcBorders>
+            <w:shd w:val="clear" w:fill="FFFFFF"/>
+            <w:vAlign w:val="center"/>
+          </w:tcPr>
+          <w:p>
+            <w:pPr>
+              <w:spacing w:after="60"/>
+            </w:pPr>
+            <w:r>
+              <w:t xml:space="preserve">1.19.1</w:t>
+            </w:r>
+          </w:p>
+        </w:tc>
+        <w:tc>
+          <w:tcPr>
+            <w:tcW w:w="3360" w:type="dxa"/>
+            <w:tcBorders>
+              <w:top w:val="single" w:color="CCCCCC" w:sz="1"/>
+              <w:left w:val="single" w:color="CCCCCC" w:sz="1"/>
+              <w:bottom w:val="single" w:color="CCCCCC" w:sz="1"/>
+              <w:right w:val="single" w:color="CCCCCC" w:sz="1"/>
+            </w:tcBorders>
+            <w:shd w:val="clear" w:fill="FFFFFF"/>
+            <w:vAlign w:val="center"/>
+          </w:tcPr>
+          <w:p>
+            <w:pPr>
+              <w:spacing w:after="60"/>
+            </w:pPr>
+            <w:r>
+              <w:t xml:space="preserve">cnfldemos/flink-kafka:1.19.1-scala_2.12-java17</w:t>
             </w:r>
           </w:p>
         </w:tc>
@@ -2996,82 +3065,64 @@
         </w:trPr>
         <w:tc>
           <w:tcPr>
-            <w:tcW w:type="dxa" w:w="2800"/>
-            <w:tcBorders>
-              <w:top w:val="single" w:color="CCCCCC" w:sz="1"/>
-              <w:left w:val="single" w:color="CCCCCC" w:sz="1"/>
-              <w:bottom w:val="single" w:color="CCCCCC" w:sz="1"/>
-              <w:right w:val="single" w:color="CCCCCC" w:sz="1"/>
-            </w:tcBorders>
-            <w:shd w:fill="FFFFFF" w:val="clear"/>
-            <w:vAlign w:val="center"/>
-          </w:tcPr>
-          <w:p>
-            <w:pPr>
-              <w:spacing w:after="60"/>
-            </w:pPr>
-            <w:r>
-              <w:rPr>
-                <w:b w:val="false"/>
-                <w:bCs w:val="false"/>
-                <w:sz w:val="22"/>
-                <w:szCs w:val="22"/>
-              </w:rPr>
+            <w:tcW w:w="2800" w:type="dxa"/>
+            <w:tcBorders>
+              <w:top w:val="single" w:color="CCCCCC" w:sz="1"/>
+              <w:left w:val="single" w:color="CCCCCC" w:sz="1"/>
+              <w:bottom w:val="single" w:color="CCCCCC" w:sz="1"/>
+              <w:right w:val="single" w:color="CCCCCC" w:sz="1"/>
+            </w:tcBorders>
+            <w:shd w:val="clear" w:fill="FFFFFF"/>
+            <w:vAlign w:val="center"/>
+          </w:tcPr>
+          <w:p>
+            <w:pPr>
+              <w:spacing w:after="60"/>
+            </w:pPr>
+            <w:r>
               <w:t xml:space="preserve">Confluent Schema Registry</w:t>
             </w:r>
           </w:p>
         </w:tc>
         <w:tc>
           <w:tcPr>
-            <w:tcW w:type="dxa" w:w="3200"/>
-            <w:tcBorders>
-              <w:top w:val="single" w:color="CCCCCC" w:sz="1"/>
-              <w:left w:val="single" w:color="CCCCCC" w:sz="1"/>
-              <w:bottom w:val="single" w:color="CCCCCC" w:sz="1"/>
-              <w:right w:val="single" w:color="CCCCCC" w:sz="1"/>
-            </w:tcBorders>
-            <w:shd w:fill="FFFFFF" w:val="clear"/>
-            <w:vAlign w:val="center"/>
-          </w:tcPr>
-          <w:p>
-            <w:pPr>
-              <w:spacing w:after="60"/>
-            </w:pPr>
-            <w:r>
-              <w:rPr>
-                <w:b w:val="false"/>
-                <w:bCs w:val="false"/>
-                <w:sz w:val="22"/>
-                <w:szCs w:val="22"/>
-              </w:rPr>
-              <w:t xml:space="preserve">7.9</w:t>
-            </w:r>
-          </w:p>
-        </w:tc>
-        <w:tc>
-          <w:tcPr>
-            <w:tcW w:type="dxa" w:w="3360"/>
-            <w:tcBorders>
-              <w:top w:val="single" w:color="CCCCCC" w:sz="1"/>
-              <w:left w:val="single" w:color="CCCCCC" w:sz="1"/>
-              <w:bottom w:val="single" w:color="CCCCCC" w:sz="1"/>
-              <w:right w:val="single" w:color="CCCCCC" w:sz="1"/>
-            </w:tcBorders>
-            <w:shd w:fill="FFFFFF" w:val="clear"/>
-            <w:vAlign w:val="center"/>
-          </w:tcPr>
-          <w:p>
-            <w:pPr>
-              <w:spacing w:after="60"/>
-            </w:pPr>
-            <w:r>
-              <w:rPr>
-                <w:b w:val="false"/>
-                <w:bCs w:val="false"/>
-                <w:sz w:val="22"/>
-                <w:szCs w:val="22"/>
-              </w:rPr>
-              <w:t xml:space="preserve">Avro schema management</w:t>
+            <w:tcW w:w="3200" w:type="dxa"/>
+            <w:tcBorders>
+              <w:top w:val="single" w:color="CCCCCC" w:sz="1"/>
+              <w:left w:val="single" w:color="CCCCCC" w:sz="1"/>
+              <w:bottom w:val="single" w:color="CCCCCC" w:sz="1"/>
+              <w:right w:val="single" w:color="CCCCCC" w:sz="1"/>
+            </w:tcBorders>
+            <w:shd w:val="clear" w:fill="FFFFFF"/>
+            <w:vAlign w:val="center"/>
+          </w:tcPr>
+          <w:p>
+            <w:pPr>
+              <w:spacing w:after="60"/>
+            </w:pPr>
+            <w:r>
+              <w:t xml:space="preserve">7.9.0</w:t>
+            </w:r>
+          </w:p>
+        </w:tc>
+        <w:tc>
+          <w:tcPr>
+            <w:tcW w:w="3360" w:type="dxa"/>
+            <w:tcBorders>
+              <w:top w:val="single" w:color="CCCCCC" w:sz="1"/>
+              <w:left w:val="single" w:color="CCCCCC" w:sz="1"/>
+              <w:bottom w:val="single" w:color="CCCCCC" w:sz="1"/>
+              <w:right w:val="single" w:color="CCCCCC" w:sz="1"/>
+            </w:tcBorders>
+            <w:shd w:val="clear" w:fill="FFFFFF"/>
+            <w:vAlign w:val="center"/>
+          </w:tcPr>
+          <w:p>
+            <w:pPr>
+              <w:spacing w:after="60"/>
+            </w:pPr>
+            <w:r>
+              <w:t xml:space="preserve">confluentinc/cp-schema-registry:7.9.0</w:t>
             </w:r>
           </w:p>
         </w:tc>
@@ -3082,82 +3133,64 @@
         </w:trPr>
         <w:tc>
           <w:tcPr>
-            <w:tcW w:type="dxa" w:w="2800"/>
-            <w:tcBorders>
-              <w:top w:val="single" w:color="CCCCCC" w:sz="1"/>
-              <w:left w:val="single" w:color="CCCCCC" w:sz="1"/>
-              <w:bottom w:val="single" w:color="CCCCCC" w:sz="1"/>
-              <w:right w:val="single" w:color="CCCCCC" w:sz="1"/>
-            </w:tcBorders>
-            <w:shd w:fill="FFFFFF" w:val="clear"/>
-            <w:vAlign w:val="center"/>
-          </w:tcPr>
-          <w:p>
-            <w:pPr>
-              <w:spacing w:after="60"/>
-            </w:pPr>
-            <w:r>
-              <w:rPr>
-                <w:b w:val="false"/>
-                <w:bCs w:val="false"/>
-                <w:sz w:val="22"/>
-                <w:szCs w:val="22"/>
-              </w:rPr>
-              <w:t xml:space="preserve">Python</w:t>
-            </w:r>
-          </w:p>
-        </w:tc>
-        <w:tc>
-          <w:tcPr>
-            <w:tcW w:type="dxa" w:w="3200"/>
-            <w:tcBorders>
-              <w:top w:val="single" w:color="CCCCCC" w:sz="1"/>
-              <w:left w:val="single" w:color="CCCCCC" w:sz="1"/>
-              <w:bottom w:val="single" w:color="CCCCCC" w:sz="1"/>
-              <w:right w:val="single" w:color="CCCCCC" w:sz="1"/>
-            </w:tcBorders>
-            <w:shd w:fill="FFFFFF" w:val="clear"/>
-            <w:vAlign w:val="center"/>
-          </w:tcPr>
-          <w:p>
-            <w:pPr>
-              <w:spacing w:after="60"/>
-            </w:pPr>
-            <w:r>
-              <w:rPr>
-                <w:b w:val="false"/>
-                <w:bCs w:val="false"/>
-                <w:sz w:val="22"/>
-                <w:szCs w:val="22"/>
-              </w:rPr>
-              <w:t xml:space="preserve">3.12</w:t>
-            </w:r>
-          </w:p>
-        </w:tc>
-        <w:tc>
-          <w:tcPr>
-            <w:tcW w:type="dxa" w:w="3360"/>
-            <w:tcBorders>
-              <w:top w:val="single" w:color="CCCCCC" w:sz="1"/>
-              <w:left w:val="single" w:color="CCCCCC" w:sz="1"/>
-              <w:bottom w:val="single" w:color="CCCCCC" w:sz="1"/>
-              <w:right w:val="single" w:color="CCCCCC" w:sz="1"/>
-            </w:tcBorders>
-            <w:shd w:fill="FFFFFF" w:val="clear"/>
-            <w:vAlign w:val="center"/>
-          </w:tcPr>
-          <w:p>
-            <w:pPr>
-              <w:spacing w:after="60"/>
-            </w:pPr>
-            <w:r>
-              <w:rPr>
-                <w:b w:val="false"/>
-                <w:bCs w:val="false"/>
-                <w:sz w:val="22"/>
-                <w:szCs w:val="22"/>
-              </w:rPr>
-              <w:t xml:space="preserve">Simulator, dashboard</w:t>
+            <w:tcW w:w="2800" w:type="dxa"/>
+            <w:tcBorders>
+              <w:top w:val="single" w:color="CCCCCC" w:sz="1"/>
+              <w:left w:val="single" w:color="CCCCCC" w:sz="1"/>
+              <w:bottom w:val="single" w:color="CCCCCC" w:sz="1"/>
+              <w:right w:val="single" w:color="CCCCCC" w:sz="1"/>
+            </w:tcBorders>
+            <w:shd w:val="clear" w:fill="FFFFFF"/>
+            <w:vAlign w:val="center"/>
+          </w:tcPr>
+          <w:p>
+            <w:pPr>
+              <w:spacing w:after="60"/>
+            </w:pPr>
+            <w:r>
+              <w:t xml:space="preserve">Python / Flask</w:t>
+            </w:r>
+          </w:p>
+        </w:tc>
+        <w:tc>
+          <w:tcPr>
+            <w:tcW w:w="3200" w:type="dxa"/>
+            <w:tcBorders>
+              <w:top w:val="single" w:color="CCCCCC" w:sz="1"/>
+              <w:left w:val="single" w:color="CCCCCC" w:sz="1"/>
+              <w:bottom w:val="single" w:color="CCCCCC" w:sz="1"/>
+              <w:right w:val="single" w:color="CCCCCC" w:sz="1"/>
+            </w:tcBorders>
+            <w:shd w:val="clear" w:fill="FFFFFF"/>
+            <w:vAlign w:val="center"/>
+          </w:tcPr>
+          <w:p>
+            <w:pPr>
+              <w:spacing w:after="60"/>
+            </w:pPr>
+            <w:r>
+              <w:t xml:space="preserve">3.12 / Flask 3.1</w:t>
+            </w:r>
+          </w:p>
+        </w:tc>
+        <w:tc>
+          <w:tcPr>
+            <w:tcW w:w="3360" w:type="dxa"/>
+            <w:tcBorders>
+              <w:top w:val="single" w:color="CCCCCC" w:sz="1"/>
+              <w:left w:val="single" w:color="CCCCCC" w:sz="1"/>
+              <w:bottom w:val="single" w:color="CCCCCC" w:sz="1"/>
+              <w:right w:val="single" w:color="CCCCCC" w:sz="1"/>
+            </w:tcBorders>
+            <w:shd w:val="clear" w:fill="FFFFFF"/>
+            <w:vAlign w:val="center"/>
+          </w:tcPr>
+          <w:p>
+            <w:pPr>
+              <w:spacing w:after="60"/>
+            </w:pPr>
+            <w:r>
+              <w:t xml:space="preserve">kafka-python-ng, requests, prometheus-flask-exporter, prometheus-client</w:t>
             </w:r>
           </w:p>
         </w:tc>
@@ -3168,82 +3201,64 @@
         </w:trPr>
         <w:tc>
           <w:tcPr>
-            <w:tcW w:type="dxa" w:w="2800"/>
-            <w:tcBorders>
-              <w:top w:val="single" w:color="CCCCCC" w:sz="1"/>
-              <w:left w:val="single" w:color="CCCCCC" w:sz="1"/>
-              <w:bottom w:val="single" w:color="CCCCCC" w:sz="1"/>
-              <w:right w:val="single" w:color="CCCCCC" w:sz="1"/>
-            </w:tcBorders>
-            <w:shd w:fill="FFFFFF" w:val="clear"/>
-            <w:vAlign w:val="center"/>
-          </w:tcPr>
-          <w:p>
-            <w:pPr>
-              <w:spacing w:after="60"/>
-            </w:pPr>
-            <w:r>
-              <w:rPr>
-                <w:b w:val="false"/>
-                <w:bCs w:val="false"/>
-                <w:sz w:val="22"/>
-                <w:szCs w:val="22"/>
-              </w:rPr>
-              <w:t xml:space="preserve">Flask</w:t>
-            </w:r>
-          </w:p>
-        </w:tc>
-        <w:tc>
-          <w:tcPr>
-            <w:tcW w:type="dxa" w:w="3200"/>
-            <w:tcBorders>
-              <w:top w:val="single" w:color="CCCCCC" w:sz="1"/>
-              <w:left w:val="single" w:color="CCCCCC" w:sz="1"/>
-              <w:bottom w:val="single" w:color="CCCCCC" w:sz="1"/>
-              <w:right w:val="single" w:color="CCCCCC" w:sz="1"/>
-            </w:tcBorders>
-            <w:shd w:fill="FFFFFF" w:val="clear"/>
-            <w:vAlign w:val="center"/>
-          </w:tcPr>
-          <w:p>
-            <w:pPr>
-              <w:spacing w:after="60"/>
-            </w:pPr>
-            <w:r>
-              <w:rPr>
-                <w:b w:val="false"/>
-                <w:bCs w:val="false"/>
-                <w:sz w:val="22"/>
-                <w:szCs w:val="22"/>
-              </w:rPr>
-              <w:t xml:space="preserve">Latest</w:t>
-            </w:r>
-          </w:p>
-        </w:tc>
-        <w:tc>
-          <w:tcPr>
-            <w:tcW w:type="dxa" w:w="3360"/>
-            <w:tcBorders>
-              <w:top w:val="single" w:color="CCCCCC" w:sz="1"/>
-              <w:left w:val="single" w:color="CCCCCC" w:sz="1"/>
-              <w:bottom w:val="single" w:color="CCCCCC" w:sz="1"/>
-              <w:right w:val="single" w:color="CCCCCC" w:sz="1"/>
-            </w:tcBorders>
-            <w:shd w:fill="FFFFFF" w:val="clear"/>
-            <w:vAlign w:val="center"/>
-          </w:tcPr>
-          <w:p>
-            <w:pPr>
-              <w:spacing w:after="60"/>
-            </w:pPr>
-            <w:r>
-              <w:rPr>
-                <w:b w:val="false"/>
-                <w:bCs w:val="false"/>
-                <w:sz w:val="22"/>
-                <w:szCs w:val="22"/>
-              </w:rPr>
-              <w:t xml:space="preserve">Web server</w:t>
+            <w:tcW w:w="2800" w:type="dxa"/>
+            <w:tcBorders>
+              <w:top w:val="single" w:color="CCCCCC" w:sz="1"/>
+              <w:left w:val="single" w:color="CCCCCC" w:sz="1"/>
+              <w:bottom w:val="single" w:color="CCCCCC" w:sz="1"/>
+              <w:right w:val="single" w:color="CCCCCC" w:sz="1"/>
+            </w:tcBorders>
+            <w:shd w:val="clear" w:fill="FFFFFF"/>
+            <w:vAlign w:val="center"/>
+          </w:tcPr>
+          <w:p>
+            <w:pPr>
+              <w:spacing w:after="60"/>
+            </w:pPr>
+            <w:r>
+              <w:t xml:space="preserve">OpenShift / CRC</w:t>
+            </w:r>
+          </w:p>
+        </w:tc>
+        <w:tc>
+          <w:tcPr>
+            <w:tcW w:w="3200" w:type="dxa"/>
+            <w:tcBorders>
+              <w:top w:val="single" w:color="CCCCCC" w:sz="1"/>
+              <w:left w:val="single" w:color="CCCCCC" w:sz="1"/>
+              <w:bottom w:val="single" w:color="CCCCCC" w:sz="1"/>
+              <w:right w:val="single" w:color="CCCCCC" w:sz="1"/>
+            </w:tcBorders>
+            <w:shd w:val="clear" w:fill="FFFFFF"/>
+            <w:vAlign w:val="center"/>
+          </w:tcPr>
+          <w:p>
+            <w:pPr>
+              <w:spacing w:after="60"/>
+            </w:pPr>
+            <w:r>
+              <w:t xml:space="preserve">4.x / CRC 2.x</w:t>
+            </w:r>
+          </w:p>
+        </w:tc>
+        <w:tc>
+          <w:tcPr>
+            <w:tcW w:w="3360" w:type="dxa"/>
+            <w:tcBorders>
+              <w:top w:val="single" w:color="CCCCCC" w:sz="1"/>
+              <w:left w:val="single" w:color="CCCCCC" w:sz="1"/>
+              <w:bottom w:val="single" w:color="CCCCCC" w:sz="1"/>
+              <w:right w:val="single" w:color="CCCCCC" w:sz="1"/>
+            </w:tcBorders>
+            <w:shd w:val="clear" w:fill="FFFFFF"/>
+            <w:vAlign w:val="center"/>
+          </w:tcPr>
+          <w:p>
+            <w:pPr>
+              <w:spacing w:after="60"/>
+            </w:pPr>
+            <w:r>
+              <w:t xml:space="preserve">anyuid SCC, Routes (edge TLS), user-workload monitoring</w:t>
             </w:r>
           </w:p>
         </w:tc>
@@ -3254,82 +3269,64 @@
         </w:trPr>
         <w:tc>
           <w:tcPr>
-            <w:tcW w:type="dxa" w:w="2800"/>
-            <w:tcBorders>
-              <w:top w:val="single" w:color="CCCCCC" w:sz="1"/>
-              <w:left w:val="single" w:color="CCCCCC" w:sz="1"/>
-              <w:bottom w:val="single" w:color="CCCCCC" w:sz="1"/>
-              <w:right w:val="single" w:color="CCCCCC" w:sz="1"/>
-            </w:tcBorders>
-            <w:shd w:fill="FFFFFF" w:val="clear"/>
-            <w:vAlign w:val="center"/>
-          </w:tcPr>
-          <w:p>
-            <w:pPr>
-              <w:spacing w:after="60"/>
-            </w:pPr>
-            <w:r>
-              <w:rPr>
-                <w:b w:val="false"/>
-                <w:bCs w:val="false"/>
-                <w:sz w:val="22"/>
-                <w:szCs w:val="22"/>
-              </w:rPr>
-              <w:t xml:space="preserve">OpenShift CRC</w:t>
-            </w:r>
-          </w:p>
-        </w:tc>
-        <w:tc>
-          <w:tcPr>
-            <w:tcW w:type="dxa" w:w="3200"/>
-            <w:tcBorders>
-              <w:top w:val="single" w:color="CCCCCC" w:sz="1"/>
-              <w:left w:val="single" w:color="CCCCCC" w:sz="1"/>
-              <w:bottom w:val="single" w:color="CCCCCC" w:sz="1"/>
-              <w:right w:val="single" w:color="CCCCCC" w:sz="1"/>
-            </w:tcBorders>
-            <w:shd w:fill="FFFFFF" w:val="clear"/>
-            <w:vAlign w:val="center"/>
-          </w:tcPr>
-          <w:p>
-            <w:pPr>
-              <w:spacing w:after="60"/>
-            </w:pPr>
-            <w:r>
-              <w:rPr>
-                <w:b w:val="false"/>
-                <w:bCs w:val="false"/>
-                <w:sz w:val="22"/>
-                <w:szCs w:val="22"/>
-              </w:rPr>
-              <w:t xml:space="preserve">Local cluster</w:t>
-            </w:r>
-          </w:p>
-        </w:tc>
-        <w:tc>
-          <w:tcPr>
-            <w:tcW w:type="dxa" w:w="3360"/>
-            <w:tcBorders>
-              <w:top w:val="single" w:color="CCCCCC" w:sz="1"/>
-              <w:left w:val="single" w:color="CCCCCC" w:sz="1"/>
-              <w:bottom w:val="single" w:color="CCCCCC" w:sz="1"/>
-              <w:right w:val="single" w:color="CCCCCC" w:sz="1"/>
-            </w:tcBorders>
-            <w:shd w:fill="FFFFFF" w:val="clear"/>
-            <w:vAlign w:val="center"/>
-          </w:tcPr>
-          <w:p>
-            <w:pPr>
-              <w:spacing w:after="60"/>
-            </w:pPr>
-            <w:r>
-              <w:rPr>
-                <w:b w:val="false"/>
-                <w:bCs w:val="false"/>
-                <w:sz w:val="22"/>
-                <w:szCs w:val="22"/>
-              </w:rPr>
-              <w:t xml:space="preserve">Kubernetes platform</w:t>
+            <w:tcW w:w="2800" w:type="dxa"/>
+            <w:tcBorders>
+              <w:top w:val="single" w:color="CCCCCC" w:sz="1"/>
+              <w:left w:val="single" w:color="CCCCCC" w:sz="1"/>
+              <w:bottom w:val="single" w:color="CCCCCC" w:sz="1"/>
+              <w:right w:val="single" w:color="CCCCCC" w:sz="1"/>
+            </w:tcBorders>
+            <w:shd w:val="clear" w:fill="FFFFFF"/>
+            <w:vAlign w:val="center"/>
+          </w:tcPr>
+          <w:p>
+            <w:pPr>
+              <w:spacing w:after="60"/>
+            </w:pPr>
+            <w:r>
+              <w:t xml:space="preserve">Prometheus + Grafana</w:t>
+            </w:r>
+          </w:p>
+        </w:tc>
+        <w:tc>
+          <w:tcPr>
+            <w:tcW w:w="3200" w:type="dxa"/>
+            <w:tcBorders>
+              <w:top w:val="single" w:color="CCCCCC" w:sz="1"/>
+              <w:left w:val="single" w:color="CCCCCC" w:sz="1"/>
+              <w:bottom w:val="single" w:color="CCCCCC" w:sz="1"/>
+              <w:right w:val="single" w:color="CCCCCC" w:sz="1"/>
+            </w:tcBorders>
+            <w:shd w:val="clear" w:fill="FFFFFF"/>
+            <w:vAlign w:val="center"/>
+          </w:tcPr>
+          <w:p>
+            <w:pPr>
+              <w:spacing w:after="60"/>
+            </w:pPr>
+            <w:r>
+              <w:t xml:space="preserve">user-workload / 11.2</w:t>
+            </w:r>
+          </w:p>
+        </w:tc>
+        <w:tc>
+          <w:tcPr>
+            <w:tcW w:w="3360" w:type="dxa"/>
+            <w:tcBorders>
+              <w:top w:val="single" w:color="CCCCCC" w:sz="1"/>
+              <w:left w:val="single" w:color="CCCCCC" w:sz="1"/>
+              <w:bottom w:val="single" w:color="CCCCCC" w:sz="1"/>
+              <w:right w:val="single" w:color="CCCCCC" w:sz="1"/>
+            </w:tcBorders>
+            <w:shd w:val="clear" w:fill="FFFFFF"/>
+            <w:vAlign w:val="center"/>
+          </w:tcPr>
+          <w:p>
+            <w:pPr>
+              <w:spacing w:after="60"/>
+            </w:pPr>
+            <w:r>
+              <w:t xml:space="preserve">ServiceMonitor in plane-track, Thanos proxy, 31-panel dashboard</w:t>
             </w:r>
           </w:p>
         </w:tc>
@@ -3340,82 +3337,64 @@
         </w:trPr>
         <w:tc>
           <w:tcPr>
-            <w:tcW w:type="dxa" w:w="2800"/>
-            <w:tcBorders>
-              <w:top w:val="single" w:color="CCCCCC" w:sz="1"/>
-              <w:left w:val="single" w:color="CCCCCC" w:sz="1"/>
-              <w:bottom w:val="single" w:color="CCCCCC" w:sz="1"/>
-              <w:right w:val="single" w:color="CCCCCC" w:sz="1"/>
-            </w:tcBorders>
-            <w:shd w:fill="FFFFFF" w:val="clear"/>
-            <w:vAlign w:val="center"/>
-          </w:tcPr>
-          <w:p>
-            <w:pPr>
-              <w:spacing w:after="60"/>
-            </w:pPr>
-            <w:r>
-              <w:rPr>
-                <w:b w:val="false"/>
-                <w:bCs w:val="false"/>
-                <w:sz w:val="22"/>
-                <w:szCs w:val="22"/>
-              </w:rPr>
-              <w:t xml:space="preserve">OpenSky Network API</w:t>
-            </w:r>
-          </w:p>
-        </w:tc>
-        <w:tc>
-          <w:tcPr>
-            <w:tcW w:type="dxa" w:w="3200"/>
-            <w:tcBorders>
-              <w:top w:val="single" w:color="CCCCCC" w:sz="1"/>
-              <w:left w:val="single" w:color="CCCCCC" w:sz="1"/>
-              <w:bottom w:val="single" w:color="CCCCCC" w:sz="1"/>
-              <w:right w:val="single" w:color="CCCCCC" w:sz="1"/>
-            </w:tcBorders>
-            <w:shd w:fill="FFFFFF" w:val="clear"/>
-            <w:vAlign w:val="center"/>
-          </w:tcPr>
-          <w:p>
-            <w:pPr>
-              <w:spacing w:after="60"/>
-            </w:pPr>
-            <w:r>
-              <w:rPr>
-                <w:b w:val="false"/>
-                <w:bCs w:val="false"/>
-                <w:sz w:val="22"/>
-                <w:szCs w:val="22"/>
-              </w:rPr>
-              <w:t xml:space="preserve">v2 · OAuth2</w:t>
-            </w:r>
-          </w:p>
-        </w:tc>
-        <w:tc>
-          <w:tcPr>
-            <w:tcW w:type="dxa" w:w="3360"/>
-            <w:tcBorders>
-              <w:top w:val="single" w:color="CCCCCC" w:sz="1"/>
-              <w:left w:val="single" w:color="CCCCCC" w:sz="1"/>
-              <w:bottom w:val="single" w:color="CCCCCC" w:sz="1"/>
-              <w:right w:val="single" w:color="CCCCCC" w:sz="1"/>
-            </w:tcBorders>
-            <w:shd w:fill="FFFFFF" w:val="clear"/>
-            <w:vAlign w:val="center"/>
-          </w:tcPr>
-          <w:p>
-            <w:pPr>
-              <w:spacing w:after="60"/>
-            </w:pPr>
-            <w:r>
-              <w:rPr>
-                <w:b w:val="false"/>
-                <w:bCs w:val="false"/>
-                <w:sz w:val="22"/>
-                <w:szCs w:val="22"/>
-              </w:rPr>
-              <w:t xml:space="preserve">Live ADS-B data (optional)</w:t>
+            <w:tcW w:w="2800" w:type="dxa"/>
+            <w:tcBorders>
+              <w:top w:val="single" w:color="CCCCCC" w:sz="1"/>
+              <w:left w:val="single" w:color="CCCCCC" w:sz="1"/>
+              <w:bottom w:val="single" w:color="CCCCCC" w:sz="1"/>
+              <w:right w:val="single" w:color="CCCCCC" w:sz="1"/>
+            </w:tcBorders>
+            <w:shd w:val="clear" w:fill="FFFFFF"/>
+            <w:vAlign w:val="center"/>
+          </w:tcPr>
+          <w:p>
+            <w:pPr>
+              <w:spacing w:after="60"/>
+            </w:pPr>
+            <w:r>
+              <w:t xml:space="preserve">IBM ADS (optional)</w:t>
+            </w:r>
+          </w:p>
+        </w:tc>
+        <w:tc>
+          <w:tcPr>
+            <w:tcW w:w="3200" w:type="dxa"/>
+            <w:tcBorders>
+              <w:top w:val="single" w:color="CCCCCC" w:sz="1"/>
+              <w:left w:val="single" w:color="CCCCCC" w:sz="1"/>
+              <w:bottom w:val="single" w:color="CCCCCC" w:sz="1"/>
+              <w:right w:val="single" w:color="CCCCCC" w:sz="1"/>
+            </w:tcBorders>
+            <w:shd w:val="clear" w:fill="FFFFFF"/>
+            <w:vAlign w:val="center"/>
+          </w:tcPr>
+          <w:p>
+            <w:pPr>
+              <w:spacing w:after="60"/>
+            </w:pPr>
+            <w:r>
+              <w:t xml:space="preserve">Automation Decision Services</w:t>
+            </w:r>
+          </w:p>
+        </w:tc>
+        <w:tc>
+          <w:tcPr>
+            <w:tcW w:w="3360" w:type="dxa"/>
+            <w:tcBorders>
+              <w:top w:val="single" w:color="CCCCCC" w:sz="1"/>
+              <w:left w:val="single" w:color="CCCCCC" w:sz="1"/>
+              <w:bottom w:val="single" w:color="CCCCCC" w:sz="1"/>
+              <w:right w:val="single" w:color="CCCCCC" w:sz="1"/>
+            </w:tcBorders>
+            <w:shd w:val="clear" w:fill="FFFFFF"/>
+            <w:vAlign w:val="center"/>
+          </w:tcPr>
+          <w:p>
+            <w:pPr>
+              <w:spacing w:after="60"/>
+            </w:pPr>
+            <w:r>
+              <w:t xml:space="preserve">DMN flight-alert-classifier, ZenApiKey auth, severity + action enrichment</w:t>
             </w:r>
           </w:p>
         </w:tc>
@@ -3701,7 +3680,7 @@
   <w:docDefaults>
     <w:rPrDefault>
       <w:rPr>
-        <w:rFonts w:ascii="Arial" w:cs="Arial" w:eastAsia="Arial" w:hAnsi="Arial"/>
+        <w:rFonts w:ascii="Arial" w:hAnsi="Arial" w:eastAsia="Arial" w:cs="Arial"/>
         <w:sz w:val="22"/>
         <w:szCs w:val="22"/>
       </w:rPr>
@@ -3885,11 +3864,11 @@
     <w:next w:val="Normal"/>
     <w:qFormat/>
     <w:pPr>
-      <w:spacing w:after="120" w:before="360"/>
+      <w:spacing w:before="360" w:after="120"/>
       <w:outlineLvl w:val="0"/>
     </w:pPr>
     <w:rPr>
-      <w:rFonts w:ascii="Arial" w:cs="Arial" w:eastAsia="Arial" w:hAnsi="Arial"/>
+      <w:rFonts w:ascii="Arial" w:hAnsi="Arial" w:eastAsia="Arial" w:cs="Arial"/>
       <w:b/>
       <w:bCs/>
       <w:color w:val="1B3A6B"/>
@@ -3903,11 +3882,11 @@
     <w:next w:val="Normal"/>
     <w:qFormat/>
     <w:pPr>
-      <w:spacing w:after="80" w:before="280"/>
+      <w:spacing w:before="280" w:after="80"/>
       <w:outlineLvl w:val="1"/>
     </w:pPr>
     <w:rPr>
-      <w:rFonts w:ascii="Arial" w:cs="Arial" w:eastAsia="Arial" w:hAnsi="Arial"/>
+      <w:rFonts w:ascii="Arial" w:hAnsi="Arial" w:eastAsia="Arial" w:cs="Arial"/>
       <w:b/>
       <w:bCs/>
       <w:color w:val="2E5FA3"/>
@@ -3921,11 +3900,11 @@
     <w:next w:val="Normal"/>
     <w:qFormat/>
     <w:pPr>
-      <w:spacing w:after="60" w:before="200"/>
+      <w:spacing w:before="200" w:after="60"/>
       <w:outlineLvl w:val="2"/>
     </w:pPr>
     <w:rPr>
-      <w:rFonts w:ascii="Arial" w:cs="Arial" w:eastAsia="Arial" w:hAnsi="Arial"/>
+      <w:rFonts w:ascii="Arial" w:hAnsi="Arial" w:eastAsia="Arial" w:cs="Arial"/>
       <w:b/>
       <w:bCs/>
       <w:color w:val="444444"/>

--- a/plane-track-doc.docx
+++ b/plane-track-doc.docx
@@ -77,7 +77,7 @@
         <w:spacing w:after="120"/>
       </w:pPr>
       <w:r>
-        <w:t xml:space="preserve">The pipeline follows a linear streaming architecture:</w:t>
+        <w:t xml:space="preserve">The diagram below shows the complete data flow from ADS-B ingestion to alert display, monitoring, and optional IBM ADS enrichment.</w:t>
       </w:r>
     </w:p>
     <w:p>
@@ -85,546 +85,939 @@
         <w:spacing w:after="160"/>
       </w:pPr>
     </w:p>
-    <w:tbl>
-      <w:tblPr>
-        <w:tblW w:w="100" w:type="auto"/>
-        <w:tblBorders>
-          <w:top w:val="single" w:color="auto" w:sz="4"/>
-          <w:left w:val="single" w:color="auto" w:sz="4"/>
-          <w:bottom w:val="single" w:color="auto" w:sz="4"/>
-          <w:right w:val="single" w:color="auto" w:sz="4"/>
-          <w:insideH w:val="single" w:color="auto" w:sz="4"/>
-          <w:insideV w:val="single" w:color="auto" w:sz="4"/>
-        </w:tblBorders>
-        <w:tblCellMar>
-          <w:top w:w="80" w:type="dxa"/>
-          <w:left w:w="160" w:type="dxa"/>
-          <w:bottom w:w="80" w:type="dxa"/>
-          <w:right w:w="160" w:type="dxa"/>
-        </w:tblCellMar>
-      </w:tblPr>
-      <w:tblGrid>
-        <w:gridCol w:w="1800"/>
-        <w:gridCol w:w="5760"/>
-        <w:gridCol w:w="1800"/>
-      </w:tblGrid>
-      <w:tr>
-        <w:trPr>
-          <w:tblHeader/>
-        </w:trPr>
-        <w:tc>
-          <w:tcPr>
-            <w:tcW w:w="1800" w:type="dxa"/>
-            <w:tcBorders>
-              <w:top w:val="single" w:color="CCCCCC" w:sz="1"/>
-              <w:left w:val="single" w:color="CCCCCC" w:sz="1"/>
-              <w:bottom w:val="single" w:color="CCCCCC" w:sz="1"/>
-              <w:right w:val="single" w:color="CCCCCC" w:sz="1"/>
-            </w:tcBorders>
-            <w:shd w:val="clear" w:fill="1B3A6B"/>
-            <w:vAlign w:val="center"/>
-          </w:tcPr>
-          <w:p>
-            <w:pPr>
-              <w:spacing w:after="60"/>
-            </w:pPr>
-            <w:r>
-              <w:rPr>
-                <w:b/>
-                <w:bCs/>
-                <w:sz w:val="20"/>
-                <w:szCs w:val="20"/>
-              </w:rPr>
-              <w:t xml:space="preserve">Component</w:t>
-            </w:r>
-          </w:p>
-        </w:tc>
-        <w:tc>
-          <w:tcPr>
-            <w:tcW w:w="5760" w:type="dxa"/>
-            <w:tcBorders>
-              <w:top w:val="single" w:color="CCCCCC" w:sz="1"/>
-              <w:left w:val="single" w:color="CCCCCC" w:sz="1"/>
-              <w:bottom w:val="single" w:color="CCCCCC" w:sz="1"/>
-              <w:right w:val="single" w:color="CCCCCC" w:sz="1"/>
-            </w:tcBorders>
-            <w:shd w:val="clear" w:fill="1B3A6B"/>
-            <w:vAlign w:val="center"/>
-          </w:tcPr>
-          <w:p>
-            <w:pPr>
-              <w:spacing w:after="60"/>
-            </w:pPr>
-            <w:r>
-              <w:rPr>
-                <w:b/>
-                <w:bCs/>
-                <w:sz w:val="20"/>
-                <w:szCs w:val="20"/>
-              </w:rPr>
-              <w:t xml:space="preserve">Role</w:t>
-            </w:r>
-          </w:p>
-        </w:tc>
-        <w:tc>
-          <w:tcPr>
-            <w:tcW w:w="1800" w:type="dxa"/>
-            <w:tcBorders>
-              <w:top w:val="single" w:color="CCCCCC" w:sz="1"/>
-              <w:left w:val="single" w:color="CCCCCC" w:sz="1"/>
-              <w:bottom w:val="single" w:color="CCCCCC" w:sz="1"/>
-              <w:right w:val="single" w:color="CCCCCC" w:sz="1"/>
-            </w:tcBorders>
-            <w:shd w:val="clear" w:fill="1B3A6B"/>
-            <w:vAlign w:val="center"/>
-          </w:tcPr>
-          <w:p>
-            <w:pPr>
-              <w:spacing w:after="60"/>
-            </w:pPr>
-            <w:r>
-              <w:rPr>
-                <w:b/>
-                <w:bCs/>
-                <w:sz w:val="20"/>
-                <w:szCs w:val="20"/>
-              </w:rPr>
-              <w:t xml:space="preserve">Technology</w:t>
-            </w:r>
-          </w:p>
-        </w:tc>
-      </w:tr>
-      <w:tr>
-        <w:trPr>
-          <w:tblHeader w:val="false"/>
-        </w:trPr>
-        <w:tc>
-          <w:tcPr>
-            <w:tcW w:w="1800" w:type="dxa"/>
-            <w:tcBorders>
-              <w:top w:val="single" w:color="CCCCCC" w:sz="1"/>
-              <w:left w:val="single" w:color="CCCCCC" w:sz="1"/>
-              <w:bottom w:val="single" w:color="CCCCCC" w:sz="1"/>
-              <w:right w:val="single" w:color="CCCCCC" w:sz="1"/>
-            </w:tcBorders>
-            <w:shd w:val="clear" w:fill="FFFFFF"/>
-            <w:vAlign w:val="center"/>
-          </w:tcPr>
-          <w:p>
-            <w:pPr>
-              <w:spacing w:after="60"/>
-            </w:pPr>
-            <w:r>
-              <w:rPr>
-                <w:b w:val="false"/>
-                <w:bCs w:val="false"/>
-                <w:sz w:val="22"/>
-                <w:szCs w:val="22"/>
-              </w:rPr>
-              <w:t xml:space="preserve">ADS-B Simulator</w:t>
-            </w:r>
-          </w:p>
-        </w:tc>
-        <w:tc>
-          <w:tcPr>
-            <w:tcW w:w="5760" w:type="dxa"/>
-            <w:tcBorders>
-              <w:top w:val="single" w:color="CCCCCC" w:sz="1"/>
-              <w:left w:val="single" w:color="CCCCCC" w:sz="1"/>
-              <w:bottom w:val="single" w:color="CCCCCC" w:sz="1"/>
-              <w:right w:val="single" w:color="CCCCCC" w:sz="1"/>
-            </w:tcBorders>
-            <w:shd w:val="clear" w:fill="FFFFFF"/>
-            <w:vAlign w:val="center"/>
-          </w:tcPr>
-          <w:p>
-            <w:pPr>
-              <w:spacing w:after="60"/>
-            </w:pPr>
-            <w:r>
-              <w:rPr>
-                <w:b w:val="false"/>
-                <w:bCs w:val="false"/>
-                <w:sz w:val="22"/>
-                <w:szCs w:val="22"/>
-              </w:rPr>
-              <w:t xml:space="preserve">Generates synthetic SIM* position events alternating Missed Approach and Twin Landing scenarios every ~30 s. Keeps pipeline active without real OpenSky credentials.</w:t>
-            </w:r>
-          </w:p>
-        </w:tc>
-        <w:tc>
-          <w:tcPr>
-            <w:tcW w:w="1800" w:type="dxa"/>
-            <w:tcBorders>
-              <w:top w:val="single" w:color="CCCCCC" w:sz="1"/>
-              <w:left w:val="single" w:color="CCCCCC" w:sz="1"/>
-              <w:bottom w:val="single" w:color="CCCCCC" w:sz="1"/>
-              <w:right w:val="single" w:color="CCCCCC" w:sz="1"/>
-            </w:tcBorders>
-            <w:shd w:val="clear" w:fill="FFFFFF"/>
-            <w:vAlign w:val="center"/>
-          </w:tcPr>
-          <w:p>
-            <w:pPr>
-              <w:spacing w:after="60"/>
-            </w:pPr>
-            <w:r>
-              <w:rPr>
-                <w:b w:val="false"/>
-                <w:bCs w:val="false"/>
-                <w:sz w:val="22"/>
-                <w:szCs w:val="22"/>
-              </w:rPr>
-              <w:t xml:space="preserve">Python 3.12</w:t>
-            </w:r>
-          </w:p>
-        </w:tc>
-      </w:tr>
-      <w:tr>
-        <w:trPr>
-          <w:tblHeader w:val="false"/>
-        </w:trPr>
-        <w:tc>
-          <w:tcPr>
-            <w:tcW w:w="1800" w:type="dxa"/>
-            <w:tcBorders>
-              <w:top w:val="single" w:color="CCCCCC" w:sz="1"/>
-              <w:left w:val="single" w:color="CCCCCC" w:sz="1"/>
-              <w:bottom w:val="single" w:color="CCCCCC" w:sz="1"/>
-              <w:right w:val="single" w:color="CCCCCC" w:sz="1"/>
-            </w:tcBorders>
-            <w:shd w:val="clear" w:fill="FFFBEB"/>
-            <w:vAlign w:val="center"/>
-          </w:tcPr>
-          <w:p>
-            <w:pPr>
-              <w:spacing w:after="60"/>
-            </w:pPr>
-            <w:r>
-              <w:rPr>
-                <w:b w:val="false"/>
-                <w:bCs w:val="false"/>
-                <w:sz w:val="22"/>
-                <w:szCs w:val="22"/>
-              </w:rPr>
-              <w:t xml:space="preserve">Kafka Broker</w:t>
-            </w:r>
-          </w:p>
-        </w:tc>
-        <w:tc>
-          <w:tcPr>
-            <w:tcW w:w="5760" w:type="dxa"/>
-            <w:tcBorders>
-              <w:top w:val="single" w:color="CCCCCC" w:sz="1"/>
-              <w:left w:val="single" w:color="CCCCCC" w:sz="1"/>
-              <w:bottom w:val="single" w:color="CCCCCC" w:sz="1"/>
-              <w:right w:val="single" w:color="CCCCCC" w:sz="1"/>
-            </w:tcBorders>
-            <w:shd w:val="clear" w:fill="FFFBEB"/>
-            <w:vAlign w:val="center"/>
-          </w:tcPr>
-          <w:p>
-            <w:pPr>
-              <w:spacing w:after="60"/>
-            </w:pPr>
-            <w:r>
-              <w:rPr>
-                <w:b w:val="false"/>
-                <w:bCs w:val="false"/>
-                <w:sz w:val="22"/>
-                <w:szCs w:val="22"/>
-              </w:rPr>
-              <w:t xml:space="preserve">Single-node KRaft broker. Receives raw ADS-B vectors on adsb_raw (4 partitions). CEP output written to ory_missed_approach and ory_twin_landing.</w:t>
-            </w:r>
-          </w:p>
-        </w:tc>
-        <w:tc>
-          <w:tcPr>
-            <w:tcW w:w="1800" w:type="dxa"/>
-            <w:tcBorders>
-              <w:top w:val="single" w:color="CCCCCC" w:sz="1"/>
-              <w:left w:val="single" w:color="CCCCCC" w:sz="1"/>
-              <w:bottom w:val="single" w:color="CCCCCC" w:sz="1"/>
-              <w:right w:val="single" w:color="CCCCCC" w:sz="1"/>
-            </w:tcBorders>
-            <w:shd w:val="clear" w:fill="FFFBEB"/>
-            <w:vAlign w:val="center"/>
-          </w:tcPr>
-          <w:p>
-            <w:pPr>
-              <w:spacing w:after="60"/>
-            </w:pPr>
-            <w:r>
-              <w:rPr>
-                <w:b w:val="false"/>
-                <w:bCs w:val="false"/>
-                <w:sz w:val="22"/>
-                <w:szCs w:val="22"/>
-              </w:rPr>
-              <w:t xml:space="preserve">Kafka 3.7 KRaft</w:t>
-            </w:r>
-          </w:p>
-        </w:tc>
-      </w:tr>
-      <w:tr>
-        <w:trPr>
-          <w:tblHeader w:val="false"/>
-        </w:trPr>
-        <w:tc>
-          <w:tcPr>
-            <w:tcW w:w="1800" w:type="dxa"/>
-            <w:tcBorders>
-              <w:top w:val="single" w:color="CCCCCC" w:sz="1"/>
-              <w:left w:val="single" w:color="CCCCCC" w:sz="1"/>
-              <w:bottom w:val="single" w:color="CCCCCC" w:sz="1"/>
-              <w:right w:val="single" w:color="CCCCCC" w:sz="1"/>
-            </w:tcBorders>
-            <w:shd w:val="clear" w:fill="FFFFFF"/>
-            <w:vAlign w:val="center"/>
-          </w:tcPr>
-          <w:p>
-            <w:pPr>
-              <w:spacing w:after="60"/>
-            </w:pPr>
-            <w:r>
-              <w:rPr>
-                <w:b w:val="false"/>
-                <w:bCs w:val="false"/>
-                <w:sz w:val="22"/>
-                <w:szCs w:val="22"/>
-              </w:rPr>
-              <w:t xml:space="preserve">Schema Registry</w:t>
-            </w:r>
-          </w:p>
-        </w:tc>
-        <w:tc>
-          <w:tcPr>
-            <w:tcW w:w="5760" w:type="dxa"/>
-            <w:tcBorders>
-              <w:top w:val="single" w:color="CCCCCC" w:sz="1"/>
-              <w:left w:val="single" w:color="CCCCCC" w:sz="1"/>
-              <w:bottom w:val="single" w:color="CCCCCC" w:sz="1"/>
-              <w:right w:val="single" w:color="CCCCCC" w:sz="1"/>
-            </w:tcBorders>
-            <w:shd w:val="clear" w:fill="FFFFFF"/>
-            <w:vAlign w:val="center"/>
-          </w:tcPr>
-          <w:p>
-            <w:pPr>
-              <w:spacing w:after="60"/>
-            </w:pPr>
-            <w:r>
-              <w:rPr>
-                <w:b w:val="false"/>
-                <w:bCs w:val="false"/>
-                <w:sz w:val="22"/>
-                <w:szCs w:val="22"/>
-              </w:rPr>
-              <w:t xml:space="preserve">Confluent Schema Registry for Avro schema management.</w:t>
-            </w:r>
-          </w:p>
-        </w:tc>
-        <w:tc>
-          <w:tcPr>
-            <w:tcW w:w="1800" w:type="dxa"/>
-            <w:tcBorders>
-              <w:top w:val="single" w:color="CCCCCC" w:sz="1"/>
-              <w:left w:val="single" w:color="CCCCCC" w:sz="1"/>
-              <w:bottom w:val="single" w:color="CCCCCC" w:sz="1"/>
-              <w:right w:val="single" w:color="CCCCCC" w:sz="1"/>
-            </w:tcBorders>
-            <w:shd w:val="clear" w:fill="FFFFFF"/>
-            <w:vAlign w:val="center"/>
-          </w:tcPr>
-          <w:p>
-            <w:pPr>
-              <w:spacing w:after="60"/>
-            </w:pPr>
-            <w:r>
-              <w:rPr>
-                <w:b w:val="false"/>
-                <w:bCs w:val="false"/>
-                <w:sz w:val="22"/>
-                <w:szCs w:val="22"/>
-              </w:rPr>
-              <w:t xml:space="preserve">Confluent 7.9</w:t>
-            </w:r>
-          </w:p>
-        </w:tc>
-      </w:tr>
-      <w:tr>
-        <w:trPr>
-          <w:tblHeader w:val="false"/>
-        </w:trPr>
-        <w:tc>
-          <w:tcPr>
-            <w:tcW w:w="1800" w:type="dxa"/>
-            <w:tcBorders>
-              <w:top w:val="single" w:color="CCCCCC" w:sz="1"/>
-              <w:left w:val="single" w:color="CCCCCC" w:sz="1"/>
-              <w:bottom w:val="single" w:color="CCCCCC" w:sz="1"/>
-              <w:right w:val="single" w:color="CCCCCC" w:sz="1"/>
-            </w:tcBorders>
-            <w:shd w:val="clear" w:fill="F0FDF4"/>
-            <w:vAlign w:val="center"/>
-          </w:tcPr>
-          <w:p>
-            <w:pPr>
-              <w:spacing w:after="60"/>
-            </w:pPr>
-            <w:r>
-              <w:rPr>
-                <w:b w:val="false"/>
-                <w:bCs w:val="false"/>
-                <w:sz w:val="22"/>
-                <w:szCs w:val="22"/>
-              </w:rPr>
-              <w:t xml:space="preserve">Flink CEP</w:t>
-            </w:r>
-          </w:p>
-        </w:tc>
-        <w:tc>
-          <w:tcPr>
-            <w:tcW w:w="5760" w:type="dxa"/>
-            <w:tcBorders>
-              <w:top w:val="single" w:color="CCCCCC" w:sz="1"/>
-              <w:left w:val="single" w:color="CCCCCC" w:sz="1"/>
-              <w:bottom w:val="single" w:color="CCCCCC" w:sz="1"/>
-              <w:right w:val="single" w:color="CCCCCC" w:sz="1"/>
-            </w:tcBorders>
-            <w:shd w:val="clear" w:fill="F0FDF4"/>
-            <w:vAlign w:val="center"/>
-          </w:tcPr>
-          <w:p>
-            <w:pPr>
-              <w:spacing w:after="60"/>
-            </w:pPr>
-            <w:r>
-              <w:rPr>
-                <w:b w:val="false"/>
-                <w:bCs w:val="false"/>
-                <w:sz w:val="22"/>
-                <w:szCs w:val="22"/>
-              </w:rPr>
-              <w:t xml:space="preserve">Flink SQL job consuming adsb_raw, applying MATCH_RECOGNIZE and TUMBLE window patterns to detect anomalies and publish alerts.</w:t>
-            </w:r>
-          </w:p>
-        </w:tc>
-        <w:tc>
-          <w:tcPr>
-            <w:tcW w:w="1800" w:type="dxa"/>
-            <w:tcBorders>
-              <w:top w:val="single" w:color="CCCCCC" w:sz="1"/>
-              <w:left w:val="single" w:color="CCCCCC" w:sz="1"/>
-              <w:bottom w:val="single" w:color="CCCCCC" w:sz="1"/>
-              <w:right w:val="single" w:color="CCCCCC" w:sz="1"/>
-            </w:tcBorders>
-            <w:shd w:val="clear" w:fill="F0FDF4"/>
-            <w:vAlign w:val="center"/>
-          </w:tcPr>
-          <w:p>
-            <w:pPr>
-              <w:spacing w:after="60"/>
-            </w:pPr>
-            <w:r>
-              <w:rPr>
-                <w:b w:val="false"/>
-                <w:bCs w:val="false"/>
-                <w:sz w:val="22"/>
-                <w:szCs w:val="22"/>
-              </w:rPr>
-              <w:t xml:space="preserve">Flink 1.19 SQL</w:t>
-            </w:r>
-          </w:p>
-        </w:tc>
-      </w:tr>
-      <w:tr>
-        <w:trPr>
-          <w:tblHeader w:val="false"/>
-        </w:trPr>
-        <w:tc>
-          <w:tcPr>
-            <w:tcW w:w="1800" w:type="dxa"/>
-            <w:tcBorders>
-              <w:top w:val="single" w:color="CCCCCC" w:sz="1"/>
-              <w:left w:val="single" w:color="CCCCCC" w:sz="1"/>
-              <w:bottom w:val="single" w:color="CCCCCC" w:sz="1"/>
-              <w:right w:val="single" w:color="CCCCCC" w:sz="1"/>
-            </w:tcBorders>
-            <w:shd w:val="clear" w:fill="FFFFFF"/>
-            <w:vAlign w:val="center"/>
-          </w:tcPr>
-          <w:p>
-            <w:pPr>
-              <w:spacing w:after="60"/>
-            </w:pPr>
-            <w:r>
-              <w:rPr>
-                <w:b w:val="false"/>
-                <w:bCs w:val="false"/>
-                <w:sz w:val="22"/>
-                <w:szCs w:val="22"/>
-              </w:rPr>
-              <w:t xml:space="preserve">Dashboard</w:t>
-            </w:r>
-          </w:p>
-        </w:tc>
-        <w:tc>
-          <w:tcPr>
-            <w:tcW w:w="5760" w:type="dxa"/>
-            <w:tcBorders>
-              <w:top w:val="single" w:color="CCCCCC" w:sz="1"/>
-              <w:left w:val="single" w:color="CCCCCC" w:sz="1"/>
-              <w:bottom w:val="single" w:color="CCCCCC" w:sz="1"/>
-              <w:right w:val="single" w:color="CCCCCC" w:sz="1"/>
-            </w:tcBorders>
-            <w:shd w:val="clear" w:fill="FFFFFF"/>
-            <w:vAlign w:val="center"/>
-          </w:tcPr>
-          <w:p>
-            <w:pPr>
-              <w:spacing w:after="60"/>
-            </w:pPr>
-            <w:r>
-              <w:rPr>
-                <w:b w:val="false"/>
-                <w:bCs w:val="false"/>
-                <w:sz w:val="22"/>
-                <w:szCs w:val="22"/>
-              </w:rPr>
-              <w:t xml:space="preserve">Flask web app consuming alert topics and adsb_raw. Exposes three tabs: Live Alerts, Flight Feed, and About. Accessible via OpenShift Route (TLS edge).</w:t>
-            </w:r>
-          </w:p>
-        </w:tc>
-        <w:tc>
-          <w:tcPr>
-            <w:tcW w:w="1800" w:type="dxa"/>
-            <w:tcBorders>
-              <w:top w:val="single" w:color="CCCCCC" w:sz="1"/>
-              <w:left w:val="single" w:color="CCCCCC" w:sz="1"/>
-              <w:bottom w:val="single" w:color="CCCCCC" w:sz="1"/>
-              <w:right w:val="single" w:color="CCCCCC" w:sz="1"/>
-            </w:tcBorders>
-            <w:shd w:val="clear" w:fill="FFFFFF"/>
-            <w:vAlign w:val="center"/>
-          </w:tcPr>
-          <w:p>
-            <w:pPr>
-              <w:spacing w:after="60"/>
-            </w:pPr>
-            <w:r>
-              <w:rPr>
-                <w:b w:val="false"/>
-                <w:bCs w:val="false"/>
-                <w:sz w:val="22"/>
-                <w:szCs w:val="22"/>
-              </w:rPr>
-              <w:t xml:space="preserve">Python / Flask</w:t>
-            </w:r>
-          </w:p>
-        </w:tc>
-      </w:tr>
-    </w:tbl>
+    <w:p>
+      <w:pPr>
+        <w:spacing w:before="0" w:after="120"/>
+      </w:pPr>
+      <w:r>
+        <w:rPr>
+          <w:rFonts w:ascii="Courier New" w:hAnsi="Courier New" w:eastAsia="Courier New"/>
+          <w:sz w:val="18"/>
+        </w:rPr>
+        <w:t xml:space="preserve">              uid: plane-track  31 panels</w:t>
+      </w:r>
+    </w:p>
+    <w:p>
+      <w:pPr>
+        <w:spacing w:before="0" w:after="0"/>
+      </w:pPr>
+      <w:r>
+        <w:rPr>
+          <w:rFonts w:ascii="Courier New" w:hAnsi="Courier New" w:eastAsia="Courier New"/>
+          <w:sz w:val="18"/>
+        </w:rPr>
+        <w:t xml:space="preserve">              Grafana :3000  (test-app ns)</w:t>
+      </w:r>
+    </w:p>
+    <w:p>
+      <w:pPr>
+        <w:spacing w:before="0" w:after="0"/>
+      </w:pPr>
+      <w:r>
+        <w:rPr>
+          <w:rFonts w:ascii="Courier New" w:hAnsi="Courier New" w:eastAsia="Courier New"/>
+          <w:sz w:val="18"/>
+        </w:rPr>
+        <w:t xml:space="preserve">                       v</w:t>
+      </w:r>
+    </w:p>
+    <w:p>
+      <w:pPr>
+        <w:spacing w:before="0" w:after="0"/>
+      </w:pPr>
+      <w:r>
+        <w:rPr>
+          <w:rFonts w:ascii="Courier New" w:hAnsi="Courier New" w:eastAsia="Courier New"/>
+          <w:sz w:val="18"/>
+        </w:rPr>
+        <w:t xml:space="preserve">                       |</w:t>
+      </w:r>
+    </w:p>
+    <w:p>
+      <w:pPr>
+        <w:spacing w:before="0" w:after="0"/>
+      </w:pPr>
+      <w:r>
+        <w:rPr>
+          <w:rFonts w:ascii="Courier New" w:hAnsi="Courier New" w:eastAsia="Courier New"/>
+          <w:sz w:val="18"/>
+        </w:rPr>
+        <w:t xml:space="preserve">              prometheus-proxy :9099 (test-app)</w:t>
+      </w:r>
+    </w:p>
+    <w:p>
+      <w:pPr>
+        <w:spacing w:before="0" w:after="0"/>
+      </w:pPr>
+      <w:r>
+        <w:rPr>
+          <w:rFonts w:ascii="Courier New" w:hAnsi="Courier New" w:eastAsia="Courier New"/>
+          <w:sz w:val="18"/>
+        </w:rPr>
+        <w:t xml:space="preserve">                       v</w:t>
+      </w:r>
+    </w:p>
+    <w:p>
+      <w:pPr>
+        <w:spacing w:before="0" w:after="0"/>
+      </w:pPr>
+      <w:r>
+        <w:rPr>
+          <w:rFonts w:ascii="Courier New" w:hAnsi="Courier New" w:eastAsia="Courier New"/>
+          <w:sz w:val="18"/>
+        </w:rPr>
+        <w:t xml:space="preserve">                       |</w:t>
+      </w:r>
+    </w:p>
+    <w:p>
+      <w:pPr>
+        <w:spacing w:before="0" w:after="0"/>
+      </w:pPr>
+      <w:r>
+        <w:rPr>
+          <w:rFonts w:ascii="Courier New" w:hAnsi="Courier New" w:eastAsia="Courier New"/>
+          <w:sz w:val="18"/>
+        </w:rPr>
+        <w:t xml:space="preserve">              Thanos Sidecar -&gt; Thanos Querier</w:t>
+      </w:r>
+    </w:p>
+    <w:p>
+      <w:pPr>
+        <w:spacing w:before="0" w:after="0"/>
+      </w:pPr>
+      <w:r>
+        <w:rPr>
+          <w:rFonts w:ascii="Courier New" w:hAnsi="Courier New" w:eastAsia="Courier New"/>
+          <w:sz w:val="18"/>
+        </w:rPr>
+        <w:t xml:space="preserve">                       v</w:t>
+      </w:r>
+    </w:p>
+    <w:p>
+      <w:pPr>
+        <w:spacing w:before="0" w:after="0"/>
+      </w:pPr>
+      <w:r>
+        <w:rPr>
+          <w:rFonts w:ascii="Courier New" w:hAnsi="Courier New" w:eastAsia="Courier New"/>
+          <w:sz w:val="18"/>
+        </w:rPr>
+        <w:t xml:space="preserve">                       |</w:t>
+      </w:r>
+    </w:p>
+    <w:p>
+      <w:pPr>
+        <w:spacing w:before="0" w:after="0"/>
+      </w:pPr>
+      <w:r>
+        <w:rPr>
+          <w:rFonts w:ascii="Courier New" w:hAnsi="Courier New" w:eastAsia="Courier New"/>
+          <w:sz w:val="18"/>
+        </w:rPr>
+        <w:t xml:space="preserve">               scrape /metrics every 15s</w:t>
+      </w:r>
+    </w:p>
+    <w:p>
+      <w:pPr>
+        <w:spacing w:before="0" w:after="0"/>
+      </w:pPr>
+      <w:r>
+        <w:rPr>
+          <w:rFonts w:ascii="Courier New" w:hAnsi="Courier New" w:eastAsia="Courier New"/>
+          <w:sz w:val="18"/>
+        </w:rPr>
+        <w:t xml:space="preserve">               Prometheus user-workload</w:t>
+      </w:r>
+    </w:p>
+    <w:p>
+      <w:pPr>
+        <w:spacing w:before="0" w:after="0"/>
+      </w:pPr>
+      <w:r>
+        <w:rPr>
+          <w:rFonts w:ascii="Courier New" w:hAnsi="Courier New" w:eastAsia="Courier New"/>
+          <w:sz w:val="18"/>
+        </w:rPr>
+        <w:t xml:space="preserve">                       v</w:t>
+      </w:r>
+    </w:p>
+    <w:p>
+      <w:pPr>
+        <w:spacing w:before="0" w:after="0"/>
+      </w:pPr>
+      <w:r>
+        <w:rPr>
+          <w:rFonts w:ascii="Courier New" w:hAnsi="Courier New" w:eastAsia="Courier New"/>
+          <w:sz w:val="18"/>
+        </w:rPr>
+        <w:t xml:space="preserve">                       |           Flink UI</w:t>
+      </w:r>
+    </w:p>
+    <w:p>
+      <w:pPr>
+        <w:spacing w:before="0" w:after="0"/>
+      </w:pPr>
+      <w:r>
+        <w:rPr>
+          <w:rFonts w:ascii="Courier New" w:hAnsi="Courier New" w:eastAsia="Courier New"/>
+          <w:sz w:val="18"/>
+        </w:rPr>
+        <w:t xml:space="preserve">        (Route)   plane-track ns  Route      :9081</w:t>
+      </w:r>
+    </w:p>
+    <w:p>
+      <w:pPr>
+        <w:spacing w:before="0" w:after="0"/>
+      </w:pPr>
+      <w:r>
+        <w:rPr>
+          <w:rFonts w:ascii="Courier New" w:hAnsi="Courier New" w:eastAsia="Courier New"/>
+          <w:sz w:val="18"/>
+        </w:rPr>
+        <w:t xml:space="preserve">        Browser   ServiceMonitor  OpenShift  Flink REST</w:t>
+      </w:r>
+    </w:p>
+    <w:p>
+      <w:pPr>
+        <w:spacing w:before="0" w:after="0"/>
+      </w:pPr>
+      <w:r>
+        <w:rPr>
+          <w:rFonts w:ascii="Courier New" w:hAnsi="Courier New" w:eastAsia="Courier New"/>
+          <w:sz w:val="18"/>
+        </w:rPr>
+        <w:t xml:space="preserve">           v         v             v           v</w:t>
+      </w:r>
+    </w:p>
+    <w:p>
+      <w:pPr>
+        <w:spacing w:before="0" w:after="0"/>
+      </w:pPr>
+      <w:r>
+        <w:rPr>
+          <w:rFonts w:ascii="Courier New" w:hAnsi="Courier New" w:eastAsia="Courier New"/>
+          <w:sz w:val="18"/>
+        </w:rPr>
+        <w:t xml:space="preserve">           |         |             |           |</w:t>
+      </w:r>
+    </w:p>
+    <w:p>
+      <w:pPr>
+        <w:spacing w:before="0" w:after="0"/>
+      </w:pPr>
+      <w:r>
+        <w:rPr>
+          <w:rFonts w:ascii="Courier New" w:hAnsi="Courier New" w:eastAsia="Courier New"/>
+          <w:sz w:val="18"/>
+        </w:rPr>
+        <w:t xml:space="preserve">           +---------+-----+-------+-----------+</w:t>
+      </w:r>
+    </w:p>
+    <w:p>
+      <w:pPr>
+        <w:spacing w:before="0" w:after="0"/>
+      </w:pPr>
+      <w:r>
+        <w:rPr>
+          <w:rFonts w:ascii="Courier New" w:hAnsi="Courier New" w:eastAsia="Courier New"/>
+          <w:sz w:val="18"/>
+        </w:rPr>
+        <w:t xml:space="preserve">                           |</w:t>
+      </w:r>
+    </w:p>
+    <w:p>
+      <w:pPr>
+        <w:spacing w:before="0" w:after="0"/>
+      </w:pPr>
+      <w:r>
+        <w:rPr>
+          <w:rFonts w:ascii="Courier New" w:hAnsi="Courier New" w:eastAsia="Courier New"/>
+          <w:sz w:val="18"/>
+        </w:rPr>
+        <w:t xml:space="preserve">           +---------------+---------------+</w:t>
+      </w:r>
+    </w:p>
+    <w:p>
+      <w:pPr>
+        <w:spacing w:before="0" w:after="0"/>
+      </w:pPr>
+      <w:r>
+        <w:rPr>
+          <w:rFonts w:ascii="Courier New" w:hAnsi="Courier New" w:eastAsia="Courier New"/>
+          <w:sz w:val="18"/>
+        </w:rPr>
+        <w:t xml:space="preserve">           |  GET /metrics  (Prometheus)    |</w:t>
+      </w:r>
+    </w:p>
+    <w:p>
+      <w:pPr>
+        <w:spacing w:before="0" w:after="0"/>
+      </w:pPr>
+      <w:r>
+        <w:rPr>
+          <w:rFonts w:ascii="Courier New" w:hAnsi="Courier New" w:eastAsia="Courier New"/>
+          <w:sz w:val="18"/>
+        </w:rPr>
+        <w:t xml:space="preserve">           |  GET /api/tracker              |</w:t>
+      </w:r>
+    </w:p>
+    <w:p>
+      <w:pPr>
+        <w:spacing w:before="0" w:after="0"/>
+      </w:pPr>
+      <w:r>
+        <w:rPr>
+          <w:rFonts w:ascii="Courier New" w:hAnsi="Courier New" w:eastAsia="Courier New"/>
+          <w:sz w:val="18"/>
+        </w:rPr>
+        <w:t xml:space="preserve">           |  GET /api/raw                  |</w:t>
+      </w:r>
+    </w:p>
+    <w:p>
+      <w:pPr>
+        <w:spacing w:before="0" w:after="0"/>
+      </w:pPr>
+      <w:r>
+        <w:rPr>
+          <w:rFonts w:ascii="Courier New" w:hAnsi="Courier New" w:eastAsia="Courier New"/>
+          <w:sz w:val="18"/>
+        </w:rPr>
+        <w:t xml:space="preserve">           |  GET /api/alerts               |</w:t>
+      </w:r>
+    </w:p>
+    <w:p>
+      <w:pPr>
+        <w:spacing w:before="0" w:after="0"/>
+      </w:pPr>
+      <w:r>
+        <w:rPr>
+          <w:rFonts w:ascii="Courier New" w:hAnsi="Courier New" w:eastAsia="Courier New"/>
+          <w:sz w:val="18"/>
+        </w:rPr>
+        <w:t xml:space="preserve">           |  GET /           (5-tab UI)    |</w:t>
+      </w:r>
+    </w:p>
+    <w:p>
+      <w:pPr>
+        <w:spacing w:before="0" w:after="0"/>
+      </w:pPr>
+      <w:r>
+        <w:rPr>
+          <w:rFonts w:ascii="Courier New" w:hAnsi="Courier New" w:eastAsia="Courier New"/>
+          <w:sz w:val="18"/>
+        </w:rPr>
+        <w:t xml:space="preserve">           |  Routes:                       |</w:t>
+      </w:r>
+    </w:p>
+    <w:p>
+      <w:pPr>
+        <w:spacing w:before="0" w:after="0"/>
+      </w:pPr>
+      <w:r>
+        <w:rPr>
+          <w:rFonts w:ascii="Courier New" w:hAnsi="Courier New" w:eastAsia="Courier New"/>
+          <w:sz w:val="18"/>
+        </w:rPr>
+        <w:t xml:space="preserve">           |  +---------------------------+  |</w:t>
+      </w:r>
+    </w:p>
+    <w:p>
+      <w:pPr>
+        <w:spacing w:before="0" w:after="0"/>
+      </w:pPr>
+      <w:r>
+        <w:rPr>
+          <w:rFonts w:ascii="Courier New" w:hAnsi="Courier New" w:eastAsia="Courier New"/>
+          <w:sz w:val="18"/>
+        </w:rPr>
+        <w:t xml:space="preserve">           |  | severity + action badges  |  |</w:t>
+      </w:r>
+    </w:p>
+    <w:p>
+      <w:pPr>
+        <w:spacing w:before="0" w:after="0"/>
+      </w:pPr>
+      <w:r>
+        <w:rPr>
+          <w:rFonts w:ascii="Courier New" w:hAnsi="Courier New" w:eastAsia="Courier New"/>
+          <w:sz w:val="18"/>
+        </w:rPr>
+        <w:t xml:space="preserve">           |  | IBM ADS runtime POST/3s   |  |</w:t>
+      </w:r>
+    </w:p>
+    <w:p>
+      <w:pPr>
+        <w:spacing w:before="0" w:after="0"/>
+      </w:pPr>
+      <w:r>
+        <w:rPr>
+          <w:rFonts w:ascii="Courier New" w:hAnsi="Courier New" w:eastAsia="Courier New"/>
+          <w:sz w:val="18"/>
+        </w:rPr>
+        <w:t xml:space="preserve">           |  | _classify_with_ads (ADS?) |  |  &lt;- optional</w:t>
+      </w:r>
+    </w:p>
+    <w:p>
+      <w:pPr>
+        <w:spacing w:before="0" w:after="0"/>
+      </w:pPr>
+      <w:r>
+        <w:rPr>
+          <w:rFonts w:ascii="Courier New" w:hAnsi="Courier New" w:eastAsia="Courier New"/>
+          <w:sz w:val="18"/>
+        </w:rPr>
+        <w:t xml:space="preserve">           |  +---------------------------+  |</w:t>
+      </w:r>
+    </w:p>
+    <w:p>
+      <w:pPr>
+        <w:spacing w:before="0" w:after="0"/>
+      </w:pPr>
+      <w:r>
+        <w:rPr>
+          <w:rFonts w:ascii="Courier New" w:hAnsi="Courier New" w:eastAsia="Courier New"/>
+          <w:sz w:val="18"/>
+        </w:rPr>
+        <w:t xml:space="preserve">           |  +---------------------------+  |</w:t>
+      </w:r>
+    </w:p>
+    <w:p>
+      <w:pPr>
+        <w:spacing w:before="0" w:after="0"/>
+      </w:pPr>
+      <w:r>
+        <w:rPr>
+          <w:rFonts w:ascii="Courier New" w:hAnsi="Courier New" w:eastAsia="Courier New"/>
+          <w:sz w:val="18"/>
+        </w:rPr>
+        <w:t xml:space="preserve">           |  | OpenSky /states (60s)      |  |</w:t>
+      </w:r>
+    </w:p>
+    <w:p>
+      <w:pPr>
+        <w:spacing w:before="0" w:after="0"/>
+      </w:pPr>
+      <w:r>
+        <w:rPr>
+          <w:rFonts w:ascii="Courier New" w:hAnsi="Courier New" w:eastAsia="Courier New"/>
+          <w:sz w:val="18"/>
+        </w:rPr>
+        <w:t xml:space="preserve">           |  | _tracker_fetch_loop        |  |  &lt;- thread</w:t>
+      </w:r>
+    </w:p>
+    <w:p>
+      <w:pPr>
+        <w:spacing w:before="0" w:after="0"/>
+      </w:pPr>
+      <w:r>
+        <w:rPr>
+          <w:rFonts w:ascii="Courier New" w:hAnsi="Courier New" w:eastAsia="Courier New"/>
+          <w:sz w:val="18"/>
+        </w:rPr>
+        <w:t xml:space="preserve">           |  +---------------------------+  |</w:t>
+      </w:r>
+    </w:p>
+    <w:p>
+      <w:pPr>
+        <w:spacing w:before="0" w:after="0"/>
+      </w:pPr>
+      <w:r>
+        <w:rPr>
+          <w:rFonts w:ascii="Courier New" w:hAnsi="Courier New" w:eastAsia="Courier New"/>
+          <w:sz w:val="18"/>
+        </w:rPr>
+        <w:t xml:space="preserve">           |  +---------+  +------------+  |</w:t>
+      </w:r>
+    </w:p>
+    <w:p>
+      <w:pPr>
+        <w:spacing w:before="0" w:after="0"/>
+      </w:pPr>
+      <w:r>
+        <w:rPr>
+          <w:rFonts w:ascii="Courier New" w:hAnsi="Courier New" w:eastAsia="Courier New"/>
+          <w:sz w:val="18"/>
+        </w:rPr>
+        <w:t xml:space="preserve">           |  | deque200|  | deque200   |  |</w:t>
+      </w:r>
+    </w:p>
+    <w:p>
+      <w:pPr>
+        <w:spacing w:before="0" w:after="0"/>
+      </w:pPr>
+      <w:r>
+        <w:rPr>
+          <w:rFonts w:ascii="Courier New" w:hAnsi="Courier New" w:eastAsia="Courier New"/>
+          <w:sz w:val="18"/>
+        </w:rPr>
+        <w:t xml:space="preserve">           |  | dedup   |  | adsb_raw   |  |</w:t>
+      </w:r>
+    </w:p>
+    <w:p>
+      <w:pPr>
+        <w:spacing w:before="0" w:after="0"/>
+      </w:pPr>
+      <w:r>
+        <w:rPr>
+          <w:rFonts w:ascii="Courier New" w:hAnsi="Courier New" w:eastAsia="Courier New"/>
+          <w:sz w:val="18"/>
+        </w:rPr>
+        <w:t xml:space="preserve">           |  |_consume |  |_consume_raw|  |  &lt;- threads</w:t>
+      </w:r>
+    </w:p>
+    <w:p>
+      <w:pPr>
+        <w:spacing w:before="0" w:after="0"/>
+      </w:pPr>
+      <w:r>
+        <w:rPr>
+          <w:rFonts w:ascii="Courier New" w:hAnsi="Courier New" w:eastAsia="Courier New"/>
+          <w:sz w:val="18"/>
+        </w:rPr>
+        <w:t xml:space="preserve">           |  +---------+  +------------+  |</w:t>
+      </w:r>
+    </w:p>
+    <w:p>
+      <w:pPr>
+        <w:spacing w:before="0" w:after="0"/>
+      </w:pPr>
+      <w:r>
+        <w:rPr>
+          <w:rFonts w:ascii="Courier New" w:hAnsi="Courier New" w:eastAsia="Courier New"/>
+          <w:sz w:val="18"/>
+        </w:rPr>
+        <w:t xml:space="preserve">           |  Flask :8080  (plane-track ns) |</w:t>
+      </w:r>
+    </w:p>
+    <w:p>
+      <w:pPr>
+        <w:spacing w:before="0" w:after="0"/>
+      </w:pPr>
+      <w:r>
+        <w:rPr>
+          <w:rFonts w:ascii="Courier New" w:hAnsi="Courier New" w:eastAsia="Courier New"/>
+          <w:sz w:val="18"/>
+        </w:rPr>
+        <w:t xml:space="preserve">           |     alerts-dashboard           |</w:t>
+      </w:r>
+    </w:p>
+    <w:p>
+      <w:pPr>
+        <w:spacing w:before="0" w:after="0"/>
+      </w:pPr>
+      <w:r>
+        <w:rPr>
+          <w:rFonts w:ascii="Courier New" w:hAnsi="Courier New" w:eastAsia="Courier New"/>
+          <w:sz w:val="18"/>
+        </w:rPr>
+        <w:t xml:space="preserve">           +-------------------------------+</w:t>
+      </w:r>
+    </w:p>
+    <w:p>
+      <w:pPr>
+        <w:spacing w:before="0" w:after="0"/>
+      </w:pPr>
+      <w:r>
+        <w:rPr>
+          <w:rFonts w:ascii="Courier New" w:hAnsi="Courier New" w:eastAsia="Courier New"/>
+          <w:sz w:val="18"/>
+        </w:rPr>
+        <w:t xml:space="preserve">                           v</w:t>
+      </w:r>
+    </w:p>
+    <w:p>
+      <w:pPr>
+        <w:spacing w:before="0" w:after="0"/>
+      </w:pPr>
+      <w:r>
+        <w:rPr>
+          <w:rFonts w:ascii="Courier New" w:hAnsi="Courier New" w:eastAsia="Courier New"/>
+          <w:sz w:val="18"/>
+        </w:rPr>
+        <w:t xml:space="preserve">                           |  consume (5 topics)</w:t>
+      </w:r>
+    </w:p>
+    <w:p>
+      <w:pPr>
+        <w:spacing w:before="0" w:after="0"/>
+      </w:pPr>
+      <w:r>
+        <w:rPr>
+          <w:rFonts w:ascii="Courier New" w:hAnsi="Courier New" w:eastAsia="Courier New"/>
+          <w:sz w:val="18"/>
+        </w:rPr>
+        <w:t xml:space="preserve">     +---------------------+----------------------------+</w:t>
+      </w:r>
+    </w:p>
+    <w:p>
+      <w:pPr>
+        <w:spacing w:before="0" w:after="0"/>
+      </w:pPr>
+      <w:r>
+        <w:rPr>
+          <w:rFonts w:ascii="Courier New" w:hAnsi="Courier New" w:eastAsia="Courier New"/>
+          <w:sz w:val="18"/>
+        </w:rPr>
+        <w:t xml:space="preserve">     |                     |                            |</w:t>
+      </w:r>
+    </w:p>
+    <w:p>
+      <w:pPr>
+        <w:spacing w:before="0" w:after="0"/>
+      </w:pPr>
+      <w:r>
+        <w:rPr>
+          <w:rFonts w:ascii="Courier New" w:hAnsi="Courier New" w:eastAsia="Courier New"/>
+          <w:sz w:val="18"/>
+        </w:rPr>
+        <w:t xml:space="preserve">     |   Go-Around          |                            |</w:t>
+      </w:r>
+    </w:p>
+    <w:p>
+      <w:pPr>
+        <w:spacing w:before="0" w:after="0"/>
+      </w:pPr>
+      <w:r>
+        <w:rPr>
+          <w:rFonts w:ascii="Courier New" w:hAnsi="Courier New" w:eastAsia="Courier New"/>
+          <w:sz w:val="18"/>
+        </w:rPr>
+        <w:t xml:space="preserve">     |   Repeated        ory_repeated_goaround           |</w:t>
+      </w:r>
+    </w:p>
+    <w:p>
+      <w:pPr>
+        <w:spacing w:before="0" w:after="0"/>
+      </w:pPr>
+      <w:r>
+        <w:rPr>
+          <w:rFonts w:ascii="Courier New" w:hAnsi="Courier New" w:eastAsia="Courier New"/>
+          <w:sz w:val="18"/>
+        </w:rPr>
+        <w:t xml:space="preserve">     +--- [cep5] ----+  &lt;-- self-join on ory_missed_appr |</w:t>
+      </w:r>
+    </w:p>
+    <w:p>
+      <w:pPr>
+        <w:spacing w:before="0" w:after="0"/>
+      </w:pPr>
+      <w:r>
+        <w:rPr>
+          <w:rFonts w:ascii="Courier New" w:hAnsi="Courier New" w:eastAsia="Courier New"/>
+          <w:sz w:val="18"/>
+        </w:rPr>
+        <w:t xml:space="preserve">     |               |                                   |</w:t>
+      </w:r>
+    </w:p>
+    <w:p>
+      <w:pPr>
+        <w:spacing w:before="0" w:after="0"/>
+      </w:pPr>
+      <w:r>
+        <w:rPr>
+          <w:rFonts w:ascii="Courier New" w:hAnsi="Courier New" w:eastAsia="Courier New"/>
+          <w:sz w:val="18"/>
+        </w:rPr>
+        <w:t xml:space="preserve">     |            ory_twin_landing                       |</w:t>
+      </w:r>
+    </w:p>
+    <w:p>
+      <w:pPr>
+        <w:spacing w:before="0" w:after="0"/>
+      </w:pPr>
+      <w:r>
+        <w:rPr>
+          <w:rFonts w:ascii="Courier New" w:hAnsi="Courier New" w:eastAsia="Courier New"/>
+          <w:sz w:val="18"/>
+        </w:rPr>
+        <w:t xml:space="preserve">     |               v                                  |</w:t>
+      </w:r>
+    </w:p>
+    <w:p>
+      <w:pPr>
+        <w:spacing w:before="0" w:after="0"/>
+      </w:pPr>
+      <w:r>
+        <w:rPr>
+          <w:rFonts w:ascii="Courier New" w:hAnsi="Courier New" w:eastAsia="Courier New"/>
+          <w:sz w:val="18"/>
+        </w:rPr>
+        <w:t xml:space="preserve">     |               |  ory_rapid_descent  ory_corridor_overload</w:t>
+      </w:r>
+    </w:p>
+    <w:p>
+      <w:pPr>
+        <w:spacing w:before="0" w:after="0"/>
+      </w:pPr>
+      <w:r>
+        <w:rPr>
+          <w:rFonts w:ascii="Courier New" w:hAnsi="Courier New" w:eastAsia="Courier New"/>
+          <w:sz w:val="18"/>
+        </w:rPr>
+        <w:t xml:space="preserve">  ory_missed_appr    |     v                v</w:t>
+      </w:r>
+    </w:p>
+    <w:p>
+      <w:pPr>
+        <w:spacing w:before="0" w:after="0"/>
+      </w:pPr>
+      <w:r>
+        <w:rPr>
+          <w:rFonts w:ascii="Courier New" w:hAnsi="Courier New" w:eastAsia="Courier New"/>
+          <w:sz w:val="18"/>
+        </w:rPr>
+        <w:t xml:space="preserve">     v               |     |                |   produce to Kafka</w:t>
+      </w:r>
+    </w:p>
+    <w:p>
+      <w:pPr>
+        <w:spacing w:before="0" w:after="0"/>
+      </w:pPr>
+      <w:r>
+        <w:rPr>
+          <w:rFonts w:ascii="Courier New" w:hAnsi="Courier New" w:eastAsia="Courier New"/>
+          <w:sz w:val="18"/>
+        </w:rPr>
+        <w:t xml:space="preserve">     |               |     |                |</w:t>
+      </w:r>
+    </w:p>
+    <w:p>
+      <w:pPr>
+        <w:spacing w:before="0" w:after="0"/>
+      </w:pPr>
+      <w:r>
+        <w:rPr>
+          <w:rFonts w:ascii="Courier New" w:hAnsi="Courier New" w:eastAsia="Courier New"/>
+          <w:sz w:val="18"/>
+        </w:rPr>
+        <w:t xml:space="preserve">  Approach        Landng Descent        Overload</w:t>
+      </w:r>
+    </w:p>
+    <w:p>
+      <w:pPr>
+        <w:spacing w:before="0" w:after="0"/>
+      </w:pPr>
+      <w:r>
+        <w:rPr>
+          <w:rFonts w:ascii="Courier New" w:hAnsi="Courier New" w:eastAsia="Courier New"/>
+          <w:sz w:val="18"/>
+        </w:rPr>
+        <w:t xml:space="preserve">  Missed           Twin  Rapid          Corridor</w:t>
+      </w:r>
+    </w:p>
+    <w:p>
+      <w:pPr>
+        <w:spacing w:before="0" w:after="0"/>
+      </w:pPr>
+      <w:r>
+        <w:rPr>
+          <w:rFonts w:ascii="Courier New" w:hAnsi="Courier New" w:eastAsia="Courier New"/>
+          <w:sz w:val="18"/>
+        </w:rPr>
+        <w:t xml:space="preserve">  [cep1]          [cep2][cep3]         [cep4]</w:t>
+      </w:r>
+    </w:p>
+    <w:p>
+      <w:pPr>
+        <w:spacing w:before="0" w:after="0"/>
+      </w:pPr>
+      <w:r>
+        <w:rPr>
+          <w:rFonts w:ascii="Courier New" w:hAnsi="Courier New" w:eastAsia="Courier New"/>
+          <w:sz w:val="18"/>
+        </w:rPr>
+        <w:t xml:space="preserve">        v           v    v                v</w:t>
+      </w:r>
+    </w:p>
+    <w:p>
+      <w:pPr>
+        <w:spacing w:before="0" w:after="0"/>
+      </w:pPr>
+      <w:r>
+        <w:rPr>
+          <w:rFonts w:ascii="Courier New" w:hAnsi="Courier New" w:eastAsia="Courier New"/>
+          <w:sz w:val="18"/>
+        </w:rPr>
+        <w:t xml:space="preserve">        +-------+  +-+  +-+  +-----------+</w:t>
+      </w:r>
+    </w:p>
+    <w:p>
+      <w:pPr>
+        <w:spacing w:before="0" w:after="0"/>
+      </w:pPr>
+      <w:r>
+        <w:rPr>
+          <w:rFonts w:ascii="Courier New" w:hAnsi="Courier New" w:eastAsia="Courier New"/>
+          <w:sz w:val="18"/>
+        </w:rPr>
+        <w:t xml:space="preserve">                |    |    |    |  consume (Flink SQL)</w:t>
+      </w:r>
+    </w:p>
+    <w:p>
+      <w:pPr>
+        <w:spacing w:before="0" w:after="0"/>
+      </w:pPr>
+      <w:r>
+        <w:rPr>
+          <w:rFonts w:ascii="Courier New" w:hAnsi="Courier New" w:eastAsia="Courier New"/>
+          <w:sz w:val="18"/>
+        </w:rPr>
+        <w:t xml:space="preserve">           +----+----+----+----+</w:t>
+      </w:r>
+    </w:p>
+    <w:p>
+      <w:pPr>
+        <w:spacing w:before="0" w:after="0"/>
+      </w:pPr>
+      <w:r>
+        <w:rPr>
+          <w:rFonts w:ascii="Courier New" w:hAnsi="Courier New" w:eastAsia="Courier New"/>
+          <w:sz w:val="18"/>
+        </w:rPr>
+        <w:t xml:space="preserve">           |    adsb_raw        |</w:t>
+      </w:r>
+    </w:p>
+    <w:p>
+      <w:pPr>
+        <w:spacing w:before="0" w:after="0"/>
+      </w:pPr>
+      <w:r>
+        <w:rPr>
+          <w:rFonts w:ascii="Courier New" w:hAnsi="Courier New" w:eastAsia="Courier New"/>
+          <w:sz w:val="18"/>
+        </w:rPr>
+        <w:t xml:space="preserve">           |   Kafka topic      |</w:t>
+      </w:r>
+    </w:p>
+    <w:p>
+      <w:pPr>
+        <w:spacing w:before="0" w:after="0"/>
+      </w:pPr>
+      <w:r>
+        <w:rPr>
+          <w:rFonts w:ascii="Courier New" w:hAnsi="Courier New" w:eastAsia="Courier New"/>
+          <w:sz w:val="18"/>
+        </w:rPr>
+        <w:t xml:space="preserve">           +--------------------+</w:t>
+      </w:r>
+    </w:p>
+    <w:p>
+      <w:pPr>
+        <w:spacing w:before="0" w:after="0"/>
+      </w:pPr>
+      <w:r>
+        <w:rPr>
+          <w:rFonts w:ascii="Courier New" w:hAnsi="Courier New" w:eastAsia="Courier New"/>
+          <w:sz w:val="18"/>
+        </w:rPr>
+        <w:t xml:space="preserve">                      v  v</w:t>
+      </w:r>
+    </w:p>
+    <w:p>
+      <w:pPr>
+        <w:spacing w:before="0" w:after="0"/>
+      </w:pPr>
+      <w:r>
+        <w:rPr>
+          <w:rFonts w:ascii="Courier New" w:hAnsi="Courier New" w:eastAsia="Courier New"/>
+          <w:sz w:val="18"/>
+        </w:rPr>
+        <w:t xml:space="preserve">                      |  |</w:t>
+      </w:r>
+    </w:p>
+    <w:p>
+      <w:pPr>
+        <w:spacing w:before="0" w:after="0"/>
+      </w:pPr>
+      <w:r>
+        <w:rPr>
+          <w:rFonts w:ascii="Courier New" w:hAnsi="Courier New" w:eastAsia="Courier New"/>
+          <w:sz w:val="18"/>
+        </w:rPr>
+        <w:t xml:space="preserve">           +----------+  +-----------------+</w:t>
+      </w:r>
+    </w:p>
+    <w:p>
+      <w:pPr>
+        <w:spacing w:before="0" w:after="0"/>
+      </w:pPr>
+      <w:r>
+        <w:rPr>
+          <w:rFonts w:ascii="Courier New" w:hAnsi="Courier New" w:eastAsia="Courier New"/>
+          <w:sz w:val="18"/>
+        </w:rPr>
+        <w:t xml:space="preserve">           |  produce JSON                |</w:t>
+      </w:r>
+    </w:p>
+    <w:p>
+      <w:pPr>
+        <w:spacing w:before="0" w:after="0"/>
+      </w:pPr>
+      <w:r>
+        <w:rPr>
+          <w:rFonts w:ascii="Courier New" w:hAnsi="Courier New" w:eastAsia="Courier New"/>
+          <w:sz w:val="18"/>
+        </w:rPr>
+        <w:t xml:space="preserve">  +--------+--------+         +--------+----------+</w:t>
+      </w:r>
+    </w:p>
+    <w:p>
+      <w:pPr>
+        <w:spacing w:before="0" w:after="0"/>
+      </w:pPr>
+      <w:r>
+        <w:rPr>
+          <w:rFonts w:ascii="Courier New" w:hAnsi="Courier New" w:eastAsia="Courier New"/>
+          <w:sz w:val="18"/>
+        </w:rPr>
+        <w:t xml:space="preserve">  | poll every 60s  |         |  4 scenarios/20s  |</w:t>
+      </w:r>
+    </w:p>
+    <w:p>
+      <w:pPr>
+        <w:spacing w:before="0" w:after="0"/>
+      </w:pPr>
+      <w:r>
+        <w:rPr>
+          <w:rFonts w:ascii="Courier New" w:hAnsi="Courier New" w:eastAsia="Courier New"/>
+          <w:sz w:val="18"/>
+        </w:rPr>
+        <w:t xml:space="preserve">  | (OpenSky OAuth2)|         |  (SIM* aircraft)  |</w:t>
+      </w:r>
+    </w:p>
+    <w:p>
+      <w:pPr>
+        <w:spacing w:before="0" w:after="0"/>
+      </w:pPr>
+      <w:r>
+        <w:rPr>
+          <w:rFonts w:ascii="Courier New" w:hAnsi="Courier New" w:eastAsia="Courier New"/>
+          <w:sz w:val="18"/>
+        </w:rPr>
+        <w:t xml:space="preserve">  | adsb-producer   |         |  adsb-simulator   |</w:t>
+      </w:r>
+    </w:p>
+    <w:p>
+      <w:pPr>
+        <w:spacing w:before="0" w:after="0"/>
+      </w:pPr>
+      <w:r>
+        <w:rPr>
+          <w:rFonts w:ascii="Courier New" w:hAnsi="Courier New" w:eastAsia="Courier New"/>
+          <w:sz w:val="18"/>
+        </w:rPr>
+        <w:t xml:space="preserve">  +------------------+         +-------------------+</w:t>
+      </w:r>
+    </w:p>
+    <w:p>
+      <w:pPr>
+        <w:spacing w:after="40"/>
+      </w:pPr>
+      <w:r>
+        <w:rPr/>
+        <w:t xml:space="preserve"/>
+      </w:r>
+    </w:p>
     <w:p>
       <w:pPr>
         <w:spacing w:after="160"/>
